--- a/docs/business-plan.docx
+++ b/docs/business-plan.docx
@@ -134,28 +134,37 @@
         <w:rPr>
           <w:b/>
         </w:rPr>
-        <w:t xml:space="preserve">The finding that could sink it.</w:t>
-      </w:r>
-      <w:r>
-        <w:t xml:space="preserve"> In live mode a viewer holds only six slides in memory, so a long-running show re-fetches the same photos through the relay all evening. At scale that is </w:t>
-      </w:r>
-      <w:r>
-        <w:rPr>
-          <w:b/>
-        </w:rPr>
-        <w:t xml:space="preserve">$72,000/month of egress against $36,000/month of revenue</w:t>
-      </w:r>
-      <w:r>
-        <w:t xml:space="preserve"> — the free tier would cost twice what the whole business earns. Making a viewer keep the whole show, which hand-off mode already does, cuts it </w:t>
-      </w:r>
-      <w:r>
-        <w:rPr>
-          <w:b/>
-        </w:rPr>
-        <w:t xml:space="preserve">53×</w:t>
-      </w:r>
-      <w:r>
-        <w:t xml:space="preserve"> to $1,368/month. This is a few hours of work and it is the single highest-value engineering task in this document.</w:t>
+        <w:t xml:space="preserve">The finding that costs the most.</w:t>
+      </w:r>
+      <w:r>
+        <w:t xml:space="preserve"> In live mode a viewer holds only six slides in memory, so a show re-fetches the same photos through the relay for as long as it runs. </w:t>
+      </w:r>
+      <w:r>
+        <w:rPr>
+          <w:b/>
+        </w:rPr>
+        <w:t xml:space="preserve">Cost therefore scales with duration rather than with content, and break-even is 19 minutes</w:t>
+      </w:r>
+      <w:r>
+        <w:t xml:space="preserve"> — a show earns $0.015 and costs about $0.048 an hour to serve. Blended over a realistic mix of show lengths that is </w:t>
+      </w:r>
+      <w:r>
+        <w:rPr>
+          <w:b/>
+        </w:rPr>
+        <w:t xml:space="preserve">18× more egress than necessary</w:t>
+      </w:r>
+      <w:r>
+        <w:t xml:space="preserve">, which takes gross margin from </w:t>
+      </w:r>
+      <w:r>
+        <w:rPr>
+          <w:b/>
+        </w:rPr>
+        <w:t xml:space="preserve">96% to 33%</w:t>
+      </w:r>
+      <w:r>
+        <w:t xml:space="preserve">; if shows really do run all evening it reaches $72,000/month and exceeds revenue outright. Having a viewer keep the show, which hand-off mode already does, is a few hours of work and is the single highest-value engineering task in this document.</w:t>
       </w:r>
     </w:p>
     <w:p>
@@ -1741,7 +1750,7 @@
           <w:szCs w:val="26"/>
           <w:color w:val="3B3357"/>
         </w:rPr>
-        <w:t xml:space="preserve">Finding 1 — live mode re-fetches, and at scale that is fatal</w:t>
+        <w:t xml:space="preserve">Finding 1 — live mode's cost scales with time, not content</w:t>
       </w:r>
     </w:p>
     <w:p>
@@ -1767,7 +1776,40 @@
         <w:t xml:space="preserve">public/watch.js</w:t>
       </w:r>
       <w:r>
-        <w:t xml:space="preserve">]. A 40-photo show looping for three hours at five seconds a slide is 2,160 slide-views per screen, and nearly every one of them is a fresh fetch through the relay.</w:t>
+        <w:t xml:space="preserve">]. Once a show loops past those six, nearly every advance is a fresh fetch through the relay — so </w:t>
+      </w:r>
+      <w:r>
+        <w:rPr>
+          <w:b/>
+        </w:rPr>
+        <w:t xml:space="preserve">cost scales with how long a show runs, not with how much content it holds.</w:t>
+      </w:r>
+    </w:p>
+    <w:p>
+      <w:pPr/>
+      <w:r>
+        <w:t xml:space="preserve">That is the wrong shape. A slideshow left on a television all evening is the use case the landing page leads with, and it is precisely the one this punishes.</w:t>
+      </w:r>
+    </w:p>
+    <w:p>
+      <w:pPr/>
+      <w:r>
+        <w:rPr>
+          <w:b/>
+        </w:rPr>
+        <w:t xml:space="preserve">Break-even is 19 minutes.</w:t>
+      </w:r>
+      <w:r>
+        <w:t xml:space="preserve"> A show earns $0.015 in advertising and costs about </w:t>
+      </w:r>
+      <w:r>
+        <w:rPr>
+          <w:b/>
+        </w:rPr>
+        <w:t xml:space="preserve">$0.048 per show-hour</w:t>
+      </w:r>
+      <w:r>
+        <w:t xml:space="preserve"> to serve at four screens:</w:t>
       </w:r>
     </w:p>
     <w:tbl>
@@ -1790,9 +1832,11 @@
         </w:tblCellMar>
       </w:tblPr>
       <w:tblGrid>
-        <w:gridCol w:w="3120"/>
-        <w:gridCol w:w="3120"/>
-        <w:gridCol w:w="3120"/>
+        <w:gridCol w:w="1872"/>
+        <w:gridCol w:w="1872"/>
+        <w:gridCol w:w="1872"/>
+        <w:gridCol w:w="1872"/>
+        <w:gridCol w:w="1872"/>
       </w:tblGrid>
       <w:tr>
         <w:trPr>
@@ -1800,7 +1844,7 @@
         </w:trPr>
         <w:tc>
           <w:tcPr>
-            <w:tcW w:w="3120" w:type="dxa"/>
+            <w:tcW w:w="1872" w:type="dxa"/>
             <w:shd w:val="clear" w:fill="F2F2F2"/>
           </w:tcPr>
           <w:p>
@@ -1811,13 +1855,13 @@
               <w:rPr>
                 <w:b/>
               </w:rPr>
-              <w:t xml:space="preserve"/>
-            </w:r>
-          </w:p>
-        </w:tc>
-        <w:tc>
-          <w:tcPr>
-            <w:tcW w:w="3120" w:type="dxa"/>
+              <w:t xml:space="preserve">Show length</w:t>
+            </w:r>
+          </w:p>
+        </w:tc>
+        <w:tc>
+          <w:tcPr>
+            <w:tcW w:w="1872" w:type="dxa"/>
             <w:shd w:val="clear" w:fill="F2F2F2"/>
           </w:tcPr>
           <w:p>
@@ -1828,13 +1872,13 @@
               <w:rPr>
                 <w:b/>
               </w:rPr>
-              <w:t xml:space="preserve">Per show</w:t>
-            </w:r>
-          </w:p>
-        </w:tc>
-        <w:tc>
-          <w:tcPr>
-            <w:tcW w:w="3120" w:type="dxa"/>
+              <w:t xml:space="preserve">Egress</w:t>
+            </w:r>
+          </w:p>
+        </w:tc>
+        <w:tc>
+          <w:tcPr>
+            <w:tcW w:w="1872" w:type="dxa"/>
             <w:shd w:val="clear" w:fill="F2F2F2"/>
           </w:tcPr>
           <w:p>
@@ -1845,7 +1889,41 @@
               <w:rPr>
                 <w:b/>
               </w:rPr>
-              <w:t xml:space="preserve">At 500,000 shows/month</w:t>
+              <w:t xml:space="preserve">Egress cost</w:t>
+            </w:r>
+          </w:p>
+        </w:tc>
+        <w:tc>
+          <w:tcPr>
+            <w:tcW w:w="1872" w:type="dxa"/>
+            <w:shd w:val="clear" w:fill="F2F2F2"/>
+          </w:tcPr>
+          <w:p>
+            <w:pPr>
+              <w:pStyle w:val="TableText"/>
+            </w:pPr>
+            <w:r>
+              <w:rPr>
+                <w:b/>
+              </w:rPr>
+              <w:t xml:space="preserve">Ad revenue</w:t>
+            </w:r>
+          </w:p>
+        </w:tc>
+        <w:tc>
+          <w:tcPr>
+            <w:tcW w:w="1872" w:type="dxa"/>
+            <w:shd w:val="clear" w:fill="F2F2F2"/>
+          </w:tcPr>
+          <w:p>
+            <w:pPr>
+              <w:pStyle w:val="TableText"/>
+            </w:pPr>
+            <w:r>
+              <w:rPr>
+                <w:b/>
+              </w:rPr>
+              <w:t xml:space="preserve">Net</w:t>
             </w:r>
           </w:p>
         </w:tc>
@@ -1853,43 +1931,69 @@
       <w:tr>
         <w:tc>
           <w:tcPr>
-            <w:tcW w:w="3120" w:type="dxa"/>
-          </w:tcPr>
-          <w:p>
-            <w:pPr>
-              <w:pStyle w:val="TableText"/>
-            </w:pPr>
-            <w:r>
-              <w:t xml:space="preserve">Live mode, 3-hour loop</w:t>
-            </w:r>
-          </w:p>
-        </w:tc>
-        <w:tc>
-          <w:tcPr>
-            <w:tcW w:w="3120" w:type="dxa"/>
-          </w:tcPr>
-          <w:p>
-            <w:pPr>
-              <w:pStyle w:val="TableText"/>
-            </w:pPr>
-            <w:r>
-              <w:t xml:space="preserve">2.88 GB</w:t>
-            </w:r>
-          </w:p>
-        </w:tc>
-        <w:tc>
-          <w:tcPr>
-            <w:tcW w:w="3120" w:type="dxa"/>
-          </w:tcPr>
-          <w:p>
-            <w:pPr>
-              <w:pStyle w:val="TableText"/>
-            </w:pPr>
-            <w:r>
-              <w:rPr>
-                <w:b/>
-              </w:rPr>
-              <w:t xml:space="preserve">1,440 TB → $72,000/month</w:t>
+            <w:tcW w:w="1872" w:type="dxa"/>
+          </w:tcPr>
+          <w:p>
+            <w:pPr>
+              <w:pStyle w:val="TableText"/>
+            </w:pPr>
+            <w:r>
+              <w:t xml:space="preserve">10 minutes</w:t>
+            </w:r>
+          </w:p>
+        </w:tc>
+        <w:tc>
+          <w:tcPr>
+            <w:tcW w:w="1872" w:type="dxa"/>
+          </w:tcPr>
+          <w:p>
+            <w:pPr>
+              <w:pStyle w:val="TableText"/>
+            </w:pPr>
+            <w:r>
+              <w:t xml:space="preserve">156 MB</w:t>
+            </w:r>
+          </w:p>
+        </w:tc>
+        <w:tc>
+          <w:tcPr>
+            <w:tcW w:w="1872" w:type="dxa"/>
+          </w:tcPr>
+          <w:p>
+            <w:pPr>
+              <w:pStyle w:val="TableText"/>
+            </w:pPr>
+            <w:r>
+              <w:t xml:space="preserve">$0.0076</w:t>
+            </w:r>
+          </w:p>
+        </w:tc>
+        <w:tc>
+          <w:tcPr>
+            <w:tcW w:w="1872" w:type="dxa"/>
+          </w:tcPr>
+          <w:p>
+            <w:pPr>
+              <w:pStyle w:val="TableText"/>
+            </w:pPr>
+            <w:r>
+              <w:t xml:space="preserve">$0.0150</w:t>
+            </w:r>
+          </w:p>
+        </w:tc>
+        <w:tc>
+          <w:tcPr>
+            <w:tcW w:w="1872" w:type="dxa"/>
+          </w:tcPr>
+          <w:p>
+            <w:pPr>
+              <w:pStyle w:val="TableText"/>
+            </w:pPr>
+            <w:r>
+              <w:rPr>
+                <w:b/>
+              </w:rPr>
+              <w:t xml:space="preserve">+$0.0074</w:t>
             </w:r>
           </w:p>
         </w:tc>
@@ -1897,46 +2001,270 @@
       <w:tr>
         <w:tc>
           <w:tcPr>
-            <w:tcW w:w="3120" w:type="dxa"/>
-          </w:tcPr>
-          <w:p>
-            <w:pPr>
-              <w:pStyle w:val="TableText"/>
-            </w:pPr>
-            <w:r>
-              <w:t xml:space="preserve">One copy per screen</w:t>
-            </w:r>
-          </w:p>
-        </w:tc>
-        <w:tc>
-          <w:tcPr>
-            <w:tcW w:w="3120" w:type="dxa"/>
-          </w:tcPr>
-          <w:p>
-            <w:pPr>
-              <w:pStyle w:val="TableText"/>
-            </w:pPr>
-            <w:r>
-              <w:t xml:space="preserve">54.7 MB</w:t>
-            </w:r>
-          </w:p>
-        </w:tc>
-        <w:tc>
-          <w:tcPr>
-            <w:tcW w:w="3120" w:type="dxa"/>
-          </w:tcPr>
-          <w:p>
-            <w:pPr>
-              <w:pStyle w:val="TableText"/>
-            </w:pPr>
-            <w:r>
-              <w:t xml:space="preserve">27.4 TB → </w:t>
-            </w:r>
-            <w:r>
-              <w:rPr>
-                <w:b/>
-              </w:rPr>
-              <w:t xml:space="preserve">$1,368/month</w:t>
+            <w:tcW w:w="1872" w:type="dxa"/>
+          </w:tcPr>
+          <w:p>
+            <w:pPr>
+              <w:pStyle w:val="TableText"/>
+            </w:pPr>
+            <w:r>
+              <w:t xml:space="preserve">19 minutes</w:t>
+            </w:r>
+          </w:p>
+        </w:tc>
+        <w:tc>
+          <w:tcPr>
+            <w:tcW w:w="1872" w:type="dxa"/>
+          </w:tcPr>
+          <w:p>
+            <w:pPr>
+              <w:pStyle w:val="TableText"/>
+            </w:pPr>
+            <w:r>
+              <w:t xml:space="preserve">~300 MB</w:t>
+            </w:r>
+          </w:p>
+        </w:tc>
+        <w:tc>
+          <w:tcPr>
+            <w:tcW w:w="1872" w:type="dxa"/>
+          </w:tcPr>
+          <w:p>
+            <w:pPr>
+              <w:pStyle w:val="TableText"/>
+            </w:pPr>
+            <w:r>
+              <w:t xml:space="preserve">$0.0147</w:t>
+            </w:r>
+          </w:p>
+        </w:tc>
+        <w:tc>
+          <w:tcPr>
+            <w:tcW w:w="1872" w:type="dxa"/>
+          </w:tcPr>
+          <w:p>
+            <w:pPr>
+              <w:pStyle w:val="TableText"/>
+            </w:pPr>
+            <w:r>
+              <w:t xml:space="preserve">$0.0150</w:t>
+            </w:r>
+          </w:p>
+        </w:tc>
+        <w:tc>
+          <w:tcPr>
+            <w:tcW w:w="1872" w:type="dxa"/>
+          </w:tcPr>
+          <w:p>
+            <w:pPr>
+              <w:pStyle w:val="TableText"/>
+            </w:pPr>
+            <w:r>
+              <w:t xml:space="preserve">break-even</w:t>
+            </w:r>
+          </w:p>
+        </w:tc>
+      </w:tr>
+      <w:tr>
+        <w:tc>
+          <w:tcPr>
+            <w:tcW w:w="1872" w:type="dxa"/>
+          </w:tcPr>
+          <w:p>
+            <w:pPr>
+              <w:pStyle w:val="TableText"/>
+            </w:pPr>
+            <w:r>
+              <w:t xml:space="preserve">30 minutes</w:t>
+            </w:r>
+          </w:p>
+        </w:tc>
+        <w:tc>
+          <w:tcPr>
+            <w:tcW w:w="1872" w:type="dxa"/>
+          </w:tcPr>
+          <w:p>
+            <w:pPr>
+              <w:pStyle w:val="TableText"/>
+            </w:pPr>
+            <w:r>
+              <w:t xml:space="preserve">484 MB</w:t>
+            </w:r>
+          </w:p>
+        </w:tc>
+        <w:tc>
+          <w:tcPr>
+            <w:tcW w:w="1872" w:type="dxa"/>
+          </w:tcPr>
+          <w:p>
+            <w:pPr>
+              <w:pStyle w:val="TableText"/>
+            </w:pPr>
+            <w:r>
+              <w:t xml:space="preserve">$0.0236</w:t>
+            </w:r>
+          </w:p>
+        </w:tc>
+        <w:tc>
+          <w:tcPr>
+            <w:tcW w:w="1872" w:type="dxa"/>
+          </w:tcPr>
+          <w:p>
+            <w:pPr>
+              <w:pStyle w:val="TableText"/>
+            </w:pPr>
+            <w:r>
+              <w:t xml:space="preserve">$0.0150</w:t>
+            </w:r>
+          </w:p>
+        </w:tc>
+        <w:tc>
+          <w:tcPr>
+            <w:tcW w:w="1872" w:type="dxa"/>
+          </w:tcPr>
+          <w:p>
+            <w:pPr>
+              <w:pStyle w:val="TableText"/>
+            </w:pPr>
+            <w:r>
+              <w:t xml:space="preserve">−$0.0086</w:t>
+            </w:r>
+          </w:p>
+        </w:tc>
+      </w:tr>
+      <w:tr>
+        <w:tc>
+          <w:tcPr>
+            <w:tcW w:w="1872" w:type="dxa"/>
+          </w:tcPr>
+          <w:p>
+            <w:pPr>
+              <w:pStyle w:val="TableText"/>
+            </w:pPr>
+            <w:r>
+              <w:t xml:space="preserve">1 hour</w:t>
+            </w:r>
+          </w:p>
+        </w:tc>
+        <w:tc>
+          <w:tcPr>
+            <w:tcW w:w="1872" w:type="dxa"/>
+          </w:tcPr>
+          <w:p>
+            <w:pPr>
+              <w:pStyle w:val="TableText"/>
+            </w:pPr>
+            <w:r>
+              <w:t xml:space="preserve">976 MB</w:t>
+            </w:r>
+          </w:p>
+        </w:tc>
+        <w:tc>
+          <w:tcPr>
+            <w:tcW w:w="1872" w:type="dxa"/>
+          </w:tcPr>
+          <w:p>
+            <w:pPr>
+              <w:pStyle w:val="TableText"/>
+            </w:pPr>
+            <w:r>
+              <w:t xml:space="preserve">$0.0477</w:t>
+            </w:r>
+          </w:p>
+        </w:tc>
+        <w:tc>
+          <w:tcPr>
+            <w:tcW w:w="1872" w:type="dxa"/>
+          </w:tcPr>
+          <w:p>
+            <w:pPr>
+              <w:pStyle w:val="TableText"/>
+            </w:pPr>
+            <w:r>
+              <w:t xml:space="preserve">$0.0150</w:t>
+            </w:r>
+          </w:p>
+        </w:tc>
+        <w:tc>
+          <w:tcPr>
+            <w:tcW w:w="1872" w:type="dxa"/>
+          </w:tcPr>
+          <w:p>
+            <w:pPr>
+              <w:pStyle w:val="TableText"/>
+            </w:pPr>
+            <w:r>
+              <w:t xml:space="preserve">−$0.0327</w:t>
+            </w:r>
+          </w:p>
+        </w:tc>
+      </w:tr>
+      <w:tr>
+        <w:tc>
+          <w:tcPr>
+            <w:tcW w:w="1872" w:type="dxa"/>
+          </w:tcPr>
+          <w:p>
+            <w:pPr>
+              <w:pStyle w:val="TableText"/>
+            </w:pPr>
+            <w:r>
+              <w:t xml:space="preserve">3 hours</w:t>
+            </w:r>
+          </w:p>
+        </w:tc>
+        <w:tc>
+          <w:tcPr>
+            <w:tcW w:w="1872" w:type="dxa"/>
+          </w:tcPr>
+          <w:p>
+            <w:pPr>
+              <w:pStyle w:val="TableText"/>
+            </w:pPr>
+            <w:r>
+              <w:t xml:space="preserve">2.9 GB</w:t>
+            </w:r>
+          </w:p>
+        </w:tc>
+        <w:tc>
+          <w:tcPr>
+            <w:tcW w:w="1872" w:type="dxa"/>
+          </w:tcPr>
+          <w:p>
+            <w:pPr>
+              <w:pStyle w:val="TableText"/>
+            </w:pPr>
+            <w:r>
+              <w:t xml:space="preserve">$0.1438</w:t>
+            </w:r>
+          </w:p>
+        </w:tc>
+        <w:tc>
+          <w:tcPr>
+            <w:tcW w:w="1872" w:type="dxa"/>
+          </w:tcPr>
+          <w:p>
+            <w:pPr>
+              <w:pStyle w:val="TableText"/>
+            </w:pPr>
+            <w:r>
+              <w:t xml:space="preserve">$0.0150</w:t>
+            </w:r>
+          </w:p>
+        </w:tc>
+        <w:tc>
+          <w:tcPr>
+            <w:tcW w:w="1872" w:type="dxa"/>
+          </w:tcPr>
+          <w:p>
+            <w:pPr>
+              <w:pStyle w:val="TableText"/>
+            </w:pPr>
+            <w:r>
+              <w:rPr>
+                <w:b/>
+              </w:rPr>
+              <w:t xml:space="preserve">−$0.1288</w:t>
             </w:r>
           </w:p>
         </w:tc>
@@ -1953,130 +2281,27 @@
     <w:p>
       <w:pPr/>
       <w:r>
-        <w:rPr>
-          <w:b/>
-        </w:rPr>
-        <w:t xml:space="preserve">$72,000/month against $36,000/month of revenue.</w:t>
-      </w:r>
-      <w:r>
-        <w:t xml:space="preserve"> The free tier would cost twice what the entire business earns, and the harder people used it the worse it would get.</w:t>
-      </w:r>
-    </w:p>
-    <w:p>
-      <w:pPr/>
-      <w:r>
-        <w:t xml:space="preserve">The fix is small. Hand-off mode already stores the whole show in the browser's Cache API and fetches each slide exactly once; live mode should do the same, or at minimum raise its in-memory cache to cover the whole playlist. A 40-photo show is ~14 MB in the browser — nothing. </w:t>
-      </w:r>
-      <w:r>
-        <w:rPr>
-          <w:b/>
-        </w:rPr>
-        <w:t xml:space="preserve">This is the highest-value engineering task in this plan: a few hours of work for a 53× reduction in the dominant cost.</w:t>
-      </w:r>
-    </w:p>
-    <w:p>
-      <w:pPr>
-        <w:pStyle w:val="Heading3"/>
-      </w:pPr>
-      <w:r>
-        <w:rPr>
-          <w:b/>
-          <w:sz w:val="26"/>
-          <w:szCs w:val="26"/>
-          <w:color w:val="3B3357"/>
-        </w:rPr>
-        <w:t xml:space="preserve">Finding 2 — premium is cheaper to serve than free</w:t>
-      </w:r>
-    </w:p>
-    <w:p>
-      <w:pPr/>
-      <w:r>
-        <w:t xml:space="preserve">Object storage is $0.015/GB-month </w:t>
-      </w:r>
-      <w:r>
-        <w:rPr>
-          <w:b/>
-        </w:rPr>
-        <w:t xml:space="preserve">with free egress</w:t>
-      </w:r>
-      <w:r>
-        <w:t xml:space="preserve">; relayed traffic is $0.05/GB. So a stored premium show costs almost nothing to serve, while a free relayed show costs real money every time a screen watches it.</w:t>
-      </w:r>
-    </w:p>
-    <w:p>
-      <w:pPr>
-        <w:pStyle w:val="ListBullet"/>
-        <w:numPr>
-          <w:ilvl w:val="0"/>
-          <w:numId w:val="1"/>
-        </w:numPr>
-      </w:pPr>
-      <w:r>
-        <w:t xml:space="preserve">50 slides stored = </w:t>
-      </w:r>
-      <w:r>
-        <w:rPr>
-          <w:b/>
-        </w:rPr>
-        <w:t xml:space="preserve">17 MB per show</w:t>
-      </w:r>
-    </w:p>
-    <w:p>
-      <w:pPr>
-        <w:pStyle w:val="ListBullet"/>
-        <w:numPr>
-          <w:ilvl w:val="0"/>
-          <w:numId w:val="1"/>
-        </w:numPr>
-      </w:pPr>
-      <w:r>
-        <w:rPr>
-          <w:b/>
-        </w:rPr>
-        <w:t xml:space="preserve">10,000 stored shows = 167 GB = $2.50/month</w:t>
-      </w:r>
-      <w:r>
-        <w:t xml:space="preserve">, egress free</w:t>
-      </w:r>
-    </w:p>
-    <w:p>
-      <w:pPr/>
-      <w:r>
-        <w:t xml:space="preserve">This inverts the usual freemium worry. The premium tier does not need to subsidise an expensive free tier — it is structurally cheaper. It also means Plus can be priced on value rather than cost, and that generous storage limits cost nothing to offer.</w:t>
-      </w:r>
-    </w:p>
-    <w:p>
-      <w:r>
-        <w:br w:type="page"/>
-      </w:r>
-    </w:p>
-    <w:p>
-      <w:pPr>
-        <w:pStyle w:val="Heading2"/>
-      </w:pPr>
-      <w:r>
-        <w:rPr>
-          <w:b/>
-          <w:sz w:val="32"/>
-          <w:szCs w:val="32"/>
-          <w:color w:val="2A2440"/>
-        </w:rPr>
-        <w:t xml:space="preserve">7. Three-year scenarios</w:t>
-      </w:r>
-    </w:p>
-    <w:p>
-      <w:pPr/>
-      <w:r>
-        <w:t xml:space="preserve">Assumes 2 shows per presenter per month, 4 screens per show, 40 slides, $2.50 RPM, </w:t>
-      </w:r>
-      <w:r>
-        <w:rPr>
-          <w:b/>
-        </w:rPr>
-        <w:t xml:space="preserve">2.5% free-to-paid conversion</w:t>
-      </w:r>
-      <w:r>
-        <w:t xml:space="preserve"> (published consumer freemium median is 2.1–5% [sourced]), $3.99/month blended subscription, and Finding 1 fixed.</w:t>
+        <w:t xml:space="preserve">Blended over a realistic mix — 25% ambient at three hours, 35% family walkthroughs at fifteen minutes, 40% presentations at twenty-five [assumed] — the average show sends </w:t>
+      </w:r>
+      <w:r>
+        <w:rPr>
+          <w:b/>
+        </w:rPr>
+        <w:t xml:space="preserve">980 MB where 54.7 MB would do: 18× more than it needs to.</w:t>
+      </w:r>
+    </w:p>
+    <w:p>
+      <w:pPr>
+        <w:pStyle w:val="Heading4"/>
+      </w:pPr>
+      <w:r>
+        <w:rPr>
+          <w:b/>
+          <w:i/>
+          <w:sz w:val="23"/>
+          <w:szCs w:val="23"/>
+        </w:rPr>
+        <w:t xml:space="preserve">What it does to the model</w:t>
       </w:r>
     </w:p>
     <w:tbl>
@@ -2121,7 +2346,7 @@
               <w:rPr>
                 <w:b/>
               </w:rPr>
-              <w:t xml:space="preserve"/>
+              <w:t xml:space="preserve">At Year 3 (500,000 shows/month)</w:t>
             </w:r>
           </w:p>
         </w:tc>
@@ -2138,7 +2363,7 @@
               <w:rPr>
                 <w:b/>
               </w:rPr>
-              <w:t xml:space="preserve">Year 1</w:t>
+              <w:t xml:space="preserve">Egress</w:t>
             </w:r>
           </w:p>
         </w:tc>
@@ -2155,7 +2380,7 @@
               <w:rPr>
                 <w:b/>
               </w:rPr>
-              <w:t xml:space="preserve">Year 2</w:t>
+              <w:t xml:space="preserve">Infrastructure</w:t>
             </w:r>
           </w:p>
         </w:tc>
@@ -2172,7 +2397,7 @@
               <w:rPr>
                 <w:b/>
               </w:rPr>
-              <w:t xml:space="preserve">Year 3</w:t>
+              <w:t xml:space="preserve">Gross margin</w:t>
             </w:r>
           </w:p>
         </w:tc>
@@ -2187,46 +2412,49 @@
               <w:pStyle w:val="TableText"/>
             </w:pPr>
             <w:r>
-              <w:t xml:space="preserve">Monthly active presenters</w:t>
-            </w:r>
-          </w:p>
-        </w:tc>
-        <w:tc>
-          <w:tcPr>
-            <w:tcW w:w="2340" w:type="dxa"/>
-          </w:tcPr>
-          <w:p>
-            <w:pPr>
-              <w:pStyle w:val="TableText"/>
-            </w:pPr>
-            <w:r>
-              <w:t xml:space="preserve">5,000</w:t>
-            </w:r>
-          </w:p>
-        </w:tc>
-        <w:tc>
-          <w:tcPr>
-            <w:tcW w:w="2340" w:type="dxa"/>
-          </w:tcPr>
-          <w:p>
-            <w:pPr>
-              <w:pStyle w:val="TableText"/>
-            </w:pPr>
-            <w:r>
-              <w:t xml:space="preserve">50,000</w:t>
-            </w:r>
-          </w:p>
-        </w:tc>
-        <w:tc>
-          <w:tcPr>
-            <w:tcW w:w="2340" w:type="dxa"/>
-          </w:tcPr>
-          <w:p>
-            <w:pPr>
-              <w:pStyle w:val="TableText"/>
-            </w:pPr>
-            <w:r>
-              <w:t xml:space="preserve">250,000</w:t>
+              <w:t xml:space="preserve">Each slide fetched once</w:t>
+            </w:r>
+          </w:p>
+        </w:tc>
+        <w:tc>
+          <w:tcPr>
+            <w:tcW w:w="2340" w:type="dxa"/>
+          </w:tcPr>
+          <w:p>
+            <w:pPr>
+              <w:pStyle w:val="TableText"/>
+            </w:pPr>
+            <w:r>
+              <w:t xml:space="preserve">$1,335/mo</w:t>
+            </w:r>
+          </w:p>
+        </w:tc>
+        <w:tc>
+          <w:tcPr>
+            <w:tcW w:w="2340" w:type="dxa"/>
+          </w:tcPr>
+          <w:p>
+            <w:pPr>
+              <w:pStyle w:val="TableText"/>
+            </w:pPr>
+            <w:r>
+              <w:t xml:space="preserve">$1,535/mo</w:t>
+            </w:r>
+          </w:p>
+        </w:tc>
+        <w:tc>
+          <w:tcPr>
+            <w:tcW w:w="2340" w:type="dxa"/>
+          </w:tcPr>
+          <w:p>
+            <w:pPr>
+              <w:pStyle w:val="TableText"/>
+            </w:pPr>
+            <w:r>
+              <w:rPr>
+                <w:b/>
+              </w:rPr>
+              <w:t xml:space="preserve">96%</w:t>
             </w:r>
           </w:p>
         </w:tc>
@@ -2241,46 +2469,49 @@
               <w:pStyle w:val="TableText"/>
             </w:pPr>
             <w:r>
-              <w:t xml:space="preserve">Shows / month</w:t>
-            </w:r>
-          </w:p>
-        </w:tc>
-        <w:tc>
-          <w:tcPr>
-            <w:tcW w:w="2340" w:type="dxa"/>
-          </w:tcPr>
-          <w:p>
-            <w:pPr>
-              <w:pStyle w:val="TableText"/>
-            </w:pPr>
-            <w:r>
-              <w:t xml:space="preserve">10,000</w:t>
-            </w:r>
-          </w:p>
-        </w:tc>
-        <w:tc>
-          <w:tcPr>
-            <w:tcW w:w="2340" w:type="dxa"/>
-          </w:tcPr>
-          <w:p>
-            <w:pPr>
-              <w:pStyle w:val="TableText"/>
-            </w:pPr>
-            <w:r>
-              <w:t xml:space="preserve">100,000</w:t>
-            </w:r>
-          </w:p>
-        </w:tc>
-        <w:tc>
-          <w:tcPr>
-            <w:tcW w:w="2340" w:type="dxa"/>
-          </w:tcPr>
-          <w:p>
-            <w:pPr>
-              <w:pStyle w:val="TableText"/>
-            </w:pPr>
-            <w:r>
-              <w:t xml:space="preserve">500,000</w:t>
+              <w:t xml:space="preserve">Live mode as it stands</w:t>
+            </w:r>
+          </w:p>
+        </w:tc>
+        <w:tc>
+          <w:tcPr>
+            <w:tcW w:w="2340" w:type="dxa"/>
+          </w:tcPr>
+          <w:p>
+            <w:pPr>
+              <w:pStyle w:val="TableText"/>
+            </w:pPr>
+            <w:r>
+              <w:t xml:space="preserve">$23,932/mo</w:t>
+            </w:r>
+          </w:p>
+        </w:tc>
+        <w:tc>
+          <w:tcPr>
+            <w:tcW w:w="2340" w:type="dxa"/>
+          </w:tcPr>
+          <w:p>
+            <w:pPr>
+              <w:pStyle w:val="TableText"/>
+            </w:pPr>
+            <w:r>
+              <w:t xml:space="preserve">$24,132/mo</w:t>
+            </w:r>
+          </w:p>
+        </w:tc>
+        <w:tc>
+          <w:tcPr>
+            <w:tcW w:w="2340" w:type="dxa"/>
+          </w:tcPr>
+          <w:p>
+            <w:pPr>
+              <w:pStyle w:val="TableText"/>
+            </w:pPr>
+            <w:r>
+              <w:rPr>
+                <w:b/>
+              </w:rPr>
+              <w:t xml:space="preserve">33%</w:t>
             </w:r>
           </w:p>
         </w:tc>
@@ -2295,46 +2526,155 @@
               <w:pStyle w:val="TableText"/>
             </w:pPr>
             <w:r>
-              <w:t xml:space="preserve">Ad impressions / month</w:t>
-            </w:r>
-          </w:p>
-        </w:tc>
-        <w:tc>
-          <w:tcPr>
-            <w:tcW w:w="2340" w:type="dxa"/>
-          </w:tcPr>
-          <w:p>
-            <w:pPr>
-              <w:pStyle w:val="TableText"/>
-            </w:pPr>
-            <w:r>
-              <w:t xml:space="preserve">90,000</w:t>
-            </w:r>
-          </w:p>
-        </w:tc>
-        <w:tc>
-          <w:tcPr>
-            <w:tcW w:w="2340" w:type="dxa"/>
-          </w:tcPr>
-          <w:p>
-            <w:pPr>
-              <w:pStyle w:val="TableText"/>
-            </w:pPr>
-            <w:r>
-              <w:t xml:space="preserve">900,000</w:t>
-            </w:r>
-          </w:p>
-        </w:tc>
-        <w:tc>
-          <w:tcPr>
-            <w:tcW w:w="2340" w:type="dxa"/>
-          </w:tcPr>
-          <w:p>
-            <w:pPr>
-              <w:pStyle w:val="TableText"/>
-            </w:pPr>
-            <w:r>
-              <w:t xml:space="preserve">4,500,000</w:t>
+              <w:t xml:space="preserve">Worst case, every show 3 hours</w:t>
+            </w:r>
+          </w:p>
+        </w:tc>
+        <w:tc>
+          <w:tcPr>
+            <w:tcW w:w="2340" w:type="dxa"/>
+          </w:tcPr>
+          <w:p>
+            <w:pPr>
+              <w:pStyle w:val="TableText"/>
+            </w:pPr>
+            <w:r>
+              <w:t xml:space="preserve">$72,000/mo</w:t>
+            </w:r>
+          </w:p>
+        </w:tc>
+        <w:tc>
+          <w:tcPr>
+            <w:tcW w:w="2340" w:type="dxa"/>
+          </w:tcPr>
+          <w:p>
+            <w:pPr>
+              <w:pStyle w:val="TableText"/>
+            </w:pPr>
+            <w:r>
+              <w:t xml:space="preserve">$72,200/mo</w:t>
+            </w:r>
+          </w:p>
+        </w:tc>
+        <w:tc>
+          <w:tcPr>
+            <w:tcW w:w="2340" w:type="dxa"/>
+          </w:tcPr>
+          <w:p>
+            <w:pPr>
+              <w:pStyle w:val="TableText"/>
+            </w:pPr>
+            <w:r>
+              <w:rPr>
+                <w:b/>
+              </w:rPr>
+              <w:t xml:space="preserve">negative</w:t>
+            </w:r>
+          </w:p>
+        </w:tc>
+      </w:tr>
+    </w:tbl>
+    <w:p>
+      <w:pPr>
+        <w:pStyle w:val="Spacer"/>
+      </w:pPr>
+      <w:r>
+        <w:t xml:space="preserve"/>
+      </w:r>
+    </w:p>
+    <w:p>
+      <w:pPr/>
+      <w:r>
+        <w:t xml:space="preserve">The middle row does not bankrupt the business — it gives away two thirds of gross margin, and the more successful the party use case becomes the worse the trade gets. The bottom row is the one that ends it, and the only thing separating the two is how long people leave shows running, which is not something the business controls.</w:t>
+      </w:r>
+    </w:p>
+    <w:p>
+      <w:pPr>
+        <w:pStyle w:val="Heading4"/>
+      </w:pPr>
+      <w:r>
+        <w:rPr>
+          <w:b/>
+          <w:i/>
+          <w:sz w:val="23"/>
+          <w:szCs w:val="23"/>
+        </w:rPr>
+        <w:t xml:space="preserve">The fix, and the one thing to watch</w:t>
+      </w:r>
+    </w:p>
+    <w:p>
+      <w:pPr/>
+      <w:r>
+        <w:t xml:space="preserve">Hand-off mode already stores the whole show and fetches each slide exactly once. Live mode should do the same — but </w:t>
+      </w:r>
+      <w:r>
+        <w:rPr>
+          <w:b/>
+        </w:rPr>
+        <w:t xml:space="preserve">as a byte budget, not "cache everything"</w:t>
+      </w:r>
+      <w:r>
+        <w:t xml:space="preserve">, because live mode has no photo cap the way hand-off does:</w:t>
+      </w:r>
+    </w:p>
+    <w:tbl>
+      <w:tblPr>
+        <w:tblStyle w:val="TableGridLight"/>
+        <w:tblW w:w="9360" w:type="dxa"/>
+        <w:tblBorders>
+          <w:top w:val="single" w:sz="4" w:space="0" w:color="BFBFBF"/>
+          <w:left w:val="single" w:sz="4" w:space="0" w:color="BFBFBF"/>
+          <w:bottom w:val="single" w:sz="4" w:space="0" w:color="BFBFBF"/>
+          <w:right w:val="single" w:sz="4" w:space="0" w:color="BFBFBF"/>
+          <w:insideH w:val="single" w:sz="4" w:space="0" w:color="BFBFBF"/>
+          <w:insideV w:val="single" w:sz="4" w:space="0" w:color="BFBFBF"/>
+        </w:tblBorders>
+        <w:tblCellMar>
+          <w:top w:w="60" w:type="dxa"/>
+          <w:left w:w="90" w:type="dxa"/>
+          <w:bottom w:w="60" w:type="dxa"/>
+          <w:right w:w="90" w:type="dxa"/>
+        </w:tblCellMar>
+      </w:tblPr>
+      <w:tblGrid>
+        <w:gridCol w:w="4680"/>
+        <w:gridCol w:w="4680"/>
+      </w:tblGrid>
+      <w:tr>
+        <w:trPr>
+          <w:tblHeader/>
+        </w:trPr>
+        <w:tc>
+          <w:tcPr>
+            <w:tcW w:w="4680" w:type="dxa"/>
+            <w:shd w:val="clear" w:fill="F2F2F2"/>
+          </w:tcPr>
+          <w:p>
+            <w:pPr>
+              <w:pStyle w:val="TableText"/>
+            </w:pPr>
+            <w:r>
+              <w:rPr>
+                <w:b/>
+              </w:rPr>
+              <w:t xml:space="preserve">Slides held</w:t>
+            </w:r>
+          </w:p>
+        </w:tc>
+        <w:tc>
+          <w:tcPr>
+            <w:tcW w:w="4680" w:type="dxa"/>
+            <w:shd w:val="clear" w:fill="F2F2F2"/>
+          </w:tcPr>
+          <w:p>
+            <w:pPr>
+              <w:pStyle w:val="TableText"/>
+            </w:pPr>
+            <w:r>
+              <w:rPr>
+                <w:b/>
+              </w:rPr>
+              <w:t xml:space="preserve">Memory in the tab</w:t>
             </w:r>
           </w:p>
         </w:tc>
@@ -2342,56 +2682,27 @@
       <w:tr>
         <w:tc>
           <w:tcPr>
-            <w:tcW w:w="2340" w:type="dxa"/>
-          </w:tcPr>
-          <w:p>
-            <w:pPr>
-              <w:pStyle w:val="TableText"/>
-            </w:pPr>
-            <w:r>
-              <w:rPr>
-                <w:b/>
-              </w:rPr>
-              <w:t xml:space="preserve">Ad revenue</w:t>
-            </w:r>
-          </w:p>
-        </w:tc>
-        <w:tc>
-          <w:tcPr>
-            <w:tcW w:w="2340" w:type="dxa"/>
-          </w:tcPr>
-          <w:p>
-            <w:pPr>
-              <w:pStyle w:val="TableText"/>
-            </w:pPr>
-            <w:r>
-              <w:t xml:space="preserve">$225/mo</w:t>
-            </w:r>
-          </w:p>
-        </w:tc>
-        <w:tc>
-          <w:tcPr>
-            <w:tcW w:w="2340" w:type="dxa"/>
-          </w:tcPr>
-          <w:p>
-            <w:pPr>
-              <w:pStyle w:val="TableText"/>
-            </w:pPr>
-            <w:r>
-              <w:t xml:space="preserve">$2,250/mo</w:t>
-            </w:r>
-          </w:p>
-        </w:tc>
-        <w:tc>
-          <w:tcPr>
-            <w:tcW w:w="2340" w:type="dxa"/>
-          </w:tcPr>
-          <w:p>
-            <w:pPr>
-              <w:pStyle w:val="TableText"/>
-            </w:pPr>
-            <w:r>
-              <w:t xml:space="preserve">$11,250/mo</w:t>
+            <w:tcW w:w="4680" w:type="dxa"/>
+          </w:tcPr>
+          <w:p>
+            <w:pPr>
+              <w:pStyle w:val="TableText"/>
+            </w:pPr>
+            <w:r>
+              <w:t xml:space="preserve">40</w:t>
+            </w:r>
+          </w:p>
+        </w:tc>
+        <w:tc>
+          <w:tcPr>
+            <w:tcW w:w="4680" w:type="dxa"/>
+          </w:tcPr>
+          <w:p>
+            <w:pPr>
+              <w:pStyle w:val="TableText"/>
+            </w:pPr>
+            <w:r>
+              <w:t xml:space="preserve">14 MB</w:t>
             </w:r>
           </w:p>
         </w:tc>
@@ -2399,53 +2710,27 @@
       <w:tr>
         <w:tc>
           <w:tcPr>
-            <w:tcW w:w="2340" w:type="dxa"/>
-          </w:tcPr>
-          <w:p>
-            <w:pPr>
-              <w:pStyle w:val="TableText"/>
-            </w:pPr>
-            <w:r>
-              <w:t xml:space="preserve">Subscribers @ 2.5%</w:t>
-            </w:r>
-          </w:p>
-        </w:tc>
-        <w:tc>
-          <w:tcPr>
-            <w:tcW w:w="2340" w:type="dxa"/>
-          </w:tcPr>
-          <w:p>
-            <w:pPr>
-              <w:pStyle w:val="TableText"/>
-            </w:pPr>
-            <w:r>
-              <w:t xml:space="preserve">125</w:t>
-            </w:r>
-          </w:p>
-        </w:tc>
-        <w:tc>
-          <w:tcPr>
-            <w:tcW w:w="2340" w:type="dxa"/>
-          </w:tcPr>
-          <w:p>
-            <w:pPr>
-              <w:pStyle w:val="TableText"/>
-            </w:pPr>
-            <w:r>
-              <w:t xml:space="preserve">1,250</w:t>
-            </w:r>
-          </w:p>
-        </w:tc>
-        <w:tc>
-          <w:tcPr>
-            <w:tcW w:w="2340" w:type="dxa"/>
-          </w:tcPr>
-          <w:p>
-            <w:pPr>
-              <w:pStyle w:val="TableText"/>
-            </w:pPr>
-            <w:r>
-              <w:t xml:space="preserve">6,250</w:t>
+            <w:tcW w:w="4680" w:type="dxa"/>
+          </w:tcPr>
+          <w:p>
+            <w:pPr>
+              <w:pStyle w:val="TableText"/>
+            </w:pPr>
+            <w:r>
+              <w:t xml:space="preserve">285</w:t>
+            </w:r>
+          </w:p>
+        </w:tc>
+        <w:tc>
+          <w:tcPr>
+            <w:tcW w:w="4680" w:type="dxa"/>
+          </w:tcPr>
+          <w:p>
+            <w:pPr>
+              <w:pStyle w:val="TableText"/>
+            </w:pPr>
+            <w:r>
+              <w:t xml:space="preserve">97 MB</w:t>
             </w:r>
           </w:p>
         </w:tc>
@@ -2453,56 +2738,260 @@
       <w:tr>
         <w:tc>
           <w:tcPr>
-            <w:tcW w:w="2340" w:type="dxa"/>
-          </w:tcPr>
-          <w:p>
-            <w:pPr>
-              <w:pStyle w:val="TableText"/>
-            </w:pPr>
-            <w:r>
-              <w:rPr>
-                <w:b/>
-              </w:rPr>
-              <w:t xml:space="preserve">Subscription revenue</w:t>
-            </w:r>
-          </w:p>
-        </w:tc>
-        <w:tc>
-          <w:tcPr>
-            <w:tcW w:w="2340" w:type="dxa"/>
-          </w:tcPr>
-          <w:p>
-            <w:pPr>
-              <w:pStyle w:val="TableText"/>
-            </w:pPr>
-            <w:r>
-              <w:t xml:space="preserve">$499/mo</w:t>
-            </w:r>
-          </w:p>
-        </w:tc>
-        <w:tc>
-          <w:tcPr>
-            <w:tcW w:w="2340" w:type="dxa"/>
-          </w:tcPr>
-          <w:p>
-            <w:pPr>
-              <w:pStyle w:val="TableText"/>
-            </w:pPr>
-            <w:r>
-              <w:t xml:space="preserve">$4,988/mo</w:t>
-            </w:r>
-          </w:p>
-        </w:tc>
-        <w:tc>
-          <w:tcPr>
-            <w:tcW w:w="2340" w:type="dxa"/>
-          </w:tcPr>
-          <w:p>
-            <w:pPr>
-              <w:pStyle w:val="TableText"/>
-            </w:pPr>
-            <w:r>
-              <w:t xml:space="preserve">$24,938/mo</w:t>
+            <w:tcW w:w="4680" w:type="dxa"/>
+          </w:tcPr>
+          <w:p>
+            <w:pPr>
+              <w:pStyle w:val="TableText"/>
+            </w:pPr>
+            <w:r>
+              <w:t xml:space="preserve">2,000</w:t>
+            </w:r>
+          </w:p>
+        </w:tc>
+        <w:tc>
+          <w:tcPr>
+            <w:tcW w:w="4680" w:type="dxa"/>
+          </w:tcPr>
+          <w:p>
+            <w:pPr>
+              <w:pStyle w:val="TableText"/>
+            </w:pPr>
+            <w:r>
+              <w:t xml:space="preserve">684 MB</w:t>
+            </w:r>
+          </w:p>
+        </w:tc>
+      </w:tr>
+    </w:tbl>
+    <w:p>
+      <w:pPr>
+        <w:pStyle w:val="Spacer"/>
+      </w:pPr>
+      <w:r>
+        <w:t xml:space="preserve"/>
+      </w:r>
+    </w:p>
+    <w:p>
+      <w:pPr/>
+      <w:r>
+        <w:t xml:space="preserve">A ~100 MB budget holds about 285 slides, which is more than almost any real show, while stopping a 2,000-photo folder from exhausting a television's memory — which is why the cache was small to begin with. </w:t>
+      </w:r>
+      <w:r>
+        <w:rPr>
+          <w:b/>
+        </w:rPr>
+        <w:t xml:space="preserve">A few hours of work for an 18× reduction in the dominant cost, and it makes spend depend on content size rather than on how long the party lasts.</w:t>
+      </w:r>
+    </w:p>
+    <w:p>
+      <w:pPr>
+        <w:pStyle w:val="Heading3"/>
+      </w:pPr>
+      <w:r>
+        <w:rPr>
+          <w:b/>
+          <w:sz w:val="26"/>
+          <w:szCs w:val="26"/>
+          <w:color w:val="3B3357"/>
+        </w:rPr>
+        <w:t xml:space="preserve">Finding 2 — premium is cheaper to serve than free</w:t>
+      </w:r>
+    </w:p>
+    <w:p>
+      <w:pPr/>
+      <w:r>
+        <w:t xml:space="preserve">Object storage is $0.015/GB-month </w:t>
+      </w:r>
+      <w:r>
+        <w:rPr>
+          <w:b/>
+        </w:rPr>
+        <w:t xml:space="preserve">with free egress</w:t>
+      </w:r>
+      <w:r>
+        <w:t xml:space="preserve">; relayed traffic is $0.05/GB. So a stored premium show costs almost nothing to serve, while a free relayed show costs real money every time a screen watches it.</w:t>
+      </w:r>
+    </w:p>
+    <w:p>
+      <w:pPr>
+        <w:pStyle w:val="ListBullet"/>
+        <w:numPr>
+          <w:ilvl w:val="0"/>
+          <w:numId w:val="1"/>
+        </w:numPr>
+      </w:pPr>
+      <w:r>
+        <w:t xml:space="preserve">50 slides stored = </w:t>
+      </w:r>
+      <w:r>
+        <w:rPr>
+          <w:b/>
+        </w:rPr>
+        <w:t xml:space="preserve">17 MB per show</w:t>
+      </w:r>
+    </w:p>
+    <w:p>
+      <w:pPr>
+        <w:pStyle w:val="ListBullet"/>
+        <w:numPr>
+          <w:ilvl w:val="0"/>
+          <w:numId w:val="1"/>
+        </w:numPr>
+      </w:pPr>
+      <w:r>
+        <w:rPr>
+          <w:b/>
+        </w:rPr>
+        <w:t xml:space="preserve">10,000 stored shows = 167 GB = $2.50/month</w:t>
+      </w:r>
+      <w:r>
+        <w:t xml:space="preserve">, egress free</w:t>
+      </w:r>
+    </w:p>
+    <w:p>
+      <w:pPr/>
+      <w:r>
+        <w:t xml:space="preserve">This inverts the usual freemium worry. The premium tier does not need to subsidise an expensive free tier — it is structurally cheaper. It also means Plus can be priced on value rather than cost, and that generous storage limits cost nothing to offer.</w:t>
+      </w:r>
+    </w:p>
+    <w:p>
+      <w:r>
+        <w:br w:type="page"/>
+      </w:r>
+    </w:p>
+    <w:p>
+      <w:pPr>
+        <w:pStyle w:val="Heading2"/>
+      </w:pPr>
+      <w:r>
+        <w:rPr>
+          <w:b/>
+          <w:sz w:val="32"/>
+          <w:szCs w:val="32"/>
+          <w:color w:val="2A2440"/>
+        </w:rPr>
+        <w:t xml:space="preserve">7. Three-year scenarios</w:t>
+      </w:r>
+    </w:p>
+    <w:p>
+      <w:pPr/>
+      <w:r>
+        <w:t xml:space="preserve">Assumes 2 shows per presenter per month, 4 screens per show, 40 slides, $2.50 RPM, </w:t>
+      </w:r>
+      <w:r>
+        <w:rPr>
+          <w:b/>
+        </w:rPr>
+        <w:t xml:space="preserve">2.5% free-to-paid conversion</w:t>
+      </w:r>
+      <w:r>
+        <w:t xml:space="preserve"> (published consumer freemium median is 2.1–5% [sourced]), $3.99/month blended subscription, </w:t>
+      </w:r>
+      <w:r>
+        <w:rPr>
+          <w:b/>
+        </w:rPr>
+        <w:t xml:space="preserve">and Finding 1 fixed</w:t>
+      </w:r>
+      <w:r>
+        <w:t xml:space="preserve"> — the italic row shows the same scenario if it is not.</w:t>
+      </w:r>
+    </w:p>
+    <w:tbl>
+      <w:tblPr>
+        <w:tblStyle w:val="TableGridLight"/>
+        <w:tblW w:w="9360" w:type="dxa"/>
+        <w:tblBorders>
+          <w:top w:val="single" w:sz="4" w:space="0" w:color="BFBFBF"/>
+          <w:left w:val="single" w:sz="4" w:space="0" w:color="BFBFBF"/>
+          <w:bottom w:val="single" w:sz="4" w:space="0" w:color="BFBFBF"/>
+          <w:right w:val="single" w:sz="4" w:space="0" w:color="BFBFBF"/>
+          <w:insideH w:val="single" w:sz="4" w:space="0" w:color="BFBFBF"/>
+          <w:insideV w:val="single" w:sz="4" w:space="0" w:color="BFBFBF"/>
+        </w:tblBorders>
+        <w:tblCellMar>
+          <w:top w:w="60" w:type="dxa"/>
+          <w:left w:w="90" w:type="dxa"/>
+          <w:bottom w:w="60" w:type="dxa"/>
+          <w:right w:w="90" w:type="dxa"/>
+        </w:tblCellMar>
+      </w:tblPr>
+      <w:tblGrid>
+        <w:gridCol w:w="2340"/>
+        <w:gridCol w:w="2340"/>
+        <w:gridCol w:w="2340"/>
+        <w:gridCol w:w="2340"/>
+      </w:tblGrid>
+      <w:tr>
+        <w:trPr>
+          <w:tblHeader/>
+        </w:trPr>
+        <w:tc>
+          <w:tcPr>
+            <w:tcW w:w="2340" w:type="dxa"/>
+            <w:shd w:val="clear" w:fill="F2F2F2"/>
+          </w:tcPr>
+          <w:p>
+            <w:pPr>
+              <w:pStyle w:val="TableText"/>
+            </w:pPr>
+            <w:r>
+              <w:rPr>
+                <w:b/>
+              </w:rPr>
+              <w:t xml:space="preserve"/>
+            </w:r>
+          </w:p>
+        </w:tc>
+        <w:tc>
+          <w:tcPr>
+            <w:tcW w:w="2340" w:type="dxa"/>
+            <w:shd w:val="clear" w:fill="F2F2F2"/>
+          </w:tcPr>
+          <w:p>
+            <w:pPr>
+              <w:pStyle w:val="TableText"/>
+            </w:pPr>
+            <w:r>
+              <w:rPr>
+                <w:b/>
+              </w:rPr>
+              <w:t xml:space="preserve">Year 1</w:t>
+            </w:r>
+          </w:p>
+        </w:tc>
+        <w:tc>
+          <w:tcPr>
+            <w:tcW w:w="2340" w:type="dxa"/>
+            <w:shd w:val="clear" w:fill="F2F2F2"/>
+          </w:tcPr>
+          <w:p>
+            <w:pPr>
+              <w:pStyle w:val="TableText"/>
+            </w:pPr>
+            <w:r>
+              <w:rPr>
+                <w:b/>
+              </w:rPr>
+              <w:t xml:space="preserve">Year 2</w:t>
+            </w:r>
+          </w:p>
+        </w:tc>
+        <w:tc>
+          <w:tcPr>
+            <w:tcW w:w="2340" w:type="dxa"/>
+            <w:shd w:val="clear" w:fill="F2F2F2"/>
+          </w:tcPr>
+          <w:p>
+            <w:pPr>
+              <w:pStyle w:val="TableText"/>
+            </w:pPr>
+            <w:r>
+              <w:rPr>
+                <w:b/>
+              </w:rPr>
+              <w:t xml:space="preserve">Year 3</w:t>
             </w:r>
           </w:p>
         </w:tc>
@@ -2517,58 +3006,46 @@
               <w:pStyle w:val="TableText"/>
             </w:pPr>
             <w:r>
-              <w:rPr>
-                <w:b/>
-              </w:rPr>
-              <w:t xml:space="preserve">Total revenue</w:t>
-            </w:r>
-          </w:p>
-        </w:tc>
-        <w:tc>
-          <w:tcPr>
-            <w:tcW w:w="2340" w:type="dxa"/>
-          </w:tcPr>
-          <w:p>
-            <w:pPr>
-              <w:pStyle w:val="TableText"/>
-            </w:pPr>
-            <w:r>
-              <w:rPr>
-                <w:b/>
-              </w:rPr>
-              <w:t xml:space="preserve">$8.7k/yr</w:t>
-            </w:r>
-          </w:p>
-        </w:tc>
-        <w:tc>
-          <w:tcPr>
-            <w:tcW w:w="2340" w:type="dxa"/>
-          </w:tcPr>
-          <w:p>
-            <w:pPr>
-              <w:pStyle w:val="TableText"/>
-            </w:pPr>
-            <w:r>
-              <w:rPr>
-                <w:b/>
-              </w:rPr>
-              <w:t xml:space="preserve">$87k/yr</w:t>
-            </w:r>
-          </w:p>
-        </w:tc>
-        <w:tc>
-          <w:tcPr>
-            <w:tcW w:w="2340" w:type="dxa"/>
-          </w:tcPr>
-          <w:p>
-            <w:pPr>
-              <w:pStyle w:val="TableText"/>
-            </w:pPr>
-            <w:r>
-              <w:rPr>
-                <w:b/>
-              </w:rPr>
-              <w:t xml:space="preserve">$434k/yr</w:t>
+              <w:t xml:space="preserve">Monthly active presenters</w:t>
+            </w:r>
+          </w:p>
+        </w:tc>
+        <w:tc>
+          <w:tcPr>
+            <w:tcW w:w="2340" w:type="dxa"/>
+          </w:tcPr>
+          <w:p>
+            <w:pPr>
+              <w:pStyle w:val="TableText"/>
+            </w:pPr>
+            <w:r>
+              <w:t xml:space="preserve">5,000</w:t>
+            </w:r>
+          </w:p>
+        </w:tc>
+        <w:tc>
+          <w:tcPr>
+            <w:tcW w:w="2340" w:type="dxa"/>
+          </w:tcPr>
+          <w:p>
+            <w:pPr>
+              <w:pStyle w:val="TableText"/>
+            </w:pPr>
+            <w:r>
+              <w:t xml:space="preserve">50,000</w:t>
+            </w:r>
+          </w:p>
+        </w:tc>
+        <w:tc>
+          <w:tcPr>
+            <w:tcW w:w="2340" w:type="dxa"/>
+          </w:tcPr>
+          <w:p>
+            <w:pPr>
+              <w:pStyle w:val="TableText"/>
+            </w:pPr>
+            <w:r>
+              <w:t xml:space="preserve">250,000</w:t>
             </w:r>
           </w:p>
         </w:tc>
@@ -2583,46 +3060,46 @@
               <w:pStyle w:val="TableText"/>
             </w:pPr>
             <w:r>
-              <w:t xml:space="preserve">Egress</w:t>
-            </w:r>
-          </w:p>
-        </w:tc>
-        <w:tc>
-          <w:tcPr>
-            <w:tcW w:w="2340" w:type="dxa"/>
-          </w:tcPr>
-          <w:p>
-            <w:pPr>
-              <w:pStyle w:val="TableText"/>
-            </w:pPr>
-            <w:r>
-              <w:t xml:space="preserve">534 GB → $27</w:t>
-            </w:r>
-          </w:p>
-        </w:tc>
-        <w:tc>
-          <w:tcPr>
-            <w:tcW w:w="2340" w:type="dxa"/>
-          </w:tcPr>
-          <w:p>
-            <w:pPr>
-              <w:pStyle w:val="TableText"/>
-            </w:pPr>
-            <w:r>
-              <w:t xml:space="preserve">5.3 TB → $267</w:t>
-            </w:r>
-          </w:p>
-        </w:tc>
-        <w:tc>
-          <w:tcPr>
-            <w:tcW w:w="2340" w:type="dxa"/>
-          </w:tcPr>
-          <w:p>
-            <w:pPr>
-              <w:pStyle w:val="TableText"/>
-            </w:pPr>
-            <w:r>
-              <w:t xml:space="preserve">26.7 TB → $1,335</w:t>
+              <w:t xml:space="preserve">Shows / month</w:t>
+            </w:r>
+          </w:p>
+        </w:tc>
+        <w:tc>
+          <w:tcPr>
+            <w:tcW w:w="2340" w:type="dxa"/>
+          </w:tcPr>
+          <w:p>
+            <w:pPr>
+              <w:pStyle w:val="TableText"/>
+            </w:pPr>
+            <w:r>
+              <w:t xml:space="preserve">10,000</w:t>
+            </w:r>
+          </w:p>
+        </w:tc>
+        <w:tc>
+          <w:tcPr>
+            <w:tcW w:w="2340" w:type="dxa"/>
+          </w:tcPr>
+          <w:p>
+            <w:pPr>
+              <w:pStyle w:val="TableText"/>
+            </w:pPr>
+            <w:r>
+              <w:t xml:space="preserve">100,000</w:t>
+            </w:r>
+          </w:p>
+        </w:tc>
+        <w:tc>
+          <w:tcPr>
+            <w:tcW w:w="2340" w:type="dxa"/>
+          </w:tcPr>
+          <w:p>
+            <w:pPr>
+              <w:pStyle w:val="TableText"/>
+            </w:pPr>
+            <w:r>
+              <w:t xml:space="preserve">500,000</w:t>
             </w:r>
           </w:p>
         </w:tc>
@@ -2637,46 +3114,46 @@
               <w:pStyle w:val="TableText"/>
             </w:pPr>
             <w:r>
-              <w:t xml:space="preserve">Compute (assumed)</w:t>
-            </w:r>
-          </w:p>
-        </w:tc>
-        <w:tc>
-          <w:tcPr>
-            <w:tcW w:w="2340" w:type="dxa"/>
-          </w:tcPr>
-          <w:p>
-            <w:pPr>
-              <w:pStyle w:val="TableText"/>
-            </w:pPr>
-            <w:r>
-              <w:t xml:space="preserve">$200</w:t>
-            </w:r>
-          </w:p>
-        </w:tc>
-        <w:tc>
-          <w:tcPr>
-            <w:tcW w:w="2340" w:type="dxa"/>
-          </w:tcPr>
-          <w:p>
-            <w:pPr>
-              <w:pStyle w:val="TableText"/>
-            </w:pPr>
-            <w:r>
-              <w:t xml:space="preserve">$200</w:t>
-            </w:r>
-          </w:p>
-        </w:tc>
-        <w:tc>
-          <w:tcPr>
-            <w:tcW w:w="2340" w:type="dxa"/>
-          </w:tcPr>
-          <w:p>
-            <w:pPr>
-              <w:pStyle w:val="TableText"/>
-            </w:pPr>
-            <w:r>
-              <w:t xml:space="preserve">$200</w:t>
+              <w:t xml:space="preserve">Ad impressions / month</w:t>
+            </w:r>
+          </w:p>
+        </w:tc>
+        <w:tc>
+          <w:tcPr>
+            <w:tcW w:w="2340" w:type="dxa"/>
+          </w:tcPr>
+          <w:p>
+            <w:pPr>
+              <w:pStyle w:val="TableText"/>
+            </w:pPr>
+            <w:r>
+              <w:t xml:space="preserve">90,000</w:t>
+            </w:r>
+          </w:p>
+        </w:tc>
+        <w:tc>
+          <w:tcPr>
+            <w:tcW w:w="2340" w:type="dxa"/>
+          </w:tcPr>
+          <w:p>
+            <w:pPr>
+              <w:pStyle w:val="TableText"/>
+            </w:pPr>
+            <w:r>
+              <w:t xml:space="preserve">900,000</w:t>
+            </w:r>
+          </w:p>
+        </w:tc>
+        <w:tc>
+          <w:tcPr>
+            <w:tcW w:w="2340" w:type="dxa"/>
+          </w:tcPr>
+          <w:p>
+            <w:pPr>
+              <w:pStyle w:val="TableText"/>
+            </w:pPr>
+            <w:r>
+              <w:t xml:space="preserve">4,500,000</w:t>
             </w:r>
           </w:p>
         </w:tc>
@@ -2694,46 +3171,46 @@
               <w:rPr>
                 <w:b/>
               </w:rPr>
-              <w:t xml:space="preserve">Infrastructure</w:t>
-            </w:r>
-          </w:p>
-        </w:tc>
-        <w:tc>
-          <w:tcPr>
-            <w:tcW w:w="2340" w:type="dxa"/>
-          </w:tcPr>
-          <w:p>
-            <w:pPr>
-              <w:pStyle w:val="TableText"/>
-            </w:pPr>
-            <w:r>
-              <w:t xml:space="preserve">$227/mo</w:t>
-            </w:r>
-          </w:p>
-        </w:tc>
-        <w:tc>
-          <w:tcPr>
-            <w:tcW w:w="2340" w:type="dxa"/>
-          </w:tcPr>
-          <w:p>
-            <w:pPr>
-              <w:pStyle w:val="TableText"/>
-            </w:pPr>
-            <w:r>
-              <w:t xml:space="preserve">$467/mo</w:t>
-            </w:r>
-          </w:p>
-        </w:tc>
-        <w:tc>
-          <w:tcPr>
-            <w:tcW w:w="2340" w:type="dxa"/>
-          </w:tcPr>
-          <w:p>
-            <w:pPr>
-              <w:pStyle w:val="TableText"/>
-            </w:pPr>
-            <w:r>
-              <w:t xml:space="preserve">$1,535/mo</w:t>
+              <w:t xml:space="preserve">Ad revenue</w:t>
+            </w:r>
+          </w:p>
+        </w:tc>
+        <w:tc>
+          <w:tcPr>
+            <w:tcW w:w="2340" w:type="dxa"/>
+          </w:tcPr>
+          <w:p>
+            <w:pPr>
+              <w:pStyle w:val="TableText"/>
+            </w:pPr>
+            <w:r>
+              <w:t xml:space="preserve">$225/mo</w:t>
+            </w:r>
+          </w:p>
+        </w:tc>
+        <w:tc>
+          <w:tcPr>
+            <w:tcW w:w="2340" w:type="dxa"/>
+          </w:tcPr>
+          <w:p>
+            <w:pPr>
+              <w:pStyle w:val="TableText"/>
+            </w:pPr>
+            <w:r>
+              <w:t xml:space="preserve">$2,250/mo</w:t>
+            </w:r>
+          </w:p>
+        </w:tc>
+        <w:tc>
+          <w:tcPr>
+            <w:tcW w:w="2340" w:type="dxa"/>
+          </w:tcPr>
+          <w:p>
+            <w:pPr>
+              <w:pStyle w:val="TableText"/>
+            </w:pPr>
+            <w:r>
+              <w:t xml:space="preserve">$11,250/mo</w:t>
             </w:r>
           </w:p>
         </w:tc>
@@ -2748,6 +3225,348 @@
               <w:pStyle w:val="TableText"/>
             </w:pPr>
             <w:r>
+              <w:t xml:space="preserve">Subscribers @ 2.5%</w:t>
+            </w:r>
+          </w:p>
+        </w:tc>
+        <w:tc>
+          <w:tcPr>
+            <w:tcW w:w="2340" w:type="dxa"/>
+          </w:tcPr>
+          <w:p>
+            <w:pPr>
+              <w:pStyle w:val="TableText"/>
+            </w:pPr>
+            <w:r>
+              <w:t xml:space="preserve">125</w:t>
+            </w:r>
+          </w:p>
+        </w:tc>
+        <w:tc>
+          <w:tcPr>
+            <w:tcW w:w="2340" w:type="dxa"/>
+          </w:tcPr>
+          <w:p>
+            <w:pPr>
+              <w:pStyle w:val="TableText"/>
+            </w:pPr>
+            <w:r>
+              <w:t xml:space="preserve">1,250</w:t>
+            </w:r>
+          </w:p>
+        </w:tc>
+        <w:tc>
+          <w:tcPr>
+            <w:tcW w:w="2340" w:type="dxa"/>
+          </w:tcPr>
+          <w:p>
+            <w:pPr>
+              <w:pStyle w:val="TableText"/>
+            </w:pPr>
+            <w:r>
+              <w:t xml:space="preserve">6,250</w:t>
+            </w:r>
+          </w:p>
+        </w:tc>
+      </w:tr>
+      <w:tr>
+        <w:tc>
+          <w:tcPr>
+            <w:tcW w:w="2340" w:type="dxa"/>
+          </w:tcPr>
+          <w:p>
+            <w:pPr>
+              <w:pStyle w:val="TableText"/>
+            </w:pPr>
+            <w:r>
+              <w:rPr>
+                <w:b/>
+              </w:rPr>
+              <w:t xml:space="preserve">Subscription revenue</w:t>
+            </w:r>
+          </w:p>
+        </w:tc>
+        <w:tc>
+          <w:tcPr>
+            <w:tcW w:w="2340" w:type="dxa"/>
+          </w:tcPr>
+          <w:p>
+            <w:pPr>
+              <w:pStyle w:val="TableText"/>
+            </w:pPr>
+            <w:r>
+              <w:t xml:space="preserve">$499/mo</w:t>
+            </w:r>
+          </w:p>
+        </w:tc>
+        <w:tc>
+          <w:tcPr>
+            <w:tcW w:w="2340" w:type="dxa"/>
+          </w:tcPr>
+          <w:p>
+            <w:pPr>
+              <w:pStyle w:val="TableText"/>
+            </w:pPr>
+            <w:r>
+              <w:t xml:space="preserve">$4,988/mo</w:t>
+            </w:r>
+          </w:p>
+        </w:tc>
+        <w:tc>
+          <w:tcPr>
+            <w:tcW w:w="2340" w:type="dxa"/>
+          </w:tcPr>
+          <w:p>
+            <w:pPr>
+              <w:pStyle w:val="TableText"/>
+            </w:pPr>
+            <w:r>
+              <w:t xml:space="preserve">$24,938/mo</w:t>
+            </w:r>
+          </w:p>
+        </w:tc>
+      </w:tr>
+      <w:tr>
+        <w:tc>
+          <w:tcPr>
+            <w:tcW w:w="2340" w:type="dxa"/>
+          </w:tcPr>
+          <w:p>
+            <w:pPr>
+              <w:pStyle w:val="TableText"/>
+            </w:pPr>
+            <w:r>
+              <w:rPr>
+                <w:b/>
+              </w:rPr>
+              <w:t xml:space="preserve">Total revenue</w:t>
+            </w:r>
+          </w:p>
+        </w:tc>
+        <w:tc>
+          <w:tcPr>
+            <w:tcW w:w="2340" w:type="dxa"/>
+          </w:tcPr>
+          <w:p>
+            <w:pPr>
+              <w:pStyle w:val="TableText"/>
+            </w:pPr>
+            <w:r>
+              <w:rPr>
+                <w:b/>
+              </w:rPr>
+              <w:t xml:space="preserve">$8.7k/yr</w:t>
+            </w:r>
+          </w:p>
+        </w:tc>
+        <w:tc>
+          <w:tcPr>
+            <w:tcW w:w="2340" w:type="dxa"/>
+          </w:tcPr>
+          <w:p>
+            <w:pPr>
+              <w:pStyle w:val="TableText"/>
+            </w:pPr>
+            <w:r>
+              <w:rPr>
+                <w:b/>
+              </w:rPr>
+              <w:t xml:space="preserve">$87k/yr</w:t>
+            </w:r>
+          </w:p>
+        </w:tc>
+        <w:tc>
+          <w:tcPr>
+            <w:tcW w:w="2340" w:type="dxa"/>
+          </w:tcPr>
+          <w:p>
+            <w:pPr>
+              <w:pStyle w:val="TableText"/>
+            </w:pPr>
+            <w:r>
+              <w:rPr>
+                <w:b/>
+              </w:rPr>
+              <w:t xml:space="preserve">$434k/yr</w:t>
+            </w:r>
+          </w:p>
+        </w:tc>
+      </w:tr>
+      <w:tr>
+        <w:tc>
+          <w:tcPr>
+            <w:tcW w:w="2340" w:type="dxa"/>
+          </w:tcPr>
+          <w:p>
+            <w:pPr>
+              <w:pStyle w:val="TableText"/>
+            </w:pPr>
+            <w:r>
+              <w:t xml:space="preserve">Egress</w:t>
+            </w:r>
+          </w:p>
+        </w:tc>
+        <w:tc>
+          <w:tcPr>
+            <w:tcW w:w="2340" w:type="dxa"/>
+          </w:tcPr>
+          <w:p>
+            <w:pPr>
+              <w:pStyle w:val="TableText"/>
+            </w:pPr>
+            <w:r>
+              <w:t xml:space="preserve">534 GB → $27</w:t>
+            </w:r>
+          </w:p>
+        </w:tc>
+        <w:tc>
+          <w:tcPr>
+            <w:tcW w:w="2340" w:type="dxa"/>
+          </w:tcPr>
+          <w:p>
+            <w:pPr>
+              <w:pStyle w:val="TableText"/>
+            </w:pPr>
+            <w:r>
+              <w:t xml:space="preserve">5.3 TB → $267</w:t>
+            </w:r>
+          </w:p>
+        </w:tc>
+        <w:tc>
+          <w:tcPr>
+            <w:tcW w:w="2340" w:type="dxa"/>
+          </w:tcPr>
+          <w:p>
+            <w:pPr>
+              <w:pStyle w:val="TableText"/>
+            </w:pPr>
+            <w:r>
+              <w:t xml:space="preserve">26.7 TB → $1,335</w:t>
+            </w:r>
+          </w:p>
+        </w:tc>
+      </w:tr>
+      <w:tr>
+        <w:tc>
+          <w:tcPr>
+            <w:tcW w:w="2340" w:type="dxa"/>
+          </w:tcPr>
+          <w:p>
+            <w:pPr>
+              <w:pStyle w:val="TableText"/>
+            </w:pPr>
+            <w:r>
+              <w:t xml:space="preserve">Compute (assumed)</w:t>
+            </w:r>
+          </w:p>
+        </w:tc>
+        <w:tc>
+          <w:tcPr>
+            <w:tcW w:w="2340" w:type="dxa"/>
+          </w:tcPr>
+          <w:p>
+            <w:pPr>
+              <w:pStyle w:val="TableText"/>
+            </w:pPr>
+            <w:r>
+              <w:t xml:space="preserve">$200</w:t>
+            </w:r>
+          </w:p>
+        </w:tc>
+        <w:tc>
+          <w:tcPr>
+            <w:tcW w:w="2340" w:type="dxa"/>
+          </w:tcPr>
+          <w:p>
+            <w:pPr>
+              <w:pStyle w:val="TableText"/>
+            </w:pPr>
+            <w:r>
+              <w:t xml:space="preserve">$200</w:t>
+            </w:r>
+          </w:p>
+        </w:tc>
+        <w:tc>
+          <w:tcPr>
+            <w:tcW w:w="2340" w:type="dxa"/>
+          </w:tcPr>
+          <w:p>
+            <w:pPr>
+              <w:pStyle w:val="TableText"/>
+            </w:pPr>
+            <w:r>
+              <w:t xml:space="preserve">$200</w:t>
+            </w:r>
+          </w:p>
+        </w:tc>
+      </w:tr>
+      <w:tr>
+        <w:tc>
+          <w:tcPr>
+            <w:tcW w:w="2340" w:type="dxa"/>
+          </w:tcPr>
+          <w:p>
+            <w:pPr>
+              <w:pStyle w:val="TableText"/>
+            </w:pPr>
+            <w:r>
+              <w:rPr>
+                <w:b/>
+              </w:rPr>
+              <w:t xml:space="preserve">Infrastructure</w:t>
+            </w:r>
+          </w:p>
+        </w:tc>
+        <w:tc>
+          <w:tcPr>
+            <w:tcW w:w="2340" w:type="dxa"/>
+          </w:tcPr>
+          <w:p>
+            <w:pPr>
+              <w:pStyle w:val="TableText"/>
+            </w:pPr>
+            <w:r>
+              <w:t xml:space="preserve">$227/mo</w:t>
+            </w:r>
+          </w:p>
+        </w:tc>
+        <w:tc>
+          <w:tcPr>
+            <w:tcW w:w="2340" w:type="dxa"/>
+          </w:tcPr>
+          <w:p>
+            <w:pPr>
+              <w:pStyle w:val="TableText"/>
+            </w:pPr>
+            <w:r>
+              <w:t xml:space="preserve">$467/mo</w:t>
+            </w:r>
+          </w:p>
+        </w:tc>
+        <w:tc>
+          <w:tcPr>
+            <w:tcW w:w="2340" w:type="dxa"/>
+          </w:tcPr>
+          <w:p>
+            <w:pPr>
+              <w:pStyle w:val="TableText"/>
+            </w:pPr>
+            <w:r>
+              <w:t xml:space="preserve">$1,535/mo</w:t>
+            </w:r>
+          </w:p>
+        </w:tc>
+      </w:tr>
+      <w:tr>
+        <w:tc>
+          <w:tcPr>
+            <w:tcW w:w="2340" w:type="dxa"/>
+          </w:tcPr>
+          <w:p>
+            <w:pPr>
+              <w:pStyle w:val="TableText"/>
+            </w:pPr>
+            <w:r>
               <w:rPr>
                 <w:b/>
               </w:rPr>
@@ -2791,6 +3610,72 @@
             </w:pPr>
             <w:r>
               <w:t xml:space="preserve">96%</w:t>
+            </w:r>
+          </w:p>
+        </w:tc>
+      </w:tr>
+      <w:tr>
+        <w:tc>
+          <w:tcPr>
+            <w:tcW w:w="2340" w:type="dxa"/>
+          </w:tcPr>
+          <w:p>
+            <w:pPr>
+              <w:pStyle w:val="TableText"/>
+            </w:pPr>
+            <w:r>
+              <w:rPr>
+                <w:i/>
+              </w:rPr>
+              <w:t xml:space="preserve">Margin if Finding 1 is left unfixed</w:t>
+            </w:r>
+          </w:p>
+        </w:tc>
+        <w:tc>
+          <w:tcPr>
+            <w:tcW w:w="2340" w:type="dxa"/>
+          </w:tcPr>
+          <w:p>
+            <w:pPr>
+              <w:pStyle w:val="TableText"/>
+            </w:pPr>
+            <w:r>
+              <w:rPr>
+                <w:i/>
+              </w:rPr>
+              <w:t xml:space="preserve">6%</w:t>
+            </w:r>
+          </w:p>
+        </w:tc>
+        <w:tc>
+          <w:tcPr>
+            <w:tcW w:w="2340" w:type="dxa"/>
+          </w:tcPr>
+          <w:p>
+            <w:pPr>
+              <w:pStyle w:val="TableText"/>
+            </w:pPr>
+            <w:r>
+              <w:rPr>
+                <w:i/>
+              </w:rPr>
+              <w:t xml:space="preserve">31%</w:t>
+            </w:r>
+          </w:p>
+        </w:tc>
+        <w:tc>
+          <w:tcPr>
+            <w:tcW w:w="2340" w:type="dxa"/>
+          </w:tcPr>
+          <w:p>
+            <w:pPr>
+              <w:pStyle w:val="TableText"/>
+            </w:pPr>
+            <w:r>
+              <w:rPr>
+                <w:i/>
+              </w:rPr>
+              <w:t xml:space="preserve">33%</w:t>
             </w:r>
           </w:p>
         </w:tc>

--- a/docs/business-plan.docx
+++ b/docs/business-plan.docx
@@ -1750,13 +1750,25 @@
           <w:szCs w:val="26"/>
           <w:color w:val="3B3357"/>
         </w:rPr>
-        <w:t xml:space="preserve">Finding 1 — live mode's cost scales with time, not content</w:t>
+        <w:t xml:space="preserve">Finding 1 — live mode's cost scaled with time, not content</w:t>
       </w:r>
     </w:p>
     <w:p>
       <w:pPr/>
       <w:r>
-        <w:t xml:space="preserve">A viewer keeps only six slides in memory in live mode [measured: </w:t>
+        <w:rPr>
+          <w:b/>
+        </w:rPr>
+        <w:t xml:space="preserve">Fixed since this plan was written.</w:t>
+      </w:r>
+      <w:r>
+        <w:t xml:space="preserve"> A viewing screen now keeps decoded slides to a 100 MB budget, measured at 12 network requests for 36 slide-views on a twelve-photo loop — each photo fetched exactly once. The analysis below is kept because it is what the numbers in §7 rest on, and because the shape of the mistake is worth remembering.</w:t>
+      </w:r>
+    </w:p>
+    <w:p>
+      <w:pPr/>
+      <w:r>
+        <w:t xml:space="preserve">A viewer kept only six slides in memory in live mode [previously </w:t>
       </w:r>
       <w:r>
         <w:rPr>
@@ -1776,7 +1788,7 @@
         <w:t xml:space="preserve">public/watch.js</w:t>
       </w:r>
       <w:r>
-        <w:t xml:space="preserve">]. Once a show loops past those six, nearly every advance is a fresh fetch through the relay — so </w:t>
+        <w:t xml:space="preserve">]. Once a show looped past those six, nearly every advance is a fresh fetch through the relay — so </w:t>
       </w:r>
       <w:r>
         <w:rPr>
@@ -4157,13 +4169,25 @@
         </w:numPr>
       </w:pPr>
       <w:r>
+        <w:t xml:space="preserve">~~</w:t>
+      </w:r>
+      <w:r>
         <w:rPr>
           <w:b/>
         </w:rPr>
         <w:t xml:space="preserve">Fix live-mode caching.</w:t>
       </w:r>
       <w:r>
-        <w:t xml:space="preserve"> A few hours. Removes a cost that would otherwise grow to twice revenue. Do this before anything else.</w:t>
+        <w:t xml:space="preserve">~~ </w:t>
+      </w:r>
+      <w:r>
+        <w:rPr>
+          <w:b/>
+        </w:rPr>
+        <w:t xml:space="preserve">Done.</w:t>
+      </w:r>
+      <w:r>
+        <w:t xml:space="preserve"> A 100 MB byte budget, verified at 12 requests for 36 slide-views. This was the dominant running cost.</w:t>
       </w:r>
     </w:p>
     <w:p>

--- a/docs/business-plan.docx
+++ b/docs/business-plan.docx
@@ -1327,7 +1327,13 @@
               <w:t xml:space="preserve">$0.05</w:t>
             </w:r>
             <w:r>
-              <w:t xml:space="preserve"> /GB</w:t>
+              <w:t xml:space="preserve"> /GB — i.e. </w:t>
+            </w:r>
+            <w:r>
+              <w:rPr>
+                <w:b/>
+              </w:rPr>
+              <w:t xml:space="preserve">$50/TB</w:t>
             </w:r>
           </w:p>
         </w:tc>
@@ -1355,6 +1361,53 @@
               <w:pStyle w:val="TableText"/>
             </w:pPr>
             <w:r>
+              <w:t xml:space="preserve">Railway ingress</w:t>
+            </w:r>
+          </w:p>
+        </w:tc>
+        <w:tc>
+          <w:tcPr>
+            <w:tcW w:w="3120" w:type="dxa"/>
+          </w:tcPr>
+          <w:p>
+            <w:pPr>
+              <w:pStyle w:val="TableText"/>
+            </w:pPr>
+            <w:r>
+              <w:rPr>
+                <w:b/>
+              </w:rPr>
+              <w:t xml:space="preserve">free</w:t>
+            </w:r>
+            <w:r>
+              <w:t xml:space="preserve"> — presenter uploads cost nothing</w:t>
+            </w:r>
+          </w:p>
+        </w:tc>
+        <w:tc>
+          <w:tcPr>
+            <w:tcW w:w="3120" w:type="dxa"/>
+          </w:tcPr>
+          <w:p>
+            <w:pPr>
+              <w:pStyle w:val="TableText"/>
+            </w:pPr>
+            <w:r>
+              <w:t xml:space="preserve">[sourced]</w:t>
+            </w:r>
+          </w:p>
+        </w:tc>
+      </w:tr>
+      <w:tr>
+        <w:tc>
+          <w:tcPr>
+            <w:tcW w:w="3120" w:type="dxa"/>
+          </w:tcPr>
+          <w:p>
+            <w:pPr>
+              <w:pStyle w:val="TableText"/>
+            </w:pPr>
+            <w:r>
               <w:t xml:space="preserve">Railway object storage</w:t>
             </w:r>
           </w:p>
@@ -1555,6 +1608,30 @@
       <w:pPr/>
       <w:r>
         <w:t xml:space="preserve">GitHub is free at this size and stays under $50/month even with a small team at $4/user. It is not a cost driver and is not modelled further.</w:t>
+      </w:r>
+    </w:p>
+    <w:p>
+      <w:pPr/>
+      <w:r>
+        <w:t xml:space="preserve">Two details about egress that change how the rate should be read. </w:t>
+      </w:r>
+      <w:r>
+        <w:rPr>
+          <w:b/>
+        </w:rPr>
+        <w:t xml:space="preserve">Only outbound traffic is charged</w:t>
+      </w:r>
+      <w:r>
+        <w:t xml:space="preserve">, so the presenter's upload into the relay is free and only the relay's delivery out to each screen costs anything. And there is </w:t>
+      </w:r>
+      <w:r>
+        <w:rPr>
+          <w:b/>
+        </w:rPr>
+        <w:t xml:space="preserve">no free egress allowance</w:t>
+      </w:r>
+      <w:r>
+        <w:t xml:space="preserve"> on any plan — the $5 Hobby and $20 Pro credits are general resource credits that egress simply eats into alongside RAM and CPU.</w:t>
       </w:r>
     </w:p>
     <w:p>
@@ -1680,6 +1757,900 @@
       </w:r>
       <w:r>
         <w:t xml:space="preserve">. The free tier works.</w:t>
+      </w:r>
+    </w:p>
+    <w:p>
+      <w:pPr>
+        <w:pStyle w:val="Heading3"/>
+      </w:pPr>
+      <w:r>
+        <w:rPr>
+          <w:b/>
+          <w:sz w:val="26"/>
+          <w:szCs w:val="26"/>
+          <w:color w:val="3B3357"/>
+        </w:rPr>
+        <w:t xml:space="preserve">When egress becomes worth acting on</w:t>
+      </w:r>
+    </w:p>
+    <w:p>
+      <w:pPr/>
+      <w:r>
+        <w:t xml:space="preserve">The reassuring part first: with each slide fetched once, </w:t>
+      </w:r>
+      <w:r>
+        <w:rPr>
+          <w:b/>
+        </w:rPr>
+        <w:t xml:space="preserve">egress is a fixed share of revenue rather than a growing one</w:t>
+      </w:r>
+      <w:r>
+        <w:t xml:space="preserve">, because both scale with the number of screens. It sits at </w:t>
+      </w:r>
+      <w:r>
+        <w:rPr>
+          <w:b/>
+        </w:rPr>
+        <w:t xml:space="preserve">18% of what a show earns in advertising</w:t>
+      </w:r>
+      <w:r>
+        <w:t xml:space="preserve"> and stays there. Egress does not structurally </w:t>
+      </w:r>
+      <w:r>
+        <w:rPr>
+          <w:i/>
+        </w:rPr>
+        <w:t xml:space="preserve">become</w:t>
+      </w:r>
+      <w:r>
+        <w:t xml:space="preserve"> a problem; only its absolute size grows.</w:t>
+      </w:r>
+    </w:p>
+    <w:p>
+      <w:pPr/>
+      <w:r>
+        <w:t xml:space="preserve">So the thresholds below are cash-flow milestones, not cliffs:</w:t>
+      </w:r>
+    </w:p>
+    <w:tbl>
+      <w:tblPr>
+        <w:tblStyle w:val="TableGridLight"/>
+        <w:tblW w:w="9360" w:type="dxa"/>
+        <w:tblBorders>
+          <w:top w:val="single" w:sz="4" w:space="0" w:color="BFBFBF"/>
+          <w:left w:val="single" w:sz="4" w:space="0" w:color="BFBFBF"/>
+          <w:bottom w:val="single" w:sz="4" w:space="0" w:color="BFBFBF"/>
+          <w:right w:val="single" w:sz="4" w:space="0" w:color="BFBFBF"/>
+          <w:insideH w:val="single" w:sz="4" w:space="0" w:color="BFBFBF"/>
+          <w:insideV w:val="single" w:sz="4" w:space="0" w:color="BFBFBF"/>
+        </w:tblBorders>
+        <w:tblCellMar>
+          <w:top w:w="60" w:type="dxa"/>
+          <w:left w:w="90" w:type="dxa"/>
+          <w:bottom w:w="60" w:type="dxa"/>
+          <w:right w:w="90" w:type="dxa"/>
+        </w:tblCellMar>
+      </w:tblPr>
+      <w:tblGrid>
+        <w:gridCol w:w="2340"/>
+        <w:gridCol w:w="2340"/>
+        <w:gridCol w:w="2340"/>
+        <w:gridCol w:w="2340"/>
+      </w:tblGrid>
+      <w:tr>
+        <w:trPr>
+          <w:tblHeader/>
+        </w:trPr>
+        <w:tc>
+          <w:tcPr>
+            <w:tcW w:w="2340" w:type="dxa"/>
+            <w:shd w:val="clear" w:fill="F2F2F2"/>
+          </w:tcPr>
+          <w:p>
+            <w:pPr>
+              <w:pStyle w:val="TableText"/>
+            </w:pPr>
+            <w:r>
+              <w:rPr>
+                <w:b/>
+              </w:rPr>
+              <w:t xml:space="preserve">Egress bill</w:t>
+            </w:r>
+          </w:p>
+        </w:tc>
+        <w:tc>
+          <w:tcPr>
+            <w:tcW w:w="2340" w:type="dxa"/>
+            <w:shd w:val="clear" w:fill="F2F2F2"/>
+          </w:tcPr>
+          <w:p>
+            <w:pPr>
+              <w:pStyle w:val="TableText"/>
+            </w:pPr>
+            <w:r>
+              <w:rPr>
+                <w:b/>
+              </w:rPr>
+              <w:t xml:space="preserve">Traffic</w:t>
+            </w:r>
+          </w:p>
+        </w:tc>
+        <w:tc>
+          <w:tcPr>
+            <w:tcW w:w="2340" w:type="dxa"/>
+            <w:shd w:val="clear" w:fill="F2F2F2"/>
+          </w:tcPr>
+          <w:p>
+            <w:pPr>
+              <w:pStyle w:val="TableText"/>
+            </w:pPr>
+            <w:r>
+              <w:rPr>
+                <w:b/>
+              </w:rPr>
+              <w:t xml:space="preserve">Shows/month</w:t>
+            </w:r>
+          </w:p>
+        </w:tc>
+        <w:tc>
+          <w:tcPr>
+            <w:tcW w:w="2340" w:type="dxa"/>
+            <w:shd w:val="clear" w:fill="F2F2F2"/>
+          </w:tcPr>
+          <w:p>
+            <w:pPr>
+              <w:pStyle w:val="TableText"/>
+            </w:pPr>
+            <w:r>
+              <w:rPr>
+                <w:b/>
+              </w:rPr>
+              <w:t xml:space="preserve">Presenters</w:t>
+            </w:r>
+          </w:p>
+        </w:tc>
+      </w:tr>
+      <w:tr>
+        <w:tc>
+          <w:tcPr>
+            <w:tcW w:w="2340" w:type="dxa"/>
+          </w:tcPr>
+          <w:p>
+            <w:pPr>
+              <w:pStyle w:val="TableText"/>
+            </w:pPr>
+            <w:r>
+              <w:t xml:space="preserve">$5 — consumes the whole Hobby credit</w:t>
+            </w:r>
+          </w:p>
+        </w:tc>
+        <w:tc>
+          <w:tcPr>
+            <w:tcW w:w="2340" w:type="dxa"/>
+          </w:tcPr>
+          <w:p>
+            <w:pPr>
+              <w:pStyle w:val="TableText"/>
+            </w:pPr>
+            <w:r>
+              <w:t xml:space="preserve">100 GB</w:t>
+            </w:r>
+          </w:p>
+        </w:tc>
+        <w:tc>
+          <w:tcPr>
+            <w:tcW w:w="2340" w:type="dxa"/>
+          </w:tcPr>
+          <w:p>
+            <w:pPr>
+              <w:pStyle w:val="TableText"/>
+            </w:pPr>
+            <w:r>
+              <w:t xml:space="preserve">~1,900</w:t>
+            </w:r>
+          </w:p>
+        </w:tc>
+        <w:tc>
+          <w:tcPr>
+            <w:tcW w:w="2340" w:type="dxa"/>
+          </w:tcPr>
+          <w:p>
+            <w:pPr>
+              <w:pStyle w:val="TableText"/>
+            </w:pPr>
+            <w:r>
+              <w:t xml:space="preserve">~940</w:t>
+            </w:r>
+          </w:p>
+        </w:tc>
+      </w:tr>
+      <w:tr>
+        <w:tc>
+          <w:tcPr>
+            <w:tcW w:w="2340" w:type="dxa"/>
+          </w:tcPr>
+          <w:p>
+            <w:pPr>
+              <w:pStyle w:val="TableText"/>
+            </w:pPr>
+            <w:r>
+              <w:t xml:space="preserve">$20 — consumes the whole Pro credit</w:t>
+            </w:r>
+          </w:p>
+        </w:tc>
+        <w:tc>
+          <w:tcPr>
+            <w:tcW w:w="2340" w:type="dxa"/>
+          </w:tcPr>
+          <w:p>
+            <w:pPr>
+              <w:pStyle w:val="TableText"/>
+            </w:pPr>
+            <w:r>
+              <w:t xml:space="preserve">400 GB</w:t>
+            </w:r>
+          </w:p>
+        </w:tc>
+        <w:tc>
+          <w:tcPr>
+            <w:tcW w:w="2340" w:type="dxa"/>
+          </w:tcPr>
+          <w:p>
+            <w:pPr>
+              <w:pStyle w:val="TableText"/>
+            </w:pPr>
+            <w:r>
+              <w:t xml:space="preserve">~7,500</w:t>
+            </w:r>
+          </w:p>
+        </w:tc>
+        <w:tc>
+          <w:tcPr>
+            <w:tcW w:w="2340" w:type="dxa"/>
+          </w:tcPr>
+          <w:p>
+            <w:pPr>
+              <w:pStyle w:val="TableText"/>
+            </w:pPr>
+            <w:r>
+              <w:t xml:space="preserve">~3,700</w:t>
+            </w:r>
+          </w:p>
+        </w:tc>
+      </w:tr>
+      <w:tr>
+        <w:tc>
+          <w:tcPr>
+            <w:tcW w:w="2340" w:type="dxa"/>
+          </w:tcPr>
+          <w:p>
+            <w:pPr>
+              <w:pStyle w:val="TableText"/>
+            </w:pPr>
+            <w:r>
+              <w:t xml:space="preserve">$25 — matches a small compute bill</w:t>
+            </w:r>
+          </w:p>
+        </w:tc>
+        <w:tc>
+          <w:tcPr>
+            <w:tcW w:w="2340" w:type="dxa"/>
+          </w:tcPr>
+          <w:p>
+            <w:pPr>
+              <w:pStyle w:val="TableText"/>
+            </w:pPr>
+            <w:r>
+              <w:t xml:space="preserve">500 GB</w:t>
+            </w:r>
+          </w:p>
+        </w:tc>
+        <w:tc>
+          <w:tcPr>
+            <w:tcW w:w="2340" w:type="dxa"/>
+          </w:tcPr>
+          <w:p>
+            <w:pPr>
+              <w:pStyle w:val="TableText"/>
+            </w:pPr>
+            <w:r>
+              <w:t xml:space="preserve">~9,400</w:t>
+            </w:r>
+          </w:p>
+        </w:tc>
+        <w:tc>
+          <w:tcPr>
+            <w:tcW w:w="2340" w:type="dxa"/>
+          </w:tcPr>
+          <w:p>
+            <w:pPr>
+              <w:pStyle w:val="TableText"/>
+            </w:pPr>
+            <w:r>
+              <w:t xml:space="preserve">~4,700</w:t>
+            </w:r>
+          </w:p>
+        </w:tc>
+      </w:tr>
+      <w:tr>
+        <w:tc>
+          <w:tcPr>
+            <w:tcW w:w="2340" w:type="dxa"/>
+          </w:tcPr>
+          <w:p>
+            <w:pPr>
+              <w:pStyle w:val="TableText"/>
+            </w:pPr>
+            <w:r>
+              <w:t xml:space="preserve">$100</w:t>
+            </w:r>
+          </w:p>
+        </w:tc>
+        <w:tc>
+          <w:tcPr>
+            <w:tcW w:w="2340" w:type="dxa"/>
+          </w:tcPr>
+          <w:p>
+            <w:pPr>
+              <w:pStyle w:val="TableText"/>
+            </w:pPr>
+            <w:r>
+              <w:t xml:space="preserve">2 TB</w:t>
+            </w:r>
+          </w:p>
+        </w:tc>
+        <w:tc>
+          <w:tcPr>
+            <w:tcW w:w="2340" w:type="dxa"/>
+          </w:tcPr>
+          <w:p>
+            <w:pPr>
+              <w:pStyle w:val="TableText"/>
+            </w:pPr>
+            <w:r>
+              <w:t xml:space="preserve">~37,000</w:t>
+            </w:r>
+          </w:p>
+        </w:tc>
+        <w:tc>
+          <w:tcPr>
+            <w:tcW w:w="2340" w:type="dxa"/>
+          </w:tcPr>
+          <w:p>
+            <w:pPr>
+              <w:pStyle w:val="TableText"/>
+            </w:pPr>
+            <w:r>
+              <w:t xml:space="preserve">~19,000</w:t>
+            </w:r>
+          </w:p>
+        </w:tc>
+      </w:tr>
+      <w:tr>
+        <w:tc>
+          <w:tcPr>
+            <w:tcW w:w="2340" w:type="dxa"/>
+          </w:tcPr>
+          <w:p>
+            <w:pPr>
+              <w:pStyle w:val="TableText"/>
+            </w:pPr>
+            <w:r>
+              <w:t xml:space="preserve">$500</w:t>
+            </w:r>
+          </w:p>
+        </w:tc>
+        <w:tc>
+          <w:tcPr>
+            <w:tcW w:w="2340" w:type="dxa"/>
+          </w:tcPr>
+          <w:p>
+            <w:pPr>
+              <w:pStyle w:val="TableText"/>
+            </w:pPr>
+            <w:r>
+              <w:t xml:space="preserve">10 TB</w:t>
+            </w:r>
+          </w:p>
+        </w:tc>
+        <w:tc>
+          <w:tcPr>
+            <w:tcW w:w="2340" w:type="dxa"/>
+          </w:tcPr>
+          <w:p>
+            <w:pPr>
+              <w:pStyle w:val="TableText"/>
+            </w:pPr>
+            <w:r>
+              <w:t xml:space="preserve">~187,000</w:t>
+            </w:r>
+          </w:p>
+        </w:tc>
+        <w:tc>
+          <w:tcPr>
+            <w:tcW w:w="2340" w:type="dxa"/>
+          </w:tcPr>
+          <w:p>
+            <w:pPr>
+              <w:pStyle w:val="TableText"/>
+            </w:pPr>
+            <w:r>
+              <w:t xml:space="preserve">~94,000</w:t>
+            </w:r>
+          </w:p>
+        </w:tc>
+      </w:tr>
+      <w:tr>
+        <w:tc>
+          <w:tcPr>
+            <w:tcW w:w="2340" w:type="dxa"/>
+          </w:tcPr>
+          <w:p>
+            <w:pPr>
+              <w:pStyle w:val="TableText"/>
+            </w:pPr>
+            <w:r>
+              <w:t xml:space="preserve">$1,000</w:t>
+            </w:r>
+          </w:p>
+        </w:tc>
+        <w:tc>
+          <w:tcPr>
+            <w:tcW w:w="2340" w:type="dxa"/>
+          </w:tcPr>
+          <w:p>
+            <w:pPr>
+              <w:pStyle w:val="TableText"/>
+            </w:pPr>
+            <w:r>
+              <w:t xml:space="preserve">20 TB</w:t>
+            </w:r>
+          </w:p>
+        </w:tc>
+        <w:tc>
+          <w:tcPr>
+            <w:tcW w:w="2340" w:type="dxa"/>
+          </w:tcPr>
+          <w:p>
+            <w:pPr>
+              <w:pStyle w:val="TableText"/>
+            </w:pPr>
+            <w:r>
+              <w:t xml:space="preserve">~374,000</w:t>
+            </w:r>
+          </w:p>
+        </w:tc>
+        <w:tc>
+          <w:tcPr>
+            <w:tcW w:w="2340" w:type="dxa"/>
+          </w:tcPr>
+          <w:p>
+            <w:pPr>
+              <w:pStyle w:val="TableText"/>
+            </w:pPr>
+            <w:r>
+              <w:t xml:space="preserve">~187,000</w:t>
+            </w:r>
+          </w:p>
+        </w:tc>
+      </w:tr>
+    </w:tbl>
+    <w:p>
+      <w:pPr>
+        <w:pStyle w:val="Spacer"/>
+      </w:pPr>
+      <w:r>
+        <w:t xml:space="preserve"/>
+      </w:r>
+    </w:p>
+    <w:p>
+      <w:pPr>
+        <w:pStyle w:val="Heading4"/>
+      </w:pPr>
+      <w:r>
+        <w:rPr>
+          <w:b/>
+          <w:i/>
+          <w:sz w:val="23"/>
+          <w:szCs w:val="23"/>
+        </w:rPr>
+        <w:t xml:space="preserve">The threshold that is a cliff</w:t>
+      </w:r>
+    </w:p>
+    <w:p>
+      <w:pPr/>
+      <w:r>
+        <w:t xml:space="preserve">It is not a scale at all — it is whether the viewer-page ad works. If networks decline the television placement, which §3 says to expect, revenue falls to the presenter's two impressions while egress still scales with every screen:</w:t>
+      </w:r>
+    </w:p>
+    <w:tbl>
+      <w:tblPr>
+        <w:tblStyle w:val="TableGridLight"/>
+        <w:tblW w:w="9360" w:type="dxa"/>
+        <w:tblBorders>
+          <w:top w:val="single" w:sz="4" w:space="0" w:color="BFBFBF"/>
+          <w:left w:val="single" w:sz="4" w:space="0" w:color="BFBFBF"/>
+          <w:bottom w:val="single" w:sz="4" w:space="0" w:color="BFBFBF"/>
+          <w:right w:val="single" w:sz="4" w:space="0" w:color="BFBFBF"/>
+          <w:insideH w:val="single" w:sz="4" w:space="0" w:color="BFBFBF"/>
+          <w:insideV w:val="single" w:sz="4" w:space="0" w:color="BFBFBF"/>
+        </w:tblBorders>
+        <w:tblCellMar>
+          <w:top w:w="60" w:type="dxa"/>
+          <w:left w:w="90" w:type="dxa"/>
+          <w:bottom w:w="60" w:type="dxa"/>
+          <w:right w:w="90" w:type="dxa"/>
+        </w:tblCellMar>
+      </w:tblPr>
+      <w:tblGrid>
+        <w:gridCol w:w="2340"/>
+        <w:gridCol w:w="2340"/>
+        <w:gridCol w:w="2340"/>
+        <w:gridCol w:w="2340"/>
+      </w:tblGrid>
+      <w:tr>
+        <w:trPr>
+          <w:tblHeader/>
+        </w:trPr>
+        <w:tc>
+          <w:tcPr>
+            <w:tcW w:w="2340" w:type="dxa"/>
+            <w:shd w:val="clear" w:fill="F2F2F2"/>
+          </w:tcPr>
+          <w:p>
+            <w:pPr>
+              <w:pStyle w:val="TableText"/>
+            </w:pPr>
+            <w:r>
+              <w:rPr>
+                <w:b/>
+              </w:rPr>
+              <w:t xml:space="preserve"/>
+            </w:r>
+          </w:p>
+        </w:tc>
+        <w:tc>
+          <w:tcPr>
+            <w:tcW w:w="2340" w:type="dxa"/>
+            <w:shd w:val="clear" w:fill="F2F2F2"/>
+          </w:tcPr>
+          <w:p>
+            <w:pPr>
+              <w:pStyle w:val="TableText"/>
+            </w:pPr>
+            <w:r>
+              <w:rPr>
+                <w:b/>
+              </w:rPr>
+              <w:t xml:space="preserve">Revenue per show</w:t>
+            </w:r>
+          </w:p>
+        </w:tc>
+        <w:tc>
+          <w:tcPr>
+            <w:tcW w:w="2340" w:type="dxa"/>
+            <w:shd w:val="clear" w:fill="F2F2F2"/>
+          </w:tcPr>
+          <w:p>
+            <w:pPr>
+              <w:pStyle w:val="TableText"/>
+            </w:pPr>
+            <w:r>
+              <w:rPr>
+                <w:b/>
+              </w:rPr>
+              <w:t xml:space="preserve">Egress</w:t>
+            </w:r>
+          </w:p>
+        </w:tc>
+        <w:tc>
+          <w:tcPr>
+            <w:tcW w:w="2340" w:type="dxa"/>
+            <w:shd w:val="clear" w:fill="F2F2F2"/>
+          </w:tcPr>
+          <w:p>
+            <w:pPr>
+              <w:pStyle w:val="TableText"/>
+            </w:pPr>
+            <w:r>
+              <w:rPr>
+                <w:b/>
+              </w:rPr>
+              <w:t xml:space="preserve">Egress as a share</w:t>
+            </w:r>
+          </w:p>
+        </w:tc>
+      </w:tr>
+      <w:tr>
+        <w:tc>
+          <w:tcPr>
+            <w:tcW w:w="2340" w:type="dxa"/>
+          </w:tcPr>
+          <w:p>
+            <w:pPr>
+              <w:pStyle w:val="TableText"/>
+            </w:pPr>
+            <w:r>
+              <w:t xml:space="preserve">Viewer-page ads running</w:t>
+            </w:r>
+          </w:p>
+        </w:tc>
+        <w:tc>
+          <w:tcPr>
+            <w:tcW w:w="2340" w:type="dxa"/>
+          </w:tcPr>
+          <w:p>
+            <w:pPr>
+              <w:pStyle w:val="TableText"/>
+            </w:pPr>
+            <w:r>
+              <w:t xml:space="preserve">$0.0150</w:t>
+            </w:r>
+          </w:p>
+        </w:tc>
+        <w:tc>
+          <w:tcPr>
+            <w:tcW w:w="2340" w:type="dxa"/>
+          </w:tcPr>
+          <w:p>
+            <w:pPr>
+              <w:pStyle w:val="TableText"/>
+            </w:pPr>
+            <w:r>
+              <w:t xml:space="preserve">$0.0027</w:t>
+            </w:r>
+          </w:p>
+        </w:tc>
+        <w:tc>
+          <w:tcPr>
+            <w:tcW w:w="2340" w:type="dxa"/>
+          </w:tcPr>
+          <w:p>
+            <w:pPr>
+              <w:pStyle w:val="TableText"/>
+            </w:pPr>
+            <w:r>
+              <w:t xml:space="preserve">18%</w:t>
+            </w:r>
+          </w:p>
+        </w:tc>
+      </w:tr>
+      <w:tr>
+        <w:tc>
+          <w:tcPr>
+            <w:tcW w:w="2340" w:type="dxa"/>
+          </w:tcPr>
+          <w:p>
+            <w:pPr>
+              <w:pStyle w:val="TableText"/>
+            </w:pPr>
+            <w:r>
+              <w:t xml:space="preserve">Viewer-page ads declined</w:t>
+            </w:r>
+          </w:p>
+        </w:tc>
+        <w:tc>
+          <w:tcPr>
+            <w:tcW w:w="2340" w:type="dxa"/>
+          </w:tcPr>
+          <w:p>
+            <w:pPr>
+              <w:pStyle w:val="TableText"/>
+            </w:pPr>
+            <w:r>
+              <w:t xml:space="preserve">$0.0050</w:t>
+            </w:r>
+          </w:p>
+        </w:tc>
+        <w:tc>
+          <w:tcPr>
+            <w:tcW w:w="2340" w:type="dxa"/>
+          </w:tcPr>
+          <w:p>
+            <w:pPr>
+              <w:pStyle w:val="TableText"/>
+            </w:pPr>
+            <w:r>
+              <w:t xml:space="preserve">$0.0027</w:t>
+            </w:r>
+          </w:p>
+        </w:tc>
+        <w:tc>
+          <w:tcPr>
+            <w:tcW w:w="2340" w:type="dxa"/>
+          </w:tcPr>
+          <w:p>
+            <w:pPr>
+              <w:pStyle w:val="TableText"/>
+            </w:pPr>
+            <w:r>
+              <w:rPr>
+                <w:b/>
+              </w:rPr>
+              <w:t xml:space="preserve">53%</w:t>
+            </w:r>
+          </w:p>
+        </w:tc>
+      </w:tr>
+    </w:tbl>
+    <w:p>
+      <w:pPr>
+        <w:pStyle w:val="Spacer"/>
+      </w:pPr>
+      <w:r>
+        <w:t xml:space="preserve"/>
+      </w:r>
+    </w:p>
+    <w:p>
+      <w:pPr/>
+      <w:r>
+        <w:t xml:space="preserve">And in that case </w:t>
+      </w:r>
+      <w:r>
+        <w:rPr>
+          <w:b/>
+        </w:rPr>
+        <w:t xml:space="preserve">a show stops paying for itself above about 7.5 screens</w:t>
+      </w:r>
+      <w:r>
+        <w:t xml:space="preserve"> — the better the product does at its own core promise of unlimited screens, the worse each show performs. This arrives at any scale, on day one, and it is the reason the viewer placement should be measured separately from the other two rather than assumed into the blended figure.</w:t>
+      </w:r>
+    </w:p>
+    <w:p>
+      <w:pPr>
+        <w:pStyle w:val="Heading4"/>
+      </w:pPr>
+      <w:r>
+        <w:rPr>
+          <w:b/>
+          <w:i/>
+          <w:sz w:val="23"/>
+          <w:szCs w:val="23"/>
+        </w:rPr>
+        <w:t xml:space="preserve">The levers, in the order worth pulling</w:t>
+      </w:r>
+    </w:p>
+    <w:p>
+      <w:pPr>
+        <w:pStyle w:val="ListNumber"/>
+        <w:numPr>
+          <w:ilvl w:val="0"/>
+          <w:numId w:val="2"/>
+        </w:numPr>
+      </w:pPr>
+      <w:r>
+        <w:rPr>
+          <w:b/>
+        </w:rPr>
+        <w:t xml:space="preserve">Send fewer bytes.</w:t>
+      </w:r>
+      <w:r>
+        <w:t xml:space="preserve"> No migration and no new vendor. The wire is currently 2560px JPEG q0.9 (~350 KB a slide); the 2048px WebP q82 setting measured at a </w:t>
+      </w:r>
+      <w:r>
+        <w:rPr>
+          <w:b/>
+        </w:rPr>
+        <w:t xml:space="preserve">145 KB median</w:t>
+      </w:r>
+      <w:r>
+        <w:t xml:space="preserve"> [measured] would cut </w:t>
+      </w:r>
+      <w:r>
+        <w:rPr>
+          <w:b/>
+        </w:rPr>
+        <w:t xml:space="preserve">59% off every byte at every scale</w:t>
+      </w:r>
+      <w:r>
+        <w:t xml:space="preserve"> — $1,335/month becomes $553. The cost is some quality on a large television, which is a judgement call rather than a technical one.</w:t>
+      </w:r>
+    </w:p>
+    <w:p>
+      <w:pPr>
+        <w:pStyle w:val="ListNumber"/>
+        <w:numPr>
+          <w:ilvl w:val="0"/>
+          <w:numId w:val="2"/>
+        </w:numPr>
+      </w:pPr>
+      <w:r>
+        <w:rPr>
+          <w:b/>
+        </w:rPr>
+        <w:t xml:space="preserve">Serve stored and premium shows from object storage.</w:t>
+      </w:r>
+      <w:r>
+        <w:t xml:space="preserve"> Railway's own is $0.015/GB-month with </w:t>
+      </w:r>
+      <w:r>
+        <w:rPr>
+          <w:b/>
+        </w:rPr>
+        <w:t xml:space="preserve">free egress</w:t>
+      </w:r>
+      <w:r>
+        <w:t xml:space="preserve">, so this is free from the first day and has no threshold to wait for. It is also Finding 2 restated: premium traffic need never touch the metered path.</w:t>
+      </w:r>
+    </w:p>
+    <w:p>
+      <w:pPr>
+        <w:pStyle w:val="ListNumber"/>
+        <w:numPr>
+          <w:ilvl w:val="0"/>
+          <w:numId w:val="2"/>
+        </w:numPr>
+      </w:pPr>
+      <w:r>
+        <w:rPr>
+          <w:b/>
+        </w:rPr>
+        <w:t xml:space="preserve">Move the relay to a host with included bandwidth.</w:t>
+      </w:r>
+      <w:r>
+        <w:t xml:space="preserve"> Railway is </w:t>
+      </w:r>
+      <w:r>
+        <w:rPr>
+          <w:b/>
+        </w:rPr>
+        <w:t xml:space="preserve">$50/TB</w:t>
+      </w:r>
+      <w:r>
+        <w:t xml:space="preserve">; a Hetzner-class VPS includes 20 TB and then charges </w:t>
+      </w:r>
+      <w:r>
+        <w:rPr>
+          <w:b/>
+        </w:rPr>
+        <w:t xml:space="preserve">$1/TB</w:t>
+      </w:r>
+      <w:r>
+        <w:t xml:space="preserve"> [sourced] — 50× on marginal bytes. The gap reaches roughly $100/month at about </w:t>
+      </w:r>
+      <w:r>
+        <w:rPr>
+          <w:b/>
+        </w:rPr>
+        <w:t xml:space="preserve">40,000 shows/month</w:t>
+      </w:r>
+      <w:r>
+        <w:t xml:space="preserve">, which is where a day of migration pays back within a quarter. Below that the saving does not cover losing managed Postgres, deploys and health checks.</w:t>
+      </w:r>
+    </w:p>
+    <w:p>
+      <w:pPr>
+        <w:pStyle w:val="Heading4"/>
+      </w:pPr>
+      <w:r>
+        <w:rPr>
+          <w:b/>
+          <w:i/>
+          <w:sz w:val="23"/>
+          <w:szCs w:val="23"/>
+        </w:rPr>
+        <w:t xml:space="preserve">What would invalidate all of this</w:t>
+      </w:r>
+    </w:p>
+    <w:p>
+      <w:pPr/>
+      <w:r>
+        <w:rPr>
+          <w:b/>
+        </w:rPr>
+        <w:t xml:space="preserve">Video.</w:t>
+      </w:r>
+      <w:r>
+        <w:t xml:space="preserve"> Every figure here assumes photographs. Video is one to two orders of magnitude more bytes and brings </w:t>
+      </w:r>
+      <w:r>
+        <w:rPr>
+          <w:b/>
+        </w:rPr>
+        <w:t xml:space="preserve">no additional ad impressions</w:t>
+      </w:r>
+      <w:r>
+        <w:t xml:space="preserve"> with it, which would move egress from a fixed 18% of revenue to the dominant cost of the business. The competitive analysis lists video as a parity gap worth closing; if it is closed, this section has to be rewritten before it ships, not after.</w:t>
       </w:r>
     </w:p>
     <w:p>
@@ -4114,7 +5085,7 @@
               <w:pStyle w:val="TableText"/>
             </w:pPr>
             <w:r>
-              <w:t xml:space="preserve">Above commodity rates; 26.7 TB/mo is $1,335 that a cheaper host or object storage would not charge</w:t>
+              <w:t xml:space="preserve">$50/TB, against $1/TB on a VPS with included bandwidth</w:t>
             </w:r>
           </w:p>
         </w:tc>
@@ -4127,7 +5098,51 @@
               <w:pStyle w:val="TableText"/>
             </w:pPr>
             <w:r>
-              <w:t xml:space="preserve">Serve premium from object storage; revisit host if free-tier egress dominates</w:t>
+              <w:t xml:space="preserve">Cut wire bytes first (−59%, no migration); object storage for premium; move the relay above ~40,000 shows/month — see §5</w:t>
+            </w:r>
+          </w:p>
+        </w:tc>
+      </w:tr>
+      <w:tr>
+        <w:tc>
+          <w:tcPr>
+            <w:tcW w:w="3120" w:type="dxa"/>
+          </w:tcPr>
+          <w:p>
+            <w:pPr>
+              <w:pStyle w:val="TableText"/>
+            </w:pPr>
+            <w:r>
+              <w:rPr>
+                <w:b/>
+              </w:rPr>
+              <w:t xml:space="preserve">Viewer-page ads declined</w:t>
+            </w:r>
+          </w:p>
+        </w:tc>
+        <w:tc>
+          <w:tcPr>
+            <w:tcW w:w="3120" w:type="dxa"/>
+          </w:tcPr>
+          <w:p>
+            <w:pPr>
+              <w:pStyle w:val="TableText"/>
+            </w:pPr>
+            <w:r>
+              <w:t xml:space="preserve">Egress goes from 18% to 53% of ad revenue, and a show above ~7.5 screens loses money</w:t>
+            </w:r>
+          </w:p>
+        </w:tc>
+        <w:tc>
+          <w:tcPr>
+            <w:tcW w:w="3120" w:type="dxa"/>
+          </w:tcPr>
+          <w:p>
+            <w:pPr>
+              <w:pStyle w:val="TableText"/>
+            </w:pPr>
+            <w:r>
+              <w:t xml:space="preserve">Measure that placement separately from day one; it is the one threshold that does not wait for scale</w:t>
             </w:r>
           </w:p>
         </w:tc>
@@ -4356,7 +5371,7 @@
         <w:t xml:space="preserve">Assumed, and least reliable:</w:t>
       </w:r>
       <w:r>
-        <w:t xml:space="preserve"> 350 KB per slide on the wire; $2.50 blended RPM; 2.5% conversion; 4 screens per show; 40 slides per show; 2 shows per presenter per month; $200/month compute; and every user-count figure in §7 — those are scenarios chosen to show the shape of the model, not forecasts.</w:t>
+        <w:t xml:space="preserve"> 350 KB per slide on the wire — the egress thresholds in §5 move in direct proportion to it, so it is the single number most worth replacing with a real measurement of real photographs; $2.50 blended RPM; 2.5% conversion; 4 screens per show; 40 slides per show; 2 shows per presenter per month; $200/month compute; and every user-count figure in §7 — those are scenarios chosen to show the shape of the model, not forecasts.</w:t>
       </w:r>
     </w:p>
     <w:p>
@@ -4400,6 +5415,39 @@
       </w:pPr>
       <w:r>
         <w:t xml:space="preserve">Railway pricing</w:t>
+      </w:r>
+    </w:p>
+    <w:p>
+      <w:pPr>
+        <w:pStyle w:val="ListBullet"/>
+        <w:numPr>
+          <w:ilvl w:val="0"/>
+          <w:numId w:val="1"/>
+        </w:numPr>
+      </w:pPr>
+      <w:r>
+        <w:t xml:space="preserve">Railway plans and per-unit rates</w:t>
+      </w:r>
+      <w:r>
+        <w:t xml:space="preserve"> (egress only, no included allowance)</w:t>
+      </w:r>
+    </w:p>
+    <w:p>
+      <w:pPr>
+        <w:pStyle w:val="ListBullet"/>
+        <w:numPr>
+          <w:ilvl w:val="0"/>
+          <w:numId w:val="1"/>
+        </w:numPr>
+      </w:pPr>
+      <w:r>
+        <w:t xml:space="preserve">Hetzner Cloud</w:t>
+      </w:r>
+      <w:r>
+        <w:t xml:space="preserve"> — 20 TB included, then ~$1/TB, per </w:t>
+      </w:r>
+      <w:r>
+        <w:t xml:space="preserve">2026 pricing summaries</w:t>
       </w:r>
     </w:p>
     <w:p>

--- a/docs/business-plan.docx
+++ b/docs/business-plan.docx
@@ -883,12 +883,9 @@
       </w:pPr>
       <w:r>
         <w:rPr>
-          <w:b/>
-        </w:rPr>
-        <w:t xml:space="preserve">QR-code joining</w:t>
-      </w:r>
-      <w:r>
-        <w:t xml:space="preserve"> — table stakes that every direct competitor already has.</w:t>
+          <w:i/>
+        </w:rPr>
+        <w:t xml:space="preserve">(QR-code joining was listed here and has instead shipped free for everyone — it is table stakes, and paywalling table stakes is how a free tier gets a reputation for being crippled.)</w:t>
       </w:r>
     </w:p>
     <w:p>
@@ -5214,13 +5211,25 @@
         </w:numPr>
       </w:pPr>
       <w:r>
+        <w:t xml:space="preserve">~~</w:t>
+      </w:r>
+      <w:r>
         <w:rPr>
           <w:b/>
         </w:rPr>
         <w:t xml:space="preserve">QR-code joining.</w:t>
       </w:r>
       <w:r>
-        <w:t xml:space="preserve"> A day's work, closes a table-stakes gap named in the analysis, and makes the TV experience bearable. Free tier.</w:t>
+        <w:t xml:space="preserve">~~ </w:t>
+      </w:r>
+      <w:r>
+        <w:rPr>
+          <w:b/>
+        </w:rPr>
+        <w:t xml:space="preserve">Done</w:t>
+      </w:r>
+      <w:r>
+        <w:t xml:space="preserve">, and free rather than part of Plus. The code carries a single-use ticket, so nothing reusable is in the URL.</w:t>
       </w:r>
     </w:p>
     <w:p>

--- a/docs/business-plan.docx
+++ b/docs/business-plan.docx
@@ -107,7 +107,43 @@
         <w:t xml:space="preserve">The model.</w:t>
       </w:r>
       <w:r>
-        <w:t xml:space="preserve"> Free, funded by three ad placements — the landing page, the signed-in library, and the viewer page. Premium subscriptions remove the ads and add the things the free architecture cannot do: a show that survives everyone going offline, end-to-end encryption, and event-scale use.</w:t>
+        <w:t xml:space="preserve"> Free, funded by three ad placements — the landing page, the signed-in library, and the viewer page. Paid tiers remove the ads and add what the free architecture cannot do: </w:t>
+      </w:r>
+      <w:r>
+        <w:rPr>
+          <w:b/>
+        </w:rPr>
+        <w:t xml:space="preserve">Plus</w:t>
+      </w:r>
+      <w:r>
+        <w:t xml:space="preserve"> ($3.99) for a show that survives everyone going offline, </w:t>
+      </w:r>
+      <w:r>
+        <w:rPr>
+          <w:b/>
+        </w:rPr>
+        <w:t xml:space="preserve">Pro</w:t>
+      </w:r>
+      <w:r>
+        <w:t xml:space="preserve"> ($15) for exact PowerPoint fidelity and the tools a professional presenter needs, </w:t>
+      </w:r>
+      <w:r>
+        <w:rPr>
+          <w:b/>
+        </w:rPr>
+        <w:t xml:space="preserve">Private</w:t>
+      </w:r>
+      <w:r>
+        <w:t xml:space="preserve"> ($8.99) for end-to-end encryption, and </w:t>
+      </w:r>
+      <w:r>
+        <w:rPr>
+          <w:b/>
+        </w:rPr>
+        <w:t xml:space="preserve">Event</w:t>
+      </w:r>
+      <w:r>
+        <w:t xml:space="preserve"> ($19 once) for a weekend. Pro and Private are alternatives rather than rungs — a server cannot both render your deck and be unable to read it.</w:t>
       </w:r>
     </w:p>
     <w:p>
@@ -782,6 +818,18 @@
       </w:r>
     </w:p>
     <w:p>
+      <w:pPr/>
+      <w:r>
+        <w:rPr>
+          <w:b/>
+        </w:rPr>
+        <w:t xml:space="preserve">These are not four rungs of one ladder.</w:t>
+      </w:r>
+      <w:r>
+        <w:t xml:space="preserve"> Plus is the consumer tier. Pro and Private branch off it in opposite directions and a customer picks one, because they cannot coexist — see the note under Private.</w:t>
+      </w:r>
+    </w:p>
+    <w:p>
       <w:pPr>
         <w:pStyle w:val="Heading3"/>
       </w:pPr>
@@ -920,6 +968,221 @@
           <w:szCs w:val="26"/>
           <w:color w:val="3B3357"/>
         </w:rPr>
+        <w:t xml:space="preserve">Vinboo Pro — $15/month or $149/year</w:t>
+      </w:r>
+    </w:p>
+    <w:p>
+      <w:pPr/>
+      <w:r>
+        <w:t xml:space="preserve">The business tier, and a different buyer from everything above: someone who presents for a living, expenses the tool, and compares it against </w:t>
+      </w:r>
+      <w:r>
+        <w:rPr>
+          <w:b/>
+        </w:rPr>
+        <w:t xml:space="preserve">Mentimeter at $11.99–24.99</w:t>
+      </w:r>
+      <w:r>
+        <w:t xml:space="preserve"> and </w:t>
+      </w:r>
+      <w:r>
+        <w:rPr>
+          <w:b/>
+        </w:rPr>
+        <w:t xml:space="preserve">Sync at $12.50</w:t>
+      </w:r>
+      <w:r>
+        <w:t xml:space="preserve"> rather than against Pixo. $15 sits inside that band and is unambiguously a different product from a $3.99 consumer plan.</w:t>
+      </w:r>
+    </w:p>
+    <w:p>
+      <w:pPr>
+        <w:pStyle w:val="ListBullet"/>
+        <w:numPr>
+          <w:ilvl w:val="0"/>
+          <w:numId w:val="1"/>
+        </w:numPr>
+      </w:pPr>
+      <w:r>
+        <w:rPr>
+          <w:b/>
+        </w:rPr>
+        <w:t xml:space="preserve">Exact deck fidelity.</w:t>
+      </w:r>
+      <w:r>
+        <w:t xml:space="preserve"> The deck is converted server-side by LibreOffice, so SmartArt, embedded Visio and Windows metafiles all come through. On the one real enterprise deck tested in this repository that is the difference between </w:t>
+      </w:r>
+      <w:r>
+        <w:rPr>
+          <w:b/>
+        </w:rPr>
+        <w:t xml:space="preserve">13 of 35 slides showing a grey box</w:t>
+      </w:r>
+      <w:r>
+        <w:t xml:space="preserve"> and none.</w:t>
+      </w:r>
+    </w:p>
+    <w:p>
+      <w:pPr>
+        <w:pStyle w:val="ListBullet"/>
+        <w:numPr>
+          <w:ilvl w:val="0"/>
+          <w:numId w:val="1"/>
+        </w:numPr>
+      </w:pPr>
+      <w:r>
+        <w:rPr>
+          <w:b/>
+        </w:rPr>
+        <w:t xml:space="preserve">PDF as an input</w:t>
+      </w:r>
+      <w:r>
+        <w:t xml:space="preserve"> — nearly free once a converter exists, and PDF is what most people already have to hand.</w:t>
+      </w:r>
+    </w:p>
+    <w:p>
+      <w:pPr>
+        <w:pStyle w:val="ListBullet"/>
+        <w:numPr>
+          <w:ilvl w:val="0"/>
+          <w:numId w:val="1"/>
+        </w:numPr>
+      </w:pPr>
+      <w:r>
+        <w:rPr>
+          <w:b/>
+        </w:rPr>
+        <w:t xml:space="preserve">Speaker notes and a presenter view.</w:t>
+      </w:r>
+      <w:r>
+        <w:t xml:space="preserve"> Verified missing today, and a real gap for anyone presenting professionally.</w:t>
+      </w:r>
+    </w:p>
+    <w:p>
+      <w:pPr>
+        <w:pStyle w:val="ListBullet"/>
+        <w:numPr>
+          <w:ilvl w:val="0"/>
+          <w:numId w:val="1"/>
+        </w:numPr>
+      </w:pPr>
+      <w:r>
+        <w:rPr>
+          <w:b/>
+        </w:rPr>
+        <w:t xml:space="preserve">A saved deck library.</w:t>
+      </w:r>
+      <w:r>
+        <w:t xml:space="preserve"> A sales rep shows the same deck every week; today every show starts from a file picker. This is the feature that creates habit, and it is only possible once shows live on the server.</w:t>
+      </w:r>
+    </w:p>
+    <w:p>
+      <w:pPr>
+        <w:pStyle w:val="ListBullet"/>
+        <w:numPr>
+          <w:ilvl w:val="0"/>
+          <w:numId w:val="1"/>
+        </w:numPr>
+      </w:pPr>
+      <w:r>
+        <w:rPr>
+          <w:b/>
+        </w:rPr>
+        <w:t xml:space="preserve">Your logo on the viewer page</w:t>
+      </w:r>
+      <w:r>
+        <w:t xml:space="preserve">, not Vinboo's. Cheap to build and it matters in front of a client.</w:t>
+      </w:r>
+    </w:p>
+    <w:p>
+      <w:pPr>
+        <w:pStyle w:val="ListBullet"/>
+        <w:numPr>
+          <w:ilvl w:val="0"/>
+          <w:numId w:val="1"/>
+        </w:numPr>
+      </w:pPr>
+      <w:r>
+        <w:rPr>
+          <w:b/>
+        </w:rPr>
+        <w:t xml:space="preserve">Who joined, and for how long.</w:t>
+      </w:r>
+      <w:r>
+        <w:t xml:space="preserve"> The relay already counts screens. Light attendance only — polls and engagement analytics are Sync's category and §4's last section says to stay out of it.</w:t>
+      </w:r>
+    </w:p>
+    <w:p>
+      <w:pPr>
+        <w:pStyle w:val="ListBullet"/>
+        <w:numPr>
+          <w:ilvl w:val="0"/>
+          <w:numId w:val="1"/>
+        </w:numPr>
+      </w:pPr>
+      <w:r>
+        <w:rPr>
+          <w:b/>
+        </w:rPr>
+        <w:t xml:space="preserve">Team seats.</w:t>
+      </w:r>
+      <w:r>
+        <w:t xml:space="preserve"> One champion at a company brings a team rather than a friend, which is where expansion revenue comes from.</w:t>
+      </w:r>
+    </w:p>
+    <w:p>
+      <w:pPr/>
+      <w:r>
+        <w:rPr>
+          <w:i/>
+        </w:rPr>
+        <w:t xml:space="preserve">Why the bundle matters:</w:t>
+      </w:r>
+      <w:r>
+        <w:t xml:space="preserve"> exact rendering alone is not worth $15/month. The combination of fidelity, notes, a reusable library and branding is.</w:t>
+      </w:r>
+    </w:p>
+    <w:p>
+      <w:pPr/>
+      <w:r>
+        <w:rPr>
+          <w:b/>
+        </w:rPr>
+        <w:t xml:space="preserve">Build it by buying it first.</w:t>
+      </w:r>
+      <w:r>
+        <w:t xml:space="preserve"> A conversion API costs roughly a fraction of a cent per deck against </w:t>
+      </w:r>
+      <w:r>
+        <w:rPr>
+          <w:b/>
+        </w:rPr>
+        <w:t xml:space="preserve">$36–81/month of always-on capacity</w:t>
+      </w:r>
+      <w:r>
+        <w:t xml:space="preserve"> self-hosted (§5), and it avoids the part that should worry you most: </w:t>
+      </w:r>
+      <w:r>
+        <w:rPr>
+          <w:b/>
+        </w:rPr>
+        <w:t xml:space="preserve">LibreOffice parsing untrusted uploads is a classic remote-code-execution surface.</w:t>
+      </w:r>
+      <w:r>
+        <w:t xml:space="preserve"> Self-hosting it properly means a sandboxed container with no network, hard memory and time limits and dropped privileges. Move in-house when volume justifies it — or when a procurement team objects to the deck touching a third party, which is a better objection to answer with "our server, deleted after" than with a vendor name.</w:t>
+      </w:r>
+    </w:p>
+    <w:p>
+      <w:pPr>
+        <w:pStyle w:val="Heading3"/>
+      </w:pPr>
+      <w:r>
+        <w:rPr>
+          <w:b/>
+          <w:sz w:val="26"/>
+          <w:szCs w:val="26"/>
+          <w:color w:val="3B3357"/>
+        </w:rPr>
         <w:t xml:space="preserve">Vinboo Private — $8.99/month or $79/year</w:t>
       </w:r>
     </w:p>
@@ -947,7 +1210,7 @@
     <w:p>
       <w:pPr/>
       <w:r>
-        <w:t xml:space="preserve">Storing photos on a server (Plus) and being unable to read them (Private) is a natural bundle: the same feature that makes the show survive offline is the one that creates the privacy exposure, and encryption is the answer to it. Sell Private as Plus plus a promise: </w:t>
+        <w:t xml:space="preserve">Sell it as Plus plus a promise: </w:t>
       </w:r>
       <w:r>
         <w:rPr>
@@ -955,11 +1218,300 @@
         </w:rPr>
         <w:t xml:space="preserve">we hold your slideshow and we cannot open it.</w:t>
       </w:r>
+      <w:r>
+        <w:t xml:space="preserve"> It also resolves the contradiction in §3.4 — Private carries no ads and no third-party tags at all.</w:t>
+      </w:r>
     </w:p>
     <w:p>
       <w:pPr/>
       <w:r>
-        <w:t xml:space="preserve">This tier also resolves the contradiction in §3.4 — Private carries no ads and no third-party tags at all.</w:t>
+        <w:rPr>
+          <w:b/>
+        </w:rPr>
+        <w:t xml:space="preserve">Private and Pro are mutually exclusive, and this is not a packaging choice.</w:t>
+      </w:r>
+      <w:r>
+        <w:t xml:space="preserve"> A server has to read a deck in order to convert it. If the slides arrive encrypted, LibreOffice has nothing to work with, so Private cannot offer exact fidelity, server-side rendering, or a preview of anything. It is deliberately </w:t>
+      </w:r>
+      <w:r>
+        <w:rPr>
+          <w:i/>
+        </w:rPr>
+        <w:t xml:space="preserve">less</w:t>
+      </w:r>
+      <w:r>
+        <w:t xml:space="preserve"> capable than Pro, which is why it is cheaper:</w:t>
+      </w:r>
+    </w:p>
+    <w:tbl>
+      <w:tblPr>
+        <w:tblStyle w:val="TableGridLight"/>
+        <w:tblW w:w="9360" w:type="dxa"/>
+        <w:tblBorders>
+          <w:top w:val="single" w:sz="4" w:space="0" w:color="BFBFBF"/>
+          <w:left w:val="single" w:sz="4" w:space="0" w:color="BFBFBF"/>
+          <w:bottom w:val="single" w:sz="4" w:space="0" w:color="BFBFBF"/>
+          <w:right w:val="single" w:sz="4" w:space="0" w:color="BFBFBF"/>
+          <w:insideH w:val="single" w:sz="4" w:space="0" w:color="BFBFBF"/>
+          <w:insideV w:val="single" w:sz="4" w:space="0" w:color="BFBFBF"/>
+        </w:tblBorders>
+        <w:tblCellMar>
+          <w:top w:w="60" w:type="dxa"/>
+          <w:left w:w="90" w:type="dxa"/>
+          <w:bottom w:w="60" w:type="dxa"/>
+          <w:right w:w="90" w:type="dxa"/>
+        </w:tblCellMar>
+      </w:tblPr>
+      <w:tblGrid>
+        <w:gridCol w:w="3120"/>
+        <w:gridCol w:w="3120"/>
+        <w:gridCol w:w="3120"/>
+      </w:tblGrid>
+      <w:tr>
+        <w:trPr>
+          <w:tblHeader/>
+        </w:trPr>
+        <w:tc>
+          <w:tcPr>
+            <w:tcW w:w="3120" w:type="dxa"/>
+            <w:shd w:val="clear" w:fill="F2F2F2"/>
+          </w:tcPr>
+          <w:p>
+            <w:pPr>
+              <w:pStyle w:val="TableText"/>
+            </w:pPr>
+            <w:r>
+              <w:rPr>
+                <w:b/>
+              </w:rPr>
+              <w:t xml:space="preserve"/>
+            </w:r>
+          </w:p>
+        </w:tc>
+        <w:tc>
+          <w:tcPr>
+            <w:tcW w:w="3120" w:type="dxa"/>
+            <w:shd w:val="clear" w:fill="F2F2F2"/>
+          </w:tcPr>
+          <w:p>
+            <w:pPr>
+              <w:pStyle w:val="TableText"/>
+            </w:pPr>
+            <w:r>
+              <w:rPr>
+                <w:b/>
+              </w:rPr>
+              <w:t xml:space="preserve">Pro — $15</w:t>
+            </w:r>
+          </w:p>
+        </w:tc>
+        <w:tc>
+          <w:tcPr>
+            <w:tcW w:w="3120" w:type="dxa"/>
+            <w:shd w:val="clear" w:fill="F2F2F2"/>
+          </w:tcPr>
+          <w:p>
+            <w:pPr>
+              <w:pStyle w:val="TableText"/>
+            </w:pPr>
+            <w:r>
+              <w:rPr>
+                <w:b/>
+              </w:rPr>
+              <w:t xml:space="preserve">Private — $8.99</w:t>
+            </w:r>
+          </w:p>
+        </w:tc>
+      </w:tr>
+      <w:tr>
+        <w:tc>
+          <w:tcPr>
+            <w:tcW w:w="3120" w:type="dxa"/>
+          </w:tcPr>
+          <w:p>
+            <w:pPr>
+              <w:pStyle w:val="TableText"/>
+            </w:pPr>
+            <w:r>
+              <w:t xml:space="preserve">The fear it answers</w:t>
+            </w:r>
+          </w:p>
+        </w:tc>
+        <w:tc>
+          <w:tcPr>
+            <w:tcW w:w="3120" w:type="dxa"/>
+          </w:tcPr>
+          <w:p>
+            <w:pPr>
+              <w:pStyle w:val="TableText"/>
+            </w:pPr>
+            <w:r>
+              <w:t xml:space="preserve">"my deck will look wrong"</w:t>
+            </w:r>
+          </w:p>
+        </w:tc>
+        <w:tc>
+          <w:tcPr>
+            <w:tcW w:w="3120" w:type="dxa"/>
+          </w:tcPr>
+          <w:p>
+            <w:pPr>
+              <w:pStyle w:val="TableText"/>
+            </w:pPr>
+            <w:r>
+              <w:t xml:space="preserve">"my photos will be read"</w:t>
+            </w:r>
+          </w:p>
+        </w:tc>
+      </w:tr>
+      <w:tr>
+        <w:tc>
+          <w:tcPr>
+            <w:tcW w:w="3120" w:type="dxa"/>
+          </w:tcPr>
+          <w:p>
+            <w:pPr>
+              <w:pStyle w:val="TableText"/>
+            </w:pPr>
+            <w:r>
+              <w:t xml:space="preserve">Server can read your files</w:t>
+            </w:r>
+          </w:p>
+        </w:tc>
+        <w:tc>
+          <w:tcPr>
+            <w:tcW w:w="3120" w:type="dxa"/>
+          </w:tcPr>
+          <w:p>
+            <w:pPr>
+              <w:pStyle w:val="TableText"/>
+            </w:pPr>
+            <w:r>
+              <w:rPr>
+                <w:b/>
+              </w:rPr>
+              <w:t xml:space="preserve">yes</w:t>
+            </w:r>
+            <w:r>
+              <w:t xml:space="preserve">, and deletes them after</w:t>
+            </w:r>
+          </w:p>
+        </w:tc>
+        <w:tc>
+          <w:tcPr>
+            <w:tcW w:w="3120" w:type="dxa"/>
+          </w:tcPr>
+          <w:p>
+            <w:pPr>
+              <w:pStyle w:val="TableText"/>
+            </w:pPr>
+            <w:r>
+              <w:rPr>
+                <w:b/>
+              </w:rPr>
+              <w:t xml:space="preserve">no</w:t>
+            </w:r>
+            <w:r>
+              <w:t xml:space="preserve">, ever</w:t>
+            </w:r>
+          </w:p>
+        </w:tc>
+      </w:tr>
+      <w:tr>
+        <w:tc>
+          <w:tcPr>
+            <w:tcW w:w="3120" w:type="dxa"/>
+          </w:tcPr>
+          <w:p>
+            <w:pPr>
+              <w:pStyle w:val="TableText"/>
+            </w:pPr>
+            <w:r>
+              <w:t xml:space="preserve">Exact PowerPoint fidelity</w:t>
+            </w:r>
+          </w:p>
+        </w:tc>
+        <w:tc>
+          <w:tcPr>
+            <w:tcW w:w="3120" w:type="dxa"/>
+          </w:tcPr>
+          <w:p>
+            <w:pPr>
+              <w:pStyle w:val="TableText"/>
+            </w:pPr>
+            <w:r>
+              <w:t xml:space="preserve">yes</w:t>
+            </w:r>
+          </w:p>
+        </w:tc>
+        <w:tc>
+          <w:tcPr>
+            <w:tcW w:w="3120" w:type="dxa"/>
+          </w:tcPr>
+          <w:p>
+            <w:pPr>
+              <w:pStyle w:val="TableText"/>
+            </w:pPr>
+            <w:r>
+              <w:t xml:space="preserve">no — own renderer, with the §4 warning</w:t>
+            </w:r>
+          </w:p>
+        </w:tc>
+      </w:tr>
+      <w:tr>
+        <w:tc>
+          <w:tcPr>
+            <w:tcW w:w="3120" w:type="dxa"/>
+          </w:tcPr>
+          <w:p>
+            <w:pPr>
+              <w:pStyle w:val="TableText"/>
+            </w:pPr>
+            <w:r>
+              <w:t xml:space="preserve">Stored shows survive offline</w:t>
+            </w:r>
+          </w:p>
+        </w:tc>
+        <w:tc>
+          <w:tcPr>
+            <w:tcW w:w="3120" w:type="dxa"/>
+          </w:tcPr>
+          <w:p>
+            <w:pPr>
+              <w:pStyle w:val="TableText"/>
+            </w:pPr>
+            <w:r>
+              <w:t xml:space="preserve">yes</w:t>
+            </w:r>
+          </w:p>
+        </w:tc>
+        <w:tc>
+          <w:tcPr>
+            <w:tcW w:w="3120" w:type="dxa"/>
+          </w:tcPr>
+          <w:p>
+            <w:pPr>
+              <w:pStyle w:val="TableText"/>
+            </w:pPr>
+            <w:r>
+              <w:t xml:space="preserve">yes, as ciphertext</w:t>
+            </w:r>
+          </w:p>
+        </w:tc>
+      </w:tr>
+    </w:tbl>
+    <w:p>
+      <w:pPr>
+        <w:pStyle w:val="Spacer"/>
+      </w:pPr>
+      <w:r>
+        <w:t xml:space="preserve"/>
+      </w:r>
+    </w:p>
+    <w:p>
+      <w:pPr/>
+      <w:r>
+        <w:t xml:space="preserve">A customer picks one per show. Selling both to the same person on the same slideshow is not possible, and any marketing that implies otherwise will be found out on first use.</w:t>
       </w:r>
     </w:p>
     <w:p>
@@ -2648,6 +3200,281 @@
       </w:r>
       <w:r>
         <w:t xml:space="preserve"> with it, which would move egress from a fixed 18% of revenue to the dominant cost of the business. The competitive analysis lists video as a parity gap worth closing; if it is closed, this section has to be rewritten before it ships, not after.</w:t>
+      </w:r>
+    </w:p>
+    <w:p>
+      <w:pPr>
+        <w:pStyle w:val="Heading3"/>
+      </w:pPr>
+      <w:r>
+        <w:rPr>
+          <w:b/>
+          <w:sz w:val="26"/>
+          <w:szCs w:val="26"/>
+          <w:color w:val="3B3357"/>
+        </w:rPr>
+        <w:t xml:space="preserve">What server-side conversion costs</w:t>
+      </w:r>
+    </w:p>
+    <w:p>
+      <w:pPr/>
+      <w:r>
+        <w:t xml:space="preserve">The Pro tier's anchor feature is the only part of the product that needs real compute. The arithmetic is unusual: the work itself is free, and the </w:t>
+      </w:r>
+      <w:r>
+        <w:rPr>
+          <w:i/>
+        </w:rPr>
+        <w:t xml:space="preserve">readiness</w:t>
+      </w:r>
+      <w:r>
+        <w:t xml:space="preserve"> to do it is not.</w:t>
+      </w:r>
+    </w:p>
+    <w:tbl>
+      <w:tblPr>
+        <w:tblStyle w:val="TableGridLight"/>
+        <w:tblW w:w="9360" w:type="dxa"/>
+        <w:tblBorders>
+          <w:top w:val="single" w:sz="4" w:space="0" w:color="BFBFBF"/>
+          <w:left w:val="single" w:sz="4" w:space="0" w:color="BFBFBF"/>
+          <w:bottom w:val="single" w:sz="4" w:space="0" w:color="BFBFBF"/>
+          <w:right w:val="single" w:sz="4" w:space="0" w:color="BFBFBF"/>
+          <w:insideH w:val="single" w:sz="4" w:space="0" w:color="BFBFBF"/>
+          <w:insideV w:val="single" w:sz="4" w:space="0" w:color="BFBFBF"/>
+        </w:tblBorders>
+        <w:tblCellMar>
+          <w:top w:w="60" w:type="dxa"/>
+          <w:left w:w="90" w:type="dxa"/>
+          <w:bottom w:w="60" w:type="dxa"/>
+          <w:right w:w="90" w:type="dxa"/>
+        </w:tblCellMar>
+      </w:tblPr>
+      <w:tblGrid>
+        <w:gridCol w:w="4680"/>
+        <w:gridCol w:w="4680"/>
+      </w:tblGrid>
+      <w:tr>
+        <w:trPr>
+          <w:tblHeader/>
+        </w:trPr>
+        <w:tc>
+          <w:tcPr>
+            <w:tcW w:w="4680" w:type="dxa"/>
+            <w:shd w:val="clear" w:fill="F2F2F2"/>
+          </w:tcPr>
+          <w:p>
+            <w:pPr>
+              <w:pStyle w:val="TableText"/>
+            </w:pPr>
+            <w:r>
+              <w:rPr>
+                <w:b/>
+              </w:rPr>
+              <w:t xml:space="preserve"/>
+            </w:r>
+          </w:p>
+        </w:tc>
+        <w:tc>
+          <w:tcPr>
+            <w:tcW w:w="4680" w:type="dxa"/>
+            <w:shd w:val="clear" w:fill="F2F2F2"/>
+          </w:tcPr>
+          <w:p>
+            <w:pPr>
+              <w:pStyle w:val="TableText"/>
+            </w:pPr>
+            <w:r>
+              <w:rPr>
+                <w:b/>
+              </w:rPr>
+              <w:t xml:space="preserve">Cost</w:t>
+            </w:r>
+          </w:p>
+        </w:tc>
+      </w:tr>
+      <w:tr>
+        <w:tc>
+          <w:tcPr>
+            <w:tcW w:w="4680" w:type="dxa"/>
+          </w:tcPr>
+          <w:p>
+            <w:pPr>
+              <w:pStyle w:val="TableText"/>
+            </w:pPr>
+            <w:r>
+              <w:t xml:space="preserve">One conversion — 35 slides, ~15 seconds, 1 GB and 1 vCPU</w:t>
+            </w:r>
+          </w:p>
+        </w:tc>
+        <w:tc>
+          <w:tcPr>
+            <w:tcW w:w="4680" w:type="dxa"/>
+          </w:tcPr>
+          <w:p>
+            <w:pPr>
+              <w:pStyle w:val="TableText"/>
+            </w:pPr>
+            <w:r>
+              <w:rPr>
+                <w:b/>
+              </w:rPr>
+              <w:t xml:space="preserve">$0.00017</w:t>
+            </w:r>
+            <w:r>
+              <w:t xml:space="preserve"> — about 5,700 per dollar</w:t>
+            </w:r>
+          </w:p>
+        </w:tc>
+      </w:tr>
+      <w:tr>
+        <w:tc>
+          <w:tcPr>
+            <w:tcW w:w="4680" w:type="dxa"/>
+          </w:tcPr>
+          <w:p>
+            <w:pPr>
+              <w:pStyle w:val="TableText"/>
+            </w:pPr>
+            <w:r>
+              <w:t xml:space="preserve">Capacity reserved for one at a time</w:t>
+            </w:r>
+          </w:p>
+        </w:tc>
+        <w:tc>
+          <w:tcPr>
+            <w:tcW w:w="4680" w:type="dxa"/>
+          </w:tcPr>
+          <w:p>
+            <w:pPr>
+              <w:pStyle w:val="TableText"/>
+            </w:pPr>
+            <w:r>
+              <w:rPr>
+                <w:b/>
+              </w:rPr>
+              <w:t xml:space="preserve">$36/month</w:t>
+            </w:r>
+            <w:r>
+              <w:t xml:space="preserve">, used or not</w:t>
+            </w:r>
+          </w:p>
+        </w:tc>
+      </w:tr>
+      <w:tr>
+        <w:tc>
+          <w:tcPr>
+            <w:tcW w:w="4680" w:type="dxa"/>
+          </w:tcPr>
+          <w:p>
+            <w:pPr>
+              <w:pStyle w:val="TableText"/>
+            </w:pPr>
+            <w:r>
+              <w:t xml:space="preserve">Capacity reserved for three at a time</w:t>
+            </w:r>
+          </w:p>
+        </w:tc>
+        <w:tc>
+          <w:tcPr>
+            <w:tcW w:w="4680" w:type="dxa"/>
+          </w:tcPr>
+          <w:p>
+            <w:pPr>
+              <w:pStyle w:val="TableText"/>
+            </w:pPr>
+            <w:r>
+              <w:rPr>
+                <w:b/>
+              </w:rPr>
+              <w:t xml:space="preserve">$81/month</w:t>
+            </w:r>
+            <w:r>
+              <w:t xml:space="preserve">, used or not</w:t>
+            </w:r>
+          </w:p>
+        </w:tc>
+      </w:tr>
+      <w:tr>
+        <w:tc>
+          <w:tcPr>
+            <w:tcW w:w="4680" w:type="dxa"/>
+          </w:tcPr>
+          <w:p>
+            <w:pPr>
+              <w:pStyle w:val="TableText"/>
+            </w:pPr>
+            <w:r>
+              <w:t xml:space="preserve">10,000 converted decks kept</w:t>
+            </w:r>
+          </w:p>
+        </w:tc>
+        <w:tc>
+          <w:tcPr>
+            <w:tcW w:w="4680" w:type="dxa"/>
+          </w:tcPr>
+          <w:p>
+            <w:pPr>
+              <w:pStyle w:val="TableText"/>
+            </w:pPr>
+            <w:r>
+              <w:rPr>
+                <w:b/>
+              </w:rPr>
+              <w:t xml:space="preserve">$1.03/month</w:t>
+            </w:r>
+            <w:r>
+              <w:t xml:space="preserve">, egress free</w:t>
+            </w:r>
+          </w:p>
+        </w:tc>
+      </w:tr>
+    </w:tbl>
+    <w:p>
+      <w:pPr>
+        <w:pStyle w:val="Spacer"/>
+      </w:pPr>
+      <w:r>
+        <w:t xml:space="preserve"/>
+      </w:r>
+    </w:p>
+    <w:p>
+      <w:pPr/>
+      <w:r>
+        <w:t xml:space="preserve">So it is a </w:t>
+      </w:r>
+      <w:r>
+        <w:rPr>
+          <w:b/>
+        </w:rPr>
+        <w:t xml:space="preserve">fixed floor of roughly $60/month</w:t>
+      </w:r>
+      <w:r>
+        <w:t xml:space="preserve"> rather than a per-unit cost, and </w:t>
+      </w:r>
+      <w:r>
+        <w:rPr>
+          <w:b/>
+        </w:rPr>
+        <w:t xml:space="preserve">five subscribers at $15 cover it</w:t>
+      </w:r>
+      <w:r>
+        <w:t xml:space="preserve">. Conversions themselves never become the expense; idle headroom is.</w:t>
+      </w:r>
+    </w:p>
+    <w:p>
+      <w:pPr/>
+      <w:r>
+        <w:t xml:space="preserve">Which is the argument for </w:t>
+      </w:r>
+      <w:r>
+        <w:rPr>
+          <w:b/>
+        </w:rPr>
+        <w:t xml:space="preserve">not building it first</w:t>
+      </w:r>
+      <w:r>
+        <w:t xml:space="preserve">. A conversion API costs on the order of a fraction of a cent per deck with a ~$9/month floor [sourced], so a thousand decks a month runs to about $12 all-in — cheaper than the reserved capacity, and it avoids standing up a sandbox around a document parser. The reasons to bring it in-house later are volume, and the day a procurement team asks where the deck goes.</w:t>
       </w:r>
     </w:p>
     <w:p>
@@ -5265,7 +6092,7 @@
         <w:t xml:space="preserve">Vinboo Plus.</w:t>
       </w:r>
       <w:r>
-        <w:t xml:space="preserve"> Server-stored shows, longer life, no ads, QR. This is the first real revenue and it answers Pixo directly.</w:t>
+        <w:t xml:space="preserve"> Server-stored shows, longer life, no ads. This is the first real revenue and it answers Pixo directly.</w:t>
       </w:r>
     </w:p>
     <w:p>
@@ -5280,10 +6107,10 @@
         <w:rPr>
           <w:b/>
         </w:rPr>
-        <w:t xml:space="preserve">Vinboo Event.</w:t>
-      </w:r>
-      <w:r>
-        <w:t xml:space="preserve"> Cheap to build once Plus exists — it is Plus with a clock.</w:t>
+        <w:t xml:space="preserve">Vinboo Pro</w:t>
+      </w:r>
+      <w:r>
+        <w:t xml:space="preserve">, if the business segment validates. Buy the conversion rather than building it, and lead with exact fidelity plus a saved deck library.</w:t>
       </w:r>
     </w:p>
     <w:p>
@@ -5298,10 +6125,10 @@
         <w:rPr>
           <w:b/>
         </w:rPr>
-        <w:t xml:space="preserve">Vinboo Private.</w:t>
-      </w:r>
-      <w:r>
-        <w:t xml:space="preserve"> The E2EE tier. Highest engineering cost, strongest position, and the only feature here that no competitor can answer quickly.</w:t>
+        <w:t xml:space="preserve">Vinboo Event.</w:t>
+      </w:r>
+      <w:r>
+        <w:t xml:space="preserve"> Cheap to build once Plus exists — it is Plus with a clock.</w:t>
       </w:r>
     </w:p>
     <w:p>
@@ -5316,6 +6143,24 @@
         <w:rPr>
           <w:b/>
         </w:rPr>
+        <w:t xml:space="preserve">Vinboo Private.</w:t>
+      </w:r>
+      <w:r>
+        <w:t xml:space="preserve"> The E2EE tier. Highest engineering cost, strongest position, and the only feature here that no competitor can answer quickly. Note that it forecloses Pro's rendering for anyone who takes it.</w:t>
+      </w:r>
+    </w:p>
+    <w:p>
+      <w:pPr>
+        <w:pStyle w:val="ListNumber"/>
+        <w:numPr>
+          <w:ilvl w:val="0"/>
+          <w:numId w:val="2"/>
+        </w:numPr>
+      </w:pPr>
+      <w:r>
+        <w:rPr>
+          <w:b/>
+        </w:rPr>
         <w:t xml:space="preserve">Video.</w:t>
       </w:r>
       <w:r>
@@ -5380,7 +6225,7 @@
         <w:t xml:space="preserve">Assumed, and least reliable:</w:t>
       </w:r>
       <w:r>
-        <w:t xml:space="preserve"> 350 KB per slide on the wire — the egress thresholds in §5 move in direct proportion to it, so it is the single number most worth replacing with a real measurement of real photographs; $2.50 blended RPM; 2.5% conversion; 4 screens per show; 40 slides per show; 2 shows per presenter per month; $200/month compute; and every user-count figure in §7 — those are scenarios chosen to show the shape of the model, not forecasts.</w:t>
+        <w:t xml:space="preserve"> that a 35-slide conversion takes about 15 seconds in 1 GB — plausible for headless LibreOffice but unmeasured here, and the capacity floor moves with it; 350 KB per slide on the wire — the egress thresholds in §5 move in direct proportion to it, so it is the single number most worth replacing with a real measurement of real photographs; $2.50 blended RPM; 2.5% conversion; 4 screens per show; 40 slides per show; 2 shows per presenter per month; $200/month compute; and every user-count figure in §7 — those are scenarios chosen to show the shape of the model, not forecasts.</w:t>
       </w:r>
     </w:p>
     <w:p>
@@ -5439,6 +6284,21 @@
       </w:r>
       <w:r>
         <w:t xml:space="preserve"> (egress only, no included allowance)</w:t>
+      </w:r>
+    </w:p>
+    <w:p>
+      <w:pPr>
+        <w:pStyle w:val="ListBullet"/>
+        <w:numPr>
+          <w:ilvl w:val="0"/>
+          <w:numId w:val="1"/>
+        </w:numPr>
+      </w:pPr>
+      <w:r>
+        <w:t xml:space="preserve">CloudConvert pricing</w:t>
+      </w:r>
+      <w:r>
+        <w:t xml:space="preserve"> — conversion-API floor and per-minute rate</w:t>
       </w:r>
     </w:p>
     <w:p>

--- a/docs/business-plan.docx
+++ b/docs/business-plan.docx
@@ -900,7 +900,7 @@
         <w:t xml:space="preserve">No photo cap</w:t>
       </w:r>
       <w:r>
-        <w:t xml:space="preserve"> on hand-off (free is 50).</w:t>
+        <w:t xml:space="preserve"> on hand-off (free is 150).</w:t>
       </w:r>
     </w:p>
     <w:p>
@@ -4636,6 +4636,9 @@
           <w:b/>
         </w:rPr>
         <w:t xml:space="preserve">17 MB per show</w:t>
+      </w:r>
+      <w:r>
+        <w:t xml:space="preserve">; at the 150-photo cap, 51 MB</w:t>
       </w:r>
     </w:p>
     <w:p>

--- a/docs/business-plan.docx
+++ b/docs/business-plan.docx
@@ -209,6 +209,27 @@
         <w:rPr>
           <w:b/>
         </w:rPr>
+        <w:t xml:space="preserve">Where the money most likely is.</w:t>
+      </w:r>
+      <w:r>
+        <w:t xml:space="preserve"> Sized bottom-up in §2: </w:t>
+      </w:r>
+      <w:r>
+        <w:rPr>
+          <w:b/>
+        </w:rPr>
+        <w:t xml:space="preserve">6,413 business presenters would out-earn 250,000 consumer ones — 39× fewer people for 2.7× the revenue.</w:t>
+      </w:r>
+      <w:r>
+        <w:t xml:space="preserve"> The business segment is worth ~$115M/year serviceable in the US alone, and it is the one currently blocked by deck fidelity rather than by demand.</w:t>
+      </w:r>
+    </w:p>
+    <w:p>
+      <w:pPr/>
+      <w:r>
+        <w:rPr>
+          <w:b/>
+        </w:rPr>
         <w:t xml:space="preserve">The pleasant surprise.</w:t>
       </w:r>
       <w:r>
@@ -249,7 +270,7 @@
           <w:szCs w:val="32"/>
           <w:color w:val="2A2440"/>
         </w:rPr>
-        <w:t xml:space="preserve">2. What the competition proves</w:t>
+        <w:t xml:space="preserve">2. The market, and what the competition proves</w:t>
       </w:r>
     </w:p>
     <w:p>
@@ -337,6 +358,573 @@
       </w:r>
       <w:r>
         <w:t xml:space="preserve">, capped at three or six screens, and markets "no need to keep the app open" as its headline [sourced via analysis]. Sync starts at $12.50/month. Mentimeter charges $11.99–24.99 per presenter/month [sourced]. So the market pays $1.50 at the ambient-photo end and $12–25 at the presentation end. Vinboo's premium belongs between them, and its unlimited-screens position is worth real money against a competitor that charges per screen and caps at six.</w:t>
+      </w:r>
+    </w:p>
+    <w:p>
+      <w:pPr>
+        <w:pStyle w:val="Heading3"/>
+      </w:pPr>
+      <w:r>
+        <w:rPr>
+          <w:b/>
+          <w:sz w:val="26"/>
+          <w:szCs w:val="26"/>
+          <w:color w:val="3B3357"/>
+        </w:rPr>
+        <w:t xml:space="preserve">How big each segment is</w:t>
+      </w:r>
+    </w:p>
+    <w:p>
+      <w:pPr/>
+      <w:r>
+        <w:t xml:space="preserve">Sized bottom-up from headcounts rather than top-down from a category, because "the presentation software market is worth $X billion" says nothing about whether anyone pays $15 for this.</w:t>
+      </w:r>
+    </w:p>
+    <w:p>
+      <w:pPr/>
+      <w:r>
+        <w:rPr>
+          <w:b/>
+        </w:rPr>
+        <w:t xml:space="preserve">Business presenters.</w:t>
+      </w:r>
+      <w:r>
+        <w:t xml:space="preserve"> The US has </w:t>
+      </w:r>
+      <w:r>
+        <w:rPr>
+          <w:b/>
+        </w:rPr>
+        <w:t xml:space="preserve">1.3 million</w:t>
+      </w:r>
+      <w:r>
+        <w:t xml:space="preserve"> wholesale and manufacturing sales representatives plus </w:t>
+      </w:r>
+      <w:r>
+        <w:rPr>
+          <w:b/>
+        </w:rPr>
+        <w:t xml:space="preserve">303,200</w:t>
+      </w:r>
+      <w:r>
+        <w:t xml:space="preserve"> in technical and scientific products — about </w:t>
+      </w:r>
+      <w:r>
+        <w:rPr>
+          <w:b/>
+        </w:rPr>
+        <w:t xml:space="preserve">1.6 million</w:t>
+      </w:r>
+      <w:r>
+        <w:t xml:space="preserve"> [sourced]. Assume 40% carry a deck into a client meeting [assumed]: a serviceable market of ~641,000 people, or </w:t>
+      </w:r>
+      <w:r>
+        <w:rPr>
+          <w:b/>
+        </w:rPr>
+        <w:t xml:space="preserve">$115M/year</w:t>
+      </w:r>
+      <w:r>
+        <w:t xml:space="preserve"> at Pro's $180.</w:t>
+      </w:r>
+    </w:p>
+    <w:tbl>
+      <w:tblPr>
+        <w:tblStyle w:val="TableGridLight"/>
+        <w:tblW w:w="9360" w:type="dxa"/>
+        <w:tblBorders>
+          <w:top w:val="single" w:sz="4" w:space="0" w:color="BFBFBF"/>
+          <w:left w:val="single" w:sz="4" w:space="0" w:color="BFBFBF"/>
+          <w:bottom w:val="single" w:sz="4" w:space="0" w:color="BFBFBF"/>
+          <w:right w:val="single" w:sz="4" w:space="0" w:color="BFBFBF"/>
+          <w:insideH w:val="single" w:sz="4" w:space="0" w:color="BFBFBF"/>
+          <w:insideV w:val="single" w:sz="4" w:space="0" w:color="BFBFBF"/>
+        </w:tblBorders>
+        <w:tblCellMar>
+          <w:top w:w="60" w:type="dxa"/>
+          <w:left w:w="90" w:type="dxa"/>
+          <w:bottom w:w="60" w:type="dxa"/>
+          <w:right w:w="90" w:type="dxa"/>
+        </w:tblCellMar>
+      </w:tblPr>
+      <w:tblGrid>
+        <w:gridCol w:w="3120"/>
+        <w:gridCol w:w="3120"/>
+        <w:gridCol w:w="3120"/>
+      </w:tblGrid>
+      <w:tr>
+        <w:trPr>
+          <w:tblHeader/>
+        </w:trPr>
+        <w:tc>
+          <w:tcPr>
+            <w:tcW w:w="3120" w:type="dxa"/>
+            <w:shd w:val="clear" w:fill="F2F2F2"/>
+          </w:tcPr>
+          <w:p>
+            <w:pPr>
+              <w:pStyle w:val="TableText"/>
+            </w:pPr>
+            <w:r>
+              <w:rPr>
+                <w:b/>
+              </w:rPr>
+              <w:t xml:space="preserve">Penetration</w:t>
+            </w:r>
+          </w:p>
+        </w:tc>
+        <w:tc>
+          <w:tcPr>
+            <w:tcW w:w="3120" w:type="dxa"/>
+            <w:shd w:val="clear" w:fill="F2F2F2"/>
+          </w:tcPr>
+          <w:p>
+            <w:pPr>
+              <w:pStyle w:val="TableText"/>
+            </w:pPr>
+            <w:r>
+              <w:rPr>
+                <w:b/>
+              </w:rPr>
+              <w:t xml:space="preserve">Users</w:t>
+            </w:r>
+          </w:p>
+        </w:tc>
+        <w:tc>
+          <w:tcPr>
+            <w:tcW w:w="3120" w:type="dxa"/>
+            <w:shd w:val="clear" w:fill="F2F2F2"/>
+          </w:tcPr>
+          <w:p>
+            <w:pPr>
+              <w:pStyle w:val="TableText"/>
+            </w:pPr>
+            <w:r>
+              <w:rPr>
+                <w:b/>
+              </w:rPr>
+              <w:t xml:space="preserve">Revenue</w:t>
+            </w:r>
+          </w:p>
+        </w:tc>
+      </w:tr>
+      <w:tr>
+        <w:tc>
+          <w:tcPr>
+            <w:tcW w:w="3120" w:type="dxa"/>
+          </w:tcPr>
+          <w:p>
+            <w:pPr>
+              <w:pStyle w:val="TableText"/>
+            </w:pPr>
+            <w:r>
+              <w:t xml:space="preserve">0.5%</w:t>
+            </w:r>
+          </w:p>
+        </w:tc>
+        <w:tc>
+          <w:tcPr>
+            <w:tcW w:w="3120" w:type="dxa"/>
+          </w:tcPr>
+          <w:p>
+            <w:pPr>
+              <w:pStyle w:val="TableText"/>
+            </w:pPr>
+            <w:r>
+              <w:t xml:space="preserve">3,206</w:t>
+            </w:r>
+          </w:p>
+        </w:tc>
+        <w:tc>
+          <w:tcPr>
+            <w:tcW w:w="3120" w:type="dxa"/>
+          </w:tcPr>
+          <w:p>
+            <w:pPr>
+              <w:pStyle w:val="TableText"/>
+            </w:pPr>
+            <w:r>
+              <w:t xml:space="preserve">$577k/yr</w:t>
+            </w:r>
+          </w:p>
+        </w:tc>
+      </w:tr>
+      <w:tr>
+        <w:tc>
+          <w:tcPr>
+            <w:tcW w:w="3120" w:type="dxa"/>
+          </w:tcPr>
+          <w:p>
+            <w:pPr>
+              <w:pStyle w:val="TableText"/>
+            </w:pPr>
+            <w:r>
+              <w:rPr>
+                <w:b/>
+              </w:rPr>
+              <w:t xml:space="preserve">1%</w:t>
+            </w:r>
+          </w:p>
+        </w:tc>
+        <w:tc>
+          <w:tcPr>
+            <w:tcW w:w="3120" w:type="dxa"/>
+          </w:tcPr>
+          <w:p>
+            <w:pPr>
+              <w:pStyle w:val="TableText"/>
+            </w:pPr>
+            <w:r>
+              <w:rPr>
+                <w:b/>
+              </w:rPr>
+              <w:t xml:space="preserve">6,413</w:t>
+            </w:r>
+          </w:p>
+        </w:tc>
+        <w:tc>
+          <w:tcPr>
+            <w:tcW w:w="3120" w:type="dxa"/>
+          </w:tcPr>
+          <w:p>
+            <w:pPr>
+              <w:pStyle w:val="TableText"/>
+            </w:pPr>
+            <w:r>
+              <w:rPr>
+                <w:b/>
+              </w:rPr>
+              <w:t xml:space="preserve">$1.15M/yr</w:t>
+            </w:r>
+          </w:p>
+        </w:tc>
+      </w:tr>
+      <w:tr>
+        <w:tc>
+          <w:tcPr>
+            <w:tcW w:w="3120" w:type="dxa"/>
+          </w:tcPr>
+          <w:p>
+            <w:pPr>
+              <w:pStyle w:val="TableText"/>
+            </w:pPr>
+            <w:r>
+              <w:t xml:space="preserve">3%</w:t>
+            </w:r>
+          </w:p>
+        </w:tc>
+        <w:tc>
+          <w:tcPr>
+            <w:tcW w:w="3120" w:type="dxa"/>
+          </w:tcPr>
+          <w:p>
+            <w:pPr>
+              <w:pStyle w:val="TableText"/>
+            </w:pPr>
+            <w:r>
+              <w:t xml:space="preserve">19,238</w:t>
+            </w:r>
+          </w:p>
+        </w:tc>
+        <w:tc>
+          <w:tcPr>
+            <w:tcW w:w="3120" w:type="dxa"/>
+          </w:tcPr>
+          <w:p>
+            <w:pPr>
+              <w:pStyle w:val="TableText"/>
+            </w:pPr>
+            <w:r>
+              <w:t xml:space="preserve">$3.46M/yr</w:t>
+            </w:r>
+          </w:p>
+        </w:tc>
+      </w:tr>
+    </w:tbl>
+    <w:p>
+      <w:pPr>
+        <w:pStyle w:val="Spacer"/>
+      </w:pPr>
+      <w:r>
+        <w:t xml:space="preserve"/>
+      </w:r>
+    </w:p>
+    <w:p>
+      <w:pPr/>
+      <w:r>
+        <w:rPr>
+          <w:b/>
+        </w:rPr>
+        <w:t xml:space="preserve">Events.</w:t>
+      </w:r>
+      <w:r>
+        <w:t xml:space="preserve"> About </w:t>
+      </w:r>
+      <w:r>
+        <w:rPr>
+          <w:b/>
+        </w:rPr>
+        <w:t xml:space="preserve">2.5 million US weddings a year</w:t>
+      </w:r>
+      <w:r>
+        <w:t xml:space="preserve"> [sourced]. At $19 a pass: 1% attach is $475k/yr, 5% is $2.4M/yr — but it is one-time revenue from a customer who never returns, and it is reached through vendors rather than couples, since a wedding DJ works forty weddings a year and a couple works one.</w:t>
+      </w:r>
+    </w:p>
+    <w:p>
+      <w:pPr/>
+      <w:r>
+        <w:rPr>
+          <w:b/>
+        </w:rPr>
+        <w:t xml:space="preserve">Consumer, ad funded.</w:t>
+      </w:r>
+      <w:r>
+        <w:t xml:space="preserve"> The largest population and the weakest economics: §7 models 250,000 monthly presenters producing $434k/year in total.</w:t>
+      </w:r>
+    </w:p>
+    <w:p>
+      <w:pPr>
+        <w:pStyle w:val="Heading3"/>
+      </w:pPr>
+      <w:r>
+        <w:rPr>
+          <w:b/>
+          <w:sz w:val="26"/>
+          <w:szCs w:val="26"/>
+          <w:color w:val="3B3357"/>
+        </w:rPr>
+        <w:t xml:space="preserve">The comparison that should decide the strategy</w:t>
+      </w:r>
+    </w:p>
+    <w:tbl>
+      <w:tblPr>
+        <w:tblStyle w:val="TableGridLight"/>
+        <w:tblW w:w="9360" w:type="dxa"/>
+        <w:tblBorders>
+          <w:top w:val="single" w:sz="4" w:space="0" w:color="BFBFBF"/>
+          <w:left w:val="single" w:sz="4" w:space="0" w:color="BFBFBF"/>
+          <w:bottom w:val="single" w:sz="4" w:space="0" w:color="BFBFBF"/>
+          <w:right w:val="single" w:sz="4" w:space="0" w:color="BFBFBF"/>
+          <w:insideH w:val="single" w:sz="4" w:space="0" w:color="BFBFBF"/>
+          <w:insideV w:val="single" w:sz="4" w:space="0" w:color="BFBFBF"/>
+        </w:tblBorders>
+        <w:tblCellMar>
+          <w:top w:w="60" w:type="dxa"/>
+          <w:left w:w="90" w:type="dxa"/>
+          <w:bottom w:w="60" w:type="dxa"/>
+          <w:right w:w="90" w:type="dxa"/>
+        </w:tblCellMar>
+      </w:tblPr>
+      <w:tblGrid>
+        <w:gridCol w:w="3120"/>
+        <w:gridCol w:w="3120"/>
+        <w:gridCol w:w="3120"/>
+      </w:tblGrid>
+      <w:tr>
+        <w:trPr>
+          <w:tblHeader/>
+        </w:trPr>
+        <w:tc>
+          <w:tcPr>
+            <w:tcW w:w="3120" w:type="dxa"/>
+            <w:shd w:val="clear" w:fill="F2F2F2"/>
+          </w:tcPr>
+          <w:p>
+            <w:pPr>
+              <w:pStyle w:val="TableText"/>
+            </w:pPr>
+            <w:r>
+              <w:rPr>
+                <w:b/>
+              </w:rPr>
+              <w:t xml:space="preserve"/>
+            </w:r>
+          </w:p>
+        </w:tc>
+        <w:tc>
+          <w:tcPr>
+            <w:tcW w:w="3120" w:type="dxa"/>
+            <w:shd w:val="clear" w:fill="F2F2F2"/>
+          </w:tcPr>
+          <w:p>
+            <w:pPr>
+              <w:pStyle w:val="TableText"/>
+            </w:pPr>
+            <w:r>
+              <w:rPr>
+                <w:b/>
+              </w:rPr>
+              <w:t xml:space="preserve">People</w:t>
+            </w:r>
+          </w:p>
+        </w:tc>
+        <w:tc>
+          <w:tcPr>
+            <w:tcW w:w="3120" w:type="dxa"/>
+            <w:shd w:val="clear" w:fill="F2F2F2"/>
+          </w:tcPr>
+          <w:p>
+            <w:pPr>
+              <w:pStyle w:val="TableText"/>
+            </w:pPr>
+            <w:r>
+              <w:rPr>
+                <w:b/>
+              </w:rPr>
+              <w:t xml:space="preserve">Revenue</w:t>
+            </w:r>
+          </w:p>
+        </w:tc>
+      </w:tr>
+      <w:tr>
+        <w:tc>
+          <w:tcPr>
+            <w:tcW w:w="3120" w:type="dxa"/>
+          </w:tcPr>
+          <w:p>
+            <w:pPr>
+              <w:pStyle w:val="TableText"/>
+            </w:pPr>
+            <w:r>
+              <w:t xml:space="preserve">Business presenters at 1%</w:t>
+            </w:r>
+          </w:p>
+        </w:tc>
+        <w:tc>
+          <w:tcPr>
+            <w:tcW w:w="3120" w:type="dxa"/>
+          </w:tcPr>
+          <w:p>
+            <w:pPr>
+              <w:pStyle w:val="TableText"/>
+            </w:pPr>
+            <w:r>
+              <w:rPr>
+                <w:b/>
+              </w:rPr>
+              <w:t xml:space="preserve">6,413</w:t>
+            </w:r>
+          </w:p>
+        </w:tc>
+        <w:tc>
+          <w:tcPr>
+            <w:tcW w:w="3120" w:type="dxa"/>
+          </w:tcPr>
+          <w:p>
+            <w:pPr>
+              <w:pStyle w:val="TableText"/>
+            </w:pPr>
+            <w:r>
+              <w:rPr>
+                <w:b/>
+              </w:rPr>
+              <w:t xml:space="preserve">$1.15M/yr</w:t>
+            </w:r>
+          </w:p>
+        </w:tc>
+      </w:tr>
+      <w:tr>
+        <w:tc>
+          <w:tcPr>
+            <w:tcW w:w="3120" w:type="dxa"/>
+          </w:tcPr>
+          <w:p>
+            <w:pPr>
+              <w:pStyle w:val="TableText"/>
+            </w:pPr>
+            <w:r>
+              <w:t xml:space="preserve">Consumer presenters (§7)</w:t>
+            </w:r>
+          </w:p>
+        </w:tc>
+        <w:tc>
+          <w:tcPr>
+            <w:tcW w:w="3120" w:type="dxa"/>
+          </w:tcPr>
+          <w:p>
+            <w:pPr>
+              <w:pStyle w:val="TableText"/>
+            </w:pPr>
+            <w:r>
+              <w:t xml:space="preserve">250,000</w:t>
+            </w:r>
+          </w:p>
+        </w:tc>
+        <w:tc>
+          <w:tcPr>
+            <w:tcW w:w="3120" w:type="dxa"/>
+          </w:tcPr>
+          <w:p>
+            <w:pPr>
+              <w:pStyle w:val="TableText"/>
+            </w:pPr>
+            <w:r>
+              <w:t xml:space="preserve">$434k/yr</w:t>
+            </w:r>
+          </w:p>
+        </w:tc>
+      </w:tr>
+    </w:tbl>
+    <w:p>
+      <w:pPr>
+        <w:pStyle w:val="Spacer"/>
+      </w:pPr>
+      <w:r>
+        <w:t xml:space="preserve"/>
+      </w:r>
+    </w:p>
+    <w:p>
+      <w:pPr/>
+      <w:r>
+        <w:rPr>
+          <w:b/>
+        </w:rPr>
+        <w:t xml:space="preserve">39× fewer people, 2.7× the revenue.</w:t>
+      </w:r>
+      <w:r>
+        <w:t xml:space="preserve"> And 6,413 customers would be 8% of Mentimeter's 80,000 — aggressive for a niche, but not fantasy against a company doing $38M in an adjacent category.</w:t>
+      </w:r>
+    </w:p>
+    <w:p>
+      <w:pPr/>
+      <w:r>
+        <w:t xml:space="preserve">That single line argues the product should point at the business presenter, and that the party use case the landing page leads with is commercially the weakest of the three. It is also the segment currently blocked by the thing §5 prices: </w:t>
+      </w:r>
+      <w:r>
+        <w:rPr>
+          <w:b/>
+        </w:rPr>
+        <w:t xml:space="preserve">37% of a real enterprise deck renders as grey boxes</w:t>
+      </w:r>
+      <w:r>
+        <w:t xml:space="preserve"> until Pro exists.</w:t>
+      </w:r>
+    </w:p>
+    <w:p>
+      <w:pPr/>
+      <w:r>
+        <w:rPr>
+          <w:b/>
+        </w:rPr>
+        <w:t xml:space="preserve">The counterweight, which does not go away.</w:t>
+      </w:r>
+      <w:r>
+        <w:t xml:space="preserve"> Microsoft retired Present Live for low usage — the closest analogue to the core feature, with a billion-seat channel, killed for lack of demand. What that argues is not that the segment is empty but that </w:t>
+      </w:r>
+      <w:r>
+        <w:rPr>
+          <w:i/>
+        </w:rPr>
+        <w:t xml:space="preserve">audience-follows-along</w:t>
+      </w:r>
+      <w:r>
+        <w:t xml:space="preserve"> is the wrong pitch for it. The durable one is different, and Present Live never offered it: </w:t>
+      </w:r>
+      <w:r>
+        <w:rPr>
+          <w:b/>
+        </w:rPr>
+        <w:t xml:space="preserve">your deck never lands on their machine, and everyone in the room sees it on their own screen.</w:t>
       </w:r>
     </w:p>
     <w:p>
@@ -1453,7 +2041,7 @@
               <w:pStyle w:val="TableText"/>
             </w:pPr>
             <w:r>
-              <w:t xml:space="preserve">no — own renderer, with the §4 warning</w:t>
+              <w:t xml:space="preserve">no — own renderer, and the warning when a deck loses something</w:t>
             </w:r>
           </w:p>
         </w:tc>
@@ -5524,6 +6112,70 @@
     </w:p>
     <w:p>
       <w:pPr>
+        <w:pStyle w:val="Heading3"/>
+      </w:pPr>
+      <w:r>
+        <w:rPr>
+          <w:b/>
+          <w:sz w:val="26"/>
+          <w:szCs w:val="26"/>
+          <w:color w:val="3B3357"/>
+        </w:rPr>
+        <w:t xml:space="preserve">These scenarios are the consumer shape</w:t>
+      </w:r>
+    </w:p>
+    <w:p>
+      <w:pPr/>
+      <w:r>
+        <w:t xml:space="preserve">Everything above counts </w:t>
+      </w:r>
+      <w:r>
+        <w:rPr>
+          <w:i/>
+        </w:rPr>
+        <w:t xml:space="preserve">presenters</w:t>
+      </w:r>
+      <w:r>
+        <w:t xml:space="preserve"> and monetises them with advertising, which is the free tier's shape. §2 sizes the business one, and it reaches Year 3's revenue with </w:t>
+      </w:r>
+      <w:r>
+        <w:rPr>
+          <w:b/>
+        </w:rPr>
+        <w:t xml:space="preserve">6,413 customers instead of 250,000 presenters</w:t>
+      </w:r>
+      <w:r>
+        <w:t xml:space="preserve"> — 39× fewer people for 2.7× the money, with none of the egress that comes from 500,000 shows a month.</w:t>
+      </w:r>
+    </w:p>
+    <w:p>
+      <w:pPr/>
+      <w:r>
+        <w:t xml:space="preserve">Both are modelled because they are not exclusive: the free consumer tier is the funnel and the advertising floor, and Pro is where the revenue is. But if only one can be pursued, the arithmetic says the smaller audience.</w:t>
+      </w:r>
+    </w:p>
+    <w:p>
+      <w:pPr/>
+      <w:r>
+        <w:t xml:space="preserve">The reason the plan leads with the consumer model anyway is honesty about readiness: the consumer product </w:t>
+      </w:r>
+      <w:r>
+        <w:rPr>
+          <w:b/>
+        </w:rPr>
+        <w:t xml:space="preserve">exists and works today</w:t>
+      </w:r>
+      <w:r>
+        <w:t xml:space="preserve">, and the business one is gated behind deck fidelity that has not been built.</w:t>
+      </w:r>
+    </w:p>
+    <w:p>
+      <w:r>
+        <w:br w:type="page"/>
+      </w:r>
+    </w:p>
+    <w:p>
+      <w:pPr>
         <w:pStyle w:val="Heading2"/>
       </w:pPr>
       <w:r>
@@ -6228,7 +6880,7 @@
         <w:t xml:space="preserve">Assumed, and least reliable:</w:t>
       </w:r>
       <w:r>
-        <w:t xml:space="preserve"> that a 35-slide conversion takes about 15 seconds in 1 GB — plausible for headless LibreOffice but unmeasured here, and the capacity floor moves with it; 350 KB per slide on the wire — the egress thresholds in §5 move in direct proportion to it, so it is the single number most worth replacing with a real measurement of real photographs; $2.50 blended RPM; 2.5% conversion; 4 screens per show; 40 slides per show; 2 shows per presenter per month; $200/month compute; and every user-count figure in §7 — those are scenarios chosen to show the shape of the model, not forecasts.</w:t>
+        <w:t xml:space="preserve"> that 40% of sales representatives carry a deck into a client meeting — the segment sizing in §2 scales directly with it, and it is a guess rather than a measurement; that a 35-slide conversion takes about 15 seconds in 1 GB — plausible for headless LibreOffice but unmeasured here, and the capacity floor moves with it; 350 KB per slide on the wire — the egress thresholds in §5 move in direct proportion to it, so it is the single number most worth replacing with a real measurement of real photographs; $2.50 blended RPM; 2.5% conversion; 4 screens per show; 40 slides per show; 2 shows per presenter per month; $200/month compute; and every user-count figure in §7 — those are scenarios chosen to show the shape of the model, not forecasts.</w:t>
       </w:r>
     </w:p>
     <w:p>
@@ -6344,6 +6996,33 @@
       </w:pPr>
       <w:r>
         <w:t xml:space="preserve">GitHub pricing</w:t>
+      </w:r>
+    </w:p>
+    <w:p>
+      <w:pPr>
+        <w:pStyle w:val="ListBullet"/>
+        <w:numPr>
+          <w:ilvl w:val="0"/>
+          <w:numId w:val="1"/>
+        </w:numPr>
+      </w:pPr>
+      <w:r>
+        <w:t xml:space="preserve">US Bureau of Labor Statistics — wholesale and manufacturing sales representatives</w:t>
+      </w:r>
+      <w:r>
+        <w:t xml:space="preserve"> (1.3M + 303,200 jobs, 2024)</w:t>
+      </w:r>
+    </w:p>
+    <w:p>
+      <w:pPr>
+        <w:pStyle w:val="ListBullet"/>
+        <w:numPr>
+          <w:ilvl w:val="0"/>
+          <w:numId w:val="1"/>
+        </w:numPr>
+      </w:pPr>
+      <w:r>
+        <w:t xml:space="preserve">US wedding volume, ~2.5M a year</w:t>
       </w:r>
     </w:p>
     <w:p>

--- a/docs/business-plan.docx
+++ b/docs/business-plan.docx
@@ -125,7 +125,7 @@
         <w:t xml:space="preserve">Pro</w:t>
       </w:r>
       <w:r>
-        <w:t xml:space="preserve"> ($15) for exact PowerPoint fidelity and the tools a professional presenter needs, </w:t>
+        <w:t xml:space="preserve"> ($15) for the tools a professional presenter needs, </w:t>
       </w:r>
       <w:r>
         <w:rPr>
@@ -221,7 +221,7 @@
         <w:t xml:space="preserve">6,413 business presenters would out-earn 250,000 consumer ones — 39× fewer people for 2.7× the revenue.</w:t>
       </w:r>
       <w:r>
-        <w:t xml:space="preserve"> The business segment is worth ~$115M/year serviceable in the US alone, and it is the one currently blocked by deck fidelity rather than by demand.</w:t>
+        <w:t xml:space="preserve"> The business segment is worth ~$115M/year serviceable in the US alone, and it is no longer blocked by deck fidelity — the browser renderer now draws 98% of slides across 32 real corporate decks — so what gates it is demand, which has not been tested.</w:t>
       </w:r>
     </w:p>
     <w:p>
@@ -894,10 +894,10 @@
         <w:rPr>
           <w:b/>
         </w:rPr>
-        <w:t xml:space="preserve">37% of a real enterprise deck renders as grey boxes</w:t>
-      </w:r>
-      <w:r>
-        <w:t xml:space="preserve"> until Pro exists.</w:t>
+        <w:t xml:space="preserve">this no longer holds</w:t>
+      </w:r>
+      <w:r>
+        <w:t xml:space="preserve"> — see §4. The browser renderer now draws 98% of slides across 32 real corporate decks, so fidelity is no longer what gates the segment.</w:t>
       </w:r>
     </w:p>
     <w:p>
@@ -1592,22 +1592,44 @@
         </w:numPr>
       </w:pPr>
       <w:r>
-        <w:rPr>
-          <w:b/>
-        </w:rPr>
-        <w:t xml:space="preserve">Exact deck fidelity.</w:t>
-      </w:r>
-      <w:r>
-        <w:t xml:space="preserve"> The deck is converted server-side by LibreOffice, so SmartArt, embedded Visio and Windows metafiles all come through. On the one real enterprise deck tested in this repository that is the difference between </w:t>
-      </w:r>
-      <w:r>
-        <w:rPr>
-          <w:b/>
-        </w:rPr>
-        <w:t xml:space="preserve">13 of 35 slides showing a grey box</w:t>
-      </w:r>
-      <w:r>
-        <w:t xml:space="preserve"> and none.</w:t>
+        <w:t xml:space="preserve">~~</w:t>
+      </w:r>
+      <w:r>
+        <w:rPr>
+          <w:b/>
+        </w:rPr>
+        <w:t xml:space="preserve">Exact deck fidelity</w:t>
+      </w:r>
+      <w:r>
+        <w:t xml:space="preserve"> via server-side conversion.~~ </w:t>
+      </w:r>
+      <w:r>
+        <w:rPr>
+          <w:b/>
+        </w:rPr>
+        <w:t xml:space="preserve">Removed.</w:t>
+      </w:r>
+      <w:r>
+        <w:t xml:space="preserve"> This was Pro's lead feature and the justification for the whole conversion programme. It rested on one deck rendering 13 of 35 slides as grey boxes. Measured across 32 real corporate decks the browser renderer now draws </w:t>
+      </w:r>
+      <w:r>
+        <w:rPr>
+          <w:b/>
+        </w:rPr>
+        <w:t xml:space="preserve">98% of slides</w:t>
+      </w:r>
+      <w:r>
+        <w:t xml:space="preserve">, with SmartArt, embedded Visio and Windows metafiles all coming through — and with nothing uploaded. See </w:t>
+      </w:r>
+      <w:r>
+        <w:rPr>
+          <w:rFonts w:ascii="Consolas" w:hAnsi="Consolas"/>
+          <w:sz w:val="18"/>
+        </w:rPr>
+        <w:t xml:space="preserve">rendering-gap.md</w:t>
+      </w:r>
+      <w:r>
+        <w:t xml:space="preserve">. Fidelity is now a property of the free tier and a competitive advantage over every uploader, not a paywall.</w:t>
       </w:r>
     </w:p>
     <w:p>
@@ -1622,10 +1644,10 @@
         <w:rPr>
           <w:b/>
         </w:rPr>
-        <w:t xml:space="preserve">PDF as an input</w:t>
-      </w:r>
-      <w:r>
-        <w:t xml:space="preserve"> — nearly free once a converter exists, and PDF is what most people already have to hand.</w:t>
+        <w:t xml:space="preserve">PDF as an input.</w:t>
+      </w:r>
+      <w:r>
+        <w:t xml:space="preserve"> Still wanted, and now the strongest remaining argument for a converter, because PDF is what most people have to hand and it needs no fidelity claim to justify it.</w:t>
       </w:r>
     </w:p>
     <w:p>
@@ -1727,7 +1749,16 @@
         <w:t xml:space="preserve">Why the bundle matters:</w:t>
       </w:r>
       <w:r>
-        <w:t xml:space="preserve"> exact rendering alone is not worth $15/month. The combination of fidelity, notes, a reusable library and branding is.</w:t>
+        <w:t xml:space="preserve"> exact rendering alone was never worth $15/month, and it is no longer on the list at all. What is left — notes and presenter view, a saved library, branding, attendance, team seats — is a coherent professional bundle, but </w:t>
+      </w:r>
+      <w:r>
+        <w:rPr>
+          <w:b/>
+        </w:rPr>
+        <w:t xml:space="preserve">it is a weaker bundle than the one that was priced, and $15 should be re-tested against it rather than assumed.</w:t>
+      </w:r>
+      <w:r>
+        <w:t xml:space="preserve"> That is a commercial decision this document cannot make for you.</w:t>
       </w:r>
     </w:p>
     <w:p>
@@ -1736,10 +1767,10 @@
         <w:rPr>
           <w:b/>
         </w:rPr>
-        <w:t xml:space="preserve">Build it by buying it first.</w:t>
-      </w:r>
-      <w:r>
-        <w:t xml:space="preserve"> A conversion API costs roughly a fraction of a cent per deck against </w:t>
+        <w:t xml:space="preserve">And if a converter is built anyway — buy it first.</w:t>
+      </w:r>
+      <w:r>
+        <w:t xml:space="preserve"> It would now be for PDF input rather than fidelity. A conversion API costs roughly a fraction of a cent per deck against </w:t>
       </w:r>
       <w:r>
         <w:rPr>
@@ -1757,7 +1788,13 @@
         <w:t xml:space="preserve">LibreOffice parsing untrusted uploads is a classic remote-code-execution surface.</w:t>
       </w:r>
       <w:r>
-        <w:t xml:space="preserve"> Self-hosting it properly means a sandboxed container with no network, hard memory and time limits and dropped privileges. Move in-house when volume justifies it — or when a procurement team objects to the deck touching a third party, which is a better objection to answer with "our server, deleted after" than with a vendor name.</w:t>
+        <w:t xml:space="preserve"> Self-hosting it properly means a sandboxed container with no network, hard memory and time limits and dropped privileges.</w:t>
+      </w:r>
+    </w:p>
+    <w:p>
+      <w:pPr/>
+      <w:r>
+        <w:t xml:space="preserve">The stronger point is that none of that has to be spent now. Every argument for putting a document converter on a server also puts an asterisk on the promise the rest of the product makes, and the fidelity that justified paying that price turned out to be reachable in the browser.</w:t>
       </w:r>
     </w:p>
     <w:p>
@@ -3807,7 +3844,28 @@
     <w:p>
       <w:pPr/>
       <w:r>
-        <w:t xml:space="preserve">The Pro tier's anchor feature is the only part of the product that needs real compute. The arithmetic is unusual: the work itself is free, and the </w:t>
+        <w:rPr>
+          <w:b/>
+        </w:rPr>
+        <w:t xml:space="preserve">Kept for the decision it now supports, which is not the one it was written for.</w:t>
+      </w:r>
+      <w:r>
+        <w:t xml:space="preserve"> Conversion was Pro's anchor feature; it is not any more, because the browser renderer reaches 98% of slides on real decks. What remains below is what a converter would cost </w:t>
+      </w:r>
+      <w:r>
+        <w:rPr>
+          <w:i/>
+        </w:rPr>
+        <w:t xml:space="preserve">if</w:t>
+      </w:r>
+      <w:r>
+        <w:t xml:space="preserve"> PDF input or some future need justifies one — and the shape of the arithmetic is the reason to be slow about it.</w:t>
+      </w:r>
+    </w:p>
+    <w:p>
+      <w:pPr/>
+      <w:r>
+        <w:t xml:space="preserve">The work itself is free, and the </w:t>
       </w:r>
       <w:r>
         <w:rPr>
@@ -4047,7 +4105,7 @@
         <w:t xml:space="preserve">five subscribers at $15 cover it</w:t>
       </w:r>
       <w:r>
-        <w:t xml:space="preserve">. Conversions themselves never become the expense; idle headroom is.</w:t>
+        <w:t xml:space="preserve">. Conversions themselves never become the expense; idle headroom is — which is a poor thing to be paying for before a feature has a buyer, and there is now no fidelity argument forcing the issue.</w:t>
       </w:r>
     </w:p>
     <w:p>
@@ -6765,7 +6823,7 @@
         <w:t xml:space="preserve">Vinboo Pro</w:t>
       </w:r>
       <w:r>
-        <w:t xml:space="preserve">, if the business segment validates. Buy the conversion rather than building it, and lead with exact fidelity plus a saved deck library.</w:t>
+        <w:t xml:space="preserve">, if the business segment validates. Lead with the saved deck library, notes and branding: exact fidelity is no longer a Pro feature because the free renderer already reaches 98% of slides. Re-test the $15 price against the smaller bundle before committing to it.</w:t>
       </w:r>
     </w:p>
     <w:p>
@@ -6801,7 +6859,7 @@
         <w:t xml:space="preserve">Vinboo Private.</w:t>
       </w:r>
       <w:r>
-        <w:t xml:space="preserve"> The E2EE tier. Highest engineering cost, strongest position, and the only feature here that no competitor can answer quickly. Note that it forecloses Pro's rendering for anyone who takes it.</w:t>
+        <w:t xml:space="preserve"> The E2EE tier. Highest engineering cost, strongest position, and the only feature here that no competitor can answer quickly. The conflict with server-side rendering that used to make this awkward has gone: rendering happens in the browser, so encryption costs the deck nothing.</w:t>
       </w:r>
     </w:p>
     <w:p>

--- a/docs/business-plan.docx
+++ b/docs/business-plan.docx
@@ -116,7 +116,7 @@
         <w:t xml:space="preserve">Plus</w:t>
       </w:r>
       <w:r>
-        <w:t xml:space="preserve"> ($3.99) for a show that survives everyone going offline, </w:t>
+        <w:t xml:space="preserve"> ($3.99) for a show whose code outlives the server restarting, longer life and no ads, </w:t>
       </w:r>
       <w:r>
         <w:rPr>
@@ -1515,10 +1515,19 @@
         <w:rPr>
           <w:b/>
         </w:rPr>
-        <w:t xml:space="preserve">Shows stored on the server</w:t>
-      </w:r>
-      <w:r>
-        <w:t xml:space="preserve"> for their lifetime, so the slideshow survives everyone going offline. Today a handed-off show stops being joinable when the last screen with a copy switches off.</w:t>
+        <w:t xml:space="preserve">The show's code stays alive for its whole life.</w:t>
+      </w:r>
+      <w:r>
+        <w:t xml:space="preserve"> A show survives the server restarting, and the presenter can reconnect from their own device and resume it — same code, same password, no reissuing anything to the room. Today a restart ends every running show outright.</w:t>
+      </w:r>
+    </w:p>
+    <w:p>
+      <w:pPr/>
+      <w:r>
+        <w:rPr>
+          <w:i/>
+        </w:rPr>
+        <w:t xml:space="preserve">This replaces an earlier promise that the show would "survive everyone going offline", which was withdrawn rather than delivered. See below.</w:t>
       </w:r>
     </w:p>
     <w:p>
@@ -1606,6 +1615,75 @@
           <w:i/>
         </w:rPr>
         <w:t xml:space="preserve">(QR-code joining was listed here and has instead shipped free for everyone — it is table stakes, and paywalling table stakes is how a free tier gets a reputation for being crippled.)</w:t>
+      </w:r>
+    </w:p>
+    <w:p>
+      <w:pPr/>
+      <w:r>
+        <w:rPr>
+          <w:b/>
+        </w:rPr>
+        <w:t xml:space="preserve">What was cut, and why.</w:t>
+      </w:r>
+      <w:r>
+        <w:t xml:space="preserve"> The original Plus was built on </w:t>
+      </w:r>
+      <w:r>
+        <w:rPr>
+          <w:i/>
+        </w:rPr>
+        <w:t xml:space="preserve">shows stored on the server, so the slideshow survives everyone going offline</w:t>
+      </w:r>
+      <w:r>
+        <w:t xml:space="preserve">. Delivering that means the server holding the pictures — which is uploading, and "nothing is ever uploaded" is the one claim the whole product rests on and the one thing no competitor can copy without rebuilding. A tier that quietly broke it would have to be disclosed prominently, and the disclosure would weaken the pitch for everyone, including the free users who are not paying for it.</w:t>
+      </w:r>
+    </w:p>
+    <w:p>
+      <w:pPr/>
+      <w:r>
+        <w:t xml:space="preserve">So the promise goes and the capability underneath it stays. Persisting the </w:t>
+      </w:r>
+      <w:r>
+        <w:rPr>
+          <w:i/>
+        </w:rPr>
+        <w:t xml:space="preserve">session record</w:t>
+      </w:r>
+      <w:r>
+        <w:t xml:space="preserve"> — code, mode, owner, expiry, slide count, and no pictures — gives a show an identity that outlives the process. That is a real feature, it is honest, and it is days of work rather than a storage tier.</w:t>
+      </w:r>
+    </w:p>
+    <w:p>
+      <w:pPr/>
+      <w:r>
+        <w:rPr>
+          <w:b/>
+        </w:rPr>
+        <w:t xml:space="preserve">If true offline survival is ever wanted, it belongs to Private, not Plus.</w:t>
+      </w:r>
+      <w:r>
+        <w:t xml:space="preserve"> The only version of server-side storage that does not contradict the claim is the encrypted one: the server can hold ciphertext it cannot read and still say nothing readable was uploaded. That makes "the show survives with nobody online" a natural feature of the encryption add-on rather than a hole in the consumer tier.</w:t>
+      </w:r>
+    </w:p>
+    <w:p>
+      <w:pPr/>
+      <w:r>
+        <w:rPr>
+          <w:b/>
+        </w:rPr>
+        <w:t xml:space="preserve">The honest cost of this.</w:t>
+      </w:r>
+      <w:r>
+        <w:t xml:space="preserve"> Plus is a thinner proposition than it was. Against the </w:t>
+      </w:r>
+      <w:r>
+        <w:rPr>
+          <w:i/>
+        </w:rPr>
+        <w:t xml:space="preserve">free</w:t>
+      </w:r>
+      <w:r>
+        <w:t xml:space="preserve"> tier it now offers no ads, a seven-day life, more standing shows and no photo cap — good, but less than "your show cannot die". Hand-off already answers Pixo's "no need to keep the app open" pitch, and it answers it for free. Whether $3.99 still holds against that is worth re-testing alongside the Pro price.</w:t>
       </w:r>
     </w:p>
     <w:p>
@@ -2358,7 +2436,7 @@
               <w:pStyle w:val="TableText"/>
             </w:pPr>
             <w:r>
-              <w:t xml:space="preserve">Stored shows survive offline</w:t>
+              <w:t xml:space="preserve">Show survives a restart, resumable by its owner</w:t>
             </w:r>
           </w:p>
         </w:tc>
@@ -2384,7 +2462,7 @@
               <w:pStyle w:val="TableText"/>
             </w:pPr>
             <w:r>
-              <w:t xml:space="preserve">yes, as ciphertext</w:t>
+              <w:t xml:space="preserve">yes</w:t>
             </w:r>
           </w:p>
         </w:tc>
@@ -2410,7 +2488,83 @@
               <w:pStyle w:val="TableText"/>
             </w:pPr>
             <w:r>
-              <w:t xml:space="preserve">yes, as ciphertext</w:t>
+              <w:t xml:space="preserve">yes</w:t>
+            </w:r>
+          </w:p>
+        </w:tc>
+      </w:tr>
+      <w:tr>
+        <w:tc>
+          <w:tcPr>
+            <w:tcW w:w="1872" w:type="dxa"/>
+          </w:tcPr>
+          <w:p>
+            <w:pPr>
+              <w:pStyle w:val="TableText"/>
+            </w:pPr>
+            <w:r>
+              <w:t xml:space="preserve">Survives with </w:t>
+            </w:r>
+            <w:r>
+              <w:rPr>
+                <w:i/>
+              </w:rPr>
+              <w:t xml:space="preserve">nobody</w:t>
+            </w:r>
+            <w:r>
+              <w:t xml:space="preserve"> online</w:t>
+            </w:r>
+          </w:p>
+        </w:tc>
+        <w:tc>
+          <w:tcPr>
+            <w:tcW w:w="1872" w:type="dxa"/>
+          </w:tcPr>
+          <w:p>
+            <w:pPr>
+              <w:pStyle w:val="TableText"/>
+            </w:pPr>
+            <w:r>
+              <w:t xml:space="preserve">no</w:t>
+            </w:r>
+          </w:p>
+        </w:tc>
+        <w:tc>
+          <w:tcPr>
+            <w:tcW w:w="1872" w:type="dxa"/>
+          </w:tcPr>
+          <w:p>
+            <w:pPr>
+              <w:pStyle w:val="TableText"/>
+            </w:pPr>
+            <w:r>
+              <w:t xml:space="preserve">possible later, as ciphertext</w:t>
+            </w:r>
+          </w:p>
+        </w:tc>
+        <w:tc>
+          <w:tcPr>
+            <w:tcW w:w="1872" w:type="dxa"/>
+          </w:tcPr>
+          <w:p>
+            <w:pPr>
+              <w:pStyle w:val="TableText"/>
+            </w:pPr>
+            <w:r>
+              <w:t xml:space="preserve">no</w:t>
+            </w:r>
+          </w:p>
+        </w:tc>
+        <w:tc>
+          <w:tcPr>
+            <w:tcW w:w="1872" w:type="dxa"/>
+          </w:tcPr>
+          <w:p>
+            <w:pPr>
+              <w:pStyle w:val="TableText"/>
+            </w:pPr>
+            <w:r>
+              <w:t xml:space="preserve">possible later, as ciphertext</w:t>
             </w:r>
           </w:p>
         </w:tc>
@@ -5742,7 +5896,16 @@
         <w:t xml:space="preserve">10,000 stored shows = 167 GB = $2.50/month</w:t>
       </w:r>
       <w:r>
-        <w:t xml:space="preserve">, egress free</w:t>
+        <w:t xml:space="preserve">, egress free — retained as the costing for a media-storing tier </w:t>
+      </w:r>
+      <w:r>
+        <w:rPr>
+          <w:i/>
+        </w:rPr>
+        <w:t xml:space="preserve">if one is ever built</w:t>
+      </w:r>
+      <w:r>
+        <w:t xml:space="preserve">. No tier stores media today: Plus persists session records only (§4), and the encrypted version of the idea belongs to Private.</w:t>
       </w:r>
     </w:p>
     <w:p>
@@ -7657,7 +7820,7 @@
         <w:t xml:space="preserve">Vinboo Plus.</w:t>
       </w:r>
       <w:r>
-        <w:t xml:space="preserve"> Server-stored shows, longer life, no ads. This is the first real revenue and it answers Pixo directly.</w:t>
+        <w:t xml:space="preserve"> Persisted session records, longer life, more standing shows, no photo cap, no ads. The first real revenue. Note that the persistence underneath it is the same work the architecture review puts first, so this tier and that fix are one job seen from two ends.</w:t>
       </w:r>
     </w:p>
     <w:p>
